--- a/bvar_final_report.docx
+++ b/bvar_final_report.docx
@@ -387,7 +387,7 @@
         <w:rPr>
           <w:color w:val="595959"/>
         </w:rPr>
-        <w:t xml:space="preserve">2) to answer a simple question: how does an unexpected tightening of monetary conditions transmit to CPI inflation and the PLN/EUR exchange rate over the following 36 months? The Bayesian approach is suited because the sample (183 observations) is moderate relative to the 63 free coefficients, all three series exhibit near-unit-root </w:t>
+        <w:t xml:space="preserve">2) to answer a simple question: how does an unexpected tightening of monetary conditions transmit to CPI inflation and the PLN/EUR exchange rate over the following 36 months? The Bayesian approach is suited because the sample (183 observations) is moderate relative to the number of dynamic parameters and covariance terms, all three series exhibit near-unit-root </w:t>
       </w:r>
       <w:proofErr w:type="spellStart"/>
       <w:r>
@@ -4297,7 +4297,7 @@
         <w:rPr>
           <w:color w:val="595959"/>
         </w:rPr>
-        <w:t xml:space="preserve"> = ν₀ + T. Draw Σ ~ </w:t>
+        <w:t xml:space="preserve"> = ν₀ + T + k. Draw Σ ~ </w:t>
       </w:r>
       <w:proofErr w:type="gramStart"/>
       <w:r>

--- a/bvar_final_report.docx
+++ b/bvar_final_report.docx
@@ -1,8 +1,8 @@
 
 <file path=word/document.xml><?xml version="1.0" encoding="utf-8"?>
-<w:document xmlns:wpc="http://schemas.microsoft.com/office/word/2010/wordprocessingCanvas" xmlns:cx="http://schemas.microsoft.com/office/drawing/2014/chartex" xmlns:cx1="http://schemas.microsoft.com/office/drawing/2015/9/8/chartex" xmlns:cx2="http://schemas.microsoft.com/office/drawing/2015/10/21/chartex" xmlns:cx3="http://schemas.microsoft.com/office/drawing/2016/5/9/chartex" xmlns:cx4="http://schemas.microsoft.com/office/drawing/2016/5/10/chartex" xmlns:cx5="http://schemas.microsoft.com/office/drawing/2016/5/11/chartex" xmlns:cx6="http://schemas.microsoft.com/office/drawing/2016/5/12/chartex" xmlns:cx7="http://schemas.microsoft.com/office/drawing/2016/5/13/chartex" xmlns:cx8="http://schemas.microsoft.com/office/drawing/2016/5/14/chartex" xmlns:mc="http://schemas.openxmlformats.org/markup-compatibility/2006" xmlns:aink="http://schemas.microsoft.com/office/drawing/2016/ink" xmlns:am3d="http://schemas.microsoft.com/office/drawing/2017/model3d" xmlns:o="urn:schemas-microsoft-com:office:office" xmlns:oel="http://schemas.microsoft.com/office/2019/extlst" xmlns:r="http://schemas.openxmlformats.org/officeDocument/2006/relationships" xmlns:m="http://schemas.openxmlformats.org/officeDocument/2006/math" xmlns:v="urn:schemas-microsoft-com:vml" xmlns:wp14="http://schemas.microsoft.com/office/word/2010/wordprocessingDrawing" xmlns:wp="http://schemas.openxmlformats.org/drawingml/2006/wordprocessingDrawing" xmlns:w10="urn:schemas-microsoft-com:office:word" xmlns:w="http://schemas.openxmlformats.org/wordprocessingml/2006/main" xmlns:w14="http://schemas.microsoft.com/office/word/2010/wordml" xmlns:w15="http://schemas.microsoft.com/office/word/2012/wordml" xmlns:w16cex="http://schemas.microsoft.com/office/word/2018/wordml/cex" xmlns:w16cid="http://schemas.microsoft.com/office/word/2016/wordml/cid" xmlns:w16="http://schemas.microsoft.com/office/word/2018/wordml" xmlns:w16du="http://schemas.microsoft.com/office/word/2023/wordml/word16du" xmlns:w16sdtdh="http://schemas.microsoft.com/office/word/2020/wordml/sdtdatahash" xmlns:w16sdtfl="http://schemas.microsoft.com/office/word/2024/wordml/sdtformatlock" xmlns:w16se="http://schemas.microsoft.com/office/word/2015/wordml/symex" xmlns:wpg="http://schemas.microsoft.com/office/word/2010/wordprocessingGroup" xmlns:wpi="http://schemas.microsoft.com/office/word/2010/wordprocessingInk" xmlns:wne="http://schemas.microsoft.com/office/word/2006/wordml" xmlns:wps="http://schemas.microsoft.com/office/word/2010/wordprocessingShape" mc:Ignorable="w14 w15 w16se w16cid w16 w16cex w16sdtdh w16sdtfl w16du wp14">
+<w:document xmlns:ns1="http://schemas.openxmlformats.org/markup-compatibility/2006" xmlns:ns2="http://schemas.microsoft.com/office/word/2010/wordml" xmlns:ns3="http://schemas.openxmlformats.org/drawingml/2006/wordprocessingDrawing" xmlns:ns4="http://schemas.microsoft.com/office/word/2010/wordprocessingDrawing" xmlns:ns5="http://schemas.openxmlformats.org/drawingml/2006/main" xmlns:ns6="http://schemas.openxmlformats.org/drawingml/2006/picture" xmlns:ns7="http://schemas.openxmlformats.org/officeDocument/2006/relationships" xmlns:w="http://schemas.openxmlformats.org/wordprocessingml/2006/main" ns1:Ignorable="w14 w15 w16se w16cid w16 w16cex w16sdtdh w16sdtfl w16du wp14">
   <w:body>
-    <w:p>
+    <w:p ns2:paraId="6CC2C6FE" ns2:textId="77777777">
       <w:pPr>
         <w:spacing w:before="900" w:after="160"/>
         <w:jc w:val="center"/>
@@ -18,7 +18,7 @@
         <w:t>Monetary Policy Transmission in Poland:</w:t>
       </w:r>
     </w:p>
-    <w:p>
+    <w:p ns2:paraId="0758E168" ns2:textId="77777777">
       <w:pPr>
         <w:spacing w:after="160"/>
         <w:jc w:val="center"/>
@@ -34,7 +34,7 @@
         <w:t>A Bayesian VAR Analysis with Identification</w:t>
       </w:r>
     </w:p>
-    <w:p>
+    <w:p ns2:paraId="77CC123E" ns2:textId="77777777">
       <w:pPr>
         <w:spacing w:after="160"/>
         <w:jc w:val="center"/>
@@ -50,12 +50,12 @@
         <w:t>and Robustness Analysis, 2010–2025</w:t>
       </w:r>
     </w:p>
-    <w:p>
+    <w:p ns2:paraId="6AE4CEF4" ns2:textId="77777777">
       <w:pPr>
         <w:spacing w:after="80"/>
       </w:pPr>
     </w:p>
-    <w:p>
+    <w:p ns2:paraId="66E45F59" ns2:textId="77777777">
       <w:pPr>
         <w:spacing w:after="120"/>
         <w:jc w:val="center"/>
@@ -69,7 +69,7 @@
         <w:t>Bayesian Time-Series Econometrics — WNE, University of Warsaw</w:t>
       </w:r>
     </w:p>
-    <w:p>
+    <w:p ns2:paraId="622ACB25" ns2:textId="77777777">
       <w:pPr>
         <w:spacing w:after="80"/>
         <w:jc w:val="center"/>
@@ -81,7 +81,7 @@
         <w:t>Instructor: Prof. Andrzej Kocięcki</w:t>
       </w:r>
     </w:p>
-    <w:p>
+    <w:p ns2:paraId="1EC04746" ns2:textId="170F5F7A">
       <w:pPr>
         <w:spacing w:after="80"/>
         <w:jc w:val="center"/>
@@ -99,7 +99,7 @@
         <w:t xml:space="preserve"> 473457</w:t>
       </w:r>
     </w:p>
-    <w:p>
+    <w:p ns2:paraId="517B136F" ns2:textId="77777777">
       <w:pPr>
         <w:spacing w:after="80"/>
         <w:jc w:val="center"/>
@@ -111,7 +111,7 @@
         <w:t>Warsaw, May 2026</w:t>
       </w:r>
     </w:p>
-    <w:p>
+    <w:p ns2:paraId="79A55C57" ns2:textId="77777777">
       <w:pPr>
         <w:pBdr>
           <w:bottom w:val="single" w:sz="6" w:space="1" w:color="2E75B6"/>
@@ -119,17 +119,17 @@
         <w:spacing w:after="120"/>
       </w:pPr>
     </w:p>
-    <w:p>
+    <w:p ns2:paraId="57D47FB2" ns2:textId="77777777">
       <w:pPr>
         <w:spacing w:after="160"/>
       </w:pPr>
     </w:p>
-    <w:p>
+    <w:p ns2:paraId="0E33C6E1" ns2:textId="77777777">
       <w:r>
         <w:br w:type="page"/>
       </w:r>
     </w:p>
-    <w:p>
+    <w:p ns2:paraId="736158D6" ns2:textId="77777777">
       <w:pPr>
         <w:pStyle w:val="Heading1"/>
       </w:pPr>
@@ -138,7 +138,7 @@
         <w:t>Data Sources</w:t>
       </w:r>
     </w:p>
-    <w:p>
+    <w:p ns2:paraId="789A054C" ns2:textId="77777777">
       <w:pPr>
         <w:spacing w:after="100"/>
         <w:jc w:val="both"/>
@@ -172,7 +172,7 @@
         <w:t xml:space="preserve"> / CPI_{t−12} − 1) × 100.</w:t>
       </w:r>
     </w:p>
-    <w:p>
+    <w:p ns2:paraId="47CA22AE" ns2:textId="77777777">
       <w:pPr>
         <w:spacing w:after="100"/>
         <w:jc w:val="both"/>
@@ -192,7 +192,7 @@
         <w:t>OECD Short-Term Interest Rate for Poland (IRSTCI01PLM156N, % per annum). Downloaded from FRED. This series measures monthly interbank/money-market rates and tracks NBP reference rate decisions throughout the sample.</w:t>
       </w:r>
     </w:p>
-    <w:p>
+    <w:p ns2:paraId="30A1409B" ns2:textId="77777777">
       <w:pPr>
         <w:spacing w:after="100"/>
         <w:jc w:val="both"/>
@@ -226,7 +226,7 @@
         <w:t>). Downloaded from ECB Data Portal.</w:t>
       </w:r>
     </w:p>
-    <w:p>
+    <w:p ns2:paraId="35385A84" ns2:textId="77777777">
       <w:pPr>
         <w:spacing w:after="100"/>
         <w:jc w:val="both"/>
@@ -246,17 +246,17 @@
         <w:t>January 2010 – March 2025 (183 monthly observations, no missing values).</w:t>
       </w:r>
     </w:p>
-    <w:p>
+    <w:p ns2:paraId="4DF55C7C" ns2:textId="77777777">
       <w:pPr>
         <w:spacing w:after="80"/>
       </w:pPr>
     </w:p>
-    <w:p>
+    <w:p ns2:paraId="58E9D56A" ns2:textId="77777777">
       <w:r>
         <w:br w:type="page"/>
       </w:r>
     </w:p>
-    <w:p>
+    <w:p ns2:paraId="1DAD3194" ns2:textId="77777777">
       <w:pPr>
         <w:pStyle w:val="Heading1"/>
       </w:pPr>
@@ -265,7 +265,7 @@
         <w:t>Abstract</w:t>
       </w:r>
     </w:p>
-    <w:p>
+    <w:p ns2:paraId="1853CE17" ns2:textId="77777777">
       <w:pPr>
         <w:spacing w:after="100"/>
         <w:jc w:val="both"/>
@@ -319,17 +319,17 @@
         <w:t xml:space="preserve"> Z| &lt; 1.96).</w:t>
       </w:r>
     </w:p>
-    <w:p>
+    <w:p ns2:paraId="6215FB3B" ns2:textId="77777777">
       <w:pPr>
         <w:spacing w:after="80"/>
       </w:pPr>
     </w:p>
-    <w:p>
+    <w:p ns2:paraId="0053ED17" ns2:textId="77777777">
       <w:r>
         <w:br w:type="page"/>
       </w:r>
     </w:p>
-    <w:p>
+    <w:p ns2:paraId="2EBB38FD" ns2:textId="77777777">
       <w:pPr>
         <w:pStyle w:val="Heading1"/>
       </w:pPr>
@@ -338,7 +338,7 @@
         <w:t>1. Introduction</w:t>
       </w:r>
     </w:p>
-    <w:p>
+    <w:p ns2:paraId="5F860D23" ns2:textId="77777777">
       <w:pPr>
         <w:spacing w:after="100"/>
         <w:jc w:val="both"/>
@@ -364,7 +364,7 @@
         <w:t xml:space="preserve"> at 3.75–4.75% (2010–2012); extended easing to 1.75% and near-deflation (2013–2020); emergency COVID cuts to 0.10% followed by the fastest tightening cycle in NBP history, from 0.10% to 6.79% in twelve months (2021–2022); and a disinflation phase as CPI fell from 19.2% in early 2023 back toward 5% by 2025.</w:t>
       </w:r>
     </w:p>
-    <w:p>
+    <w:p ns2:paraId="34B2EE07" ns2:textId="77777777">
       <w:pPr>
         <w:spacing w:after="100"/>
         <w:jc w:val="both"/>
@@ -387,7 +387,7 @@
         <w:rPr>
           <w:color w:val="595959"/>
         </w:rPr>
-        <w:t xml:space="preserve">2) to answer a simple question: how does an unexpected tightening of monetary conditions transmit to CPI inflation and the PLN/EUR exchange rate over the following 36 months? The Bayesian approach is suited because the sample (183 observations) is moderate relative to the 63 free coefficients, all three series exhibit near-unit-root </w:t>
+        <w:t xml:space="preserve">2) to answer a simple question: how does an unexpected tightening of monetary conditions transmit to CPI inflation and the PLN/EUR exchange rate over the following 36 months? The Bayesian approach is suited because the sample (183 observations) is moderate relative to the number of dynamic parameters and covariance terms, all three series exhibit near-unit-root </w:t>
       </w:r>
       <w:proofErr w:type="spellStart"/>
       <w:r>
@@ -404,7 +404,7 @@
         <w:t>, and the extreme 2021–2023 episode creates high-leverage observations.</w:t>
       </w:r>
     </w:p>
-    <w:p>
+    <w:p ns2:paraId="4F62551D" ns2:textId="77777777">
       <w:pPr>
         <w:spacing w:after="100"/>
         <w:jc w:val="both"/>
@@ -438,12 +438,12 @@
         <w:t xml:space="preserve"> the covariance structure. The resulting NIW posterior is analytically tractable, enabling exact Gibbs sampling without Metropolis steps. All sampling code is written from scratch.</w:t>
       </w:r>
     </w:p>
-    <w:p>
+    <w:p ns2:paraId="0A6819D2" ns2:textId="77777777">
       <w:r>
         <w:br w:type="page"/>
       </w:r>
     </w:p>
-    <w:p>
+    <w:p ns2:paraId="56B3506C" ns2:textId="77777777">
       <w:pPr>
         <w:pStyle w:val="Heading1"/>
       </w:pPr>
@@ -452,7 +452,7 @@
         <w:t>2. Data</w:t>
       </w:r>
     </w:p>
-    <w:p>
+    <w:p ns2:paraId="382135D9" ns2:textId="77777777">
       <w:pPr>
         <w:pStyle w:val="Heading2"/>
         <w:spacing w:before="340" w:after="120"/>
@@ -487,7 +487,7 @@
         <w:gridCol w:w="1170"/>
         <w:gridCol w:w="1010"/>
       </w:tblGrid>
-      <w:tr>
+      <w:tr ns2:paraId="005D86A6" ns2:textId="77777777">
         <w:tblPrEx>
           <w:tblCellMar>
             <w:top w:w="0" w:type="dxa"/>
@@ -512,7 +512,7 @@
             </w:tcMar>
             <w:vAlign w:val="center"/>
           </w:tcPr>
-          <w:p>
+          <w:p ns2:paraId="6D1B8DE9" ns2:textId="77777777">
             <w:r>
               <w:rPr>
                 <w:b/>
@@ -543,7 +543,7 @@
             </w:tcMar>
             <w:vAlign w:val="center"/>
           </w:tcPr>
-          <w:p>
+          <w:p ns2:paraId="552019CE" ns2:textId="77777777">
             <w:r>
               <w:rPr>
                 <w:b/>
@@ -574,7 +574,7 @@
             </w:tcMar>
             <w:vAlign w:val="center"/>
           </w:tcPr>
-          <w:p>
+          <w:p ns2:paraId="4B8ADEE8" ns2:textId="77777777">
             <w:r>
               <w:rPr>
                 <w:b/>
@@ -605,7 +605,7 @@
             </w:tcMar>
             <w:vAlign w:val="center"/>
           </w:tcPr>
-          <w:p>
+          <w:p ns2:paraId="299659C7" ns2:textId="77777777">
             <w:r>
               <w:rPr>
                 <w:b/>
@@ -636,7 +636,7 @@
             </w:tcMar>
             <w:vAlign w:val="center"/>
           </w:tcPr>
-          <w:p>
+          <w:p ns2:paraId="07FEE590" ns2:textId="77777777">
             <w:r>
               <w:rPr>
                 <w:b/>
@@ -667,7 +667,7 @@
             </w:tcMar>
             <w:vAlign w:val="center"/>
           </w:tcPr>
-          <w:p>
+          <w:p ns2:paraId="58B9769D" ns2:textId="77777777">
             <w:r>
               <w:rPr>
                 <w:b/>
@@ -698,7 +698,7 @@
             </w:tcMar>
             <w:vAlign w:val="center"/>
           </w:tcPr>
-          <w:p>
+          <w:p ns2:paraId="5E0852CE" ns2:textId="77777777">
             <w:r>
               <w:rPr>
                 <w:b/>
@@ -712,7 +712,7 @@
           </w:p>
         </w:tc>
       </w:tr>
-      <w:tr>
+      <w:tr ns2:paraId="482EAC8C" ns2:textId="77777777">
         <w:tblPrEx>
           <w:tblCellMar>
             <w:top w:w="0" w:type="dxa"/>
@@ -737,7 +737,7 @@
             </w:tcMar>
             <w:vAlign w:val="center"/>
           </w:tcPr>
-          <w:p>
+          <w:p ns2:paraId="1F0351AB" ns2:textId="77777777">
             <w:r>
               <w:rPr>
                 <w:color w:val="595959"/>
@@ -765,7 +765,7 @@
             </w:tcMar>
             <w:vAlign w:val="center"/>
           </w:tcPr>
-          <w:p>
+          <w:p ns2:paraId="5D60CBE9" ns2:textId="77777777">
             <w:pPr>
               <w:jc w:val="right"/>
             </w:pPr>
@@ -796,7 +796,7 @@
             </w:tcMar>
             <w:vAlign w:val="center"/>
           </w:tcPr>
-          <w:p>
+          <w:p ns2:paraId="657B9A1C" ns2:textId="77777777">
             <w:pPr>
               <w:jc w:val="right"/>
             </w:pPr>
@@ -827,7 +827,7 @@
             </w:tcMar>
             <w:vAlign w:val="center"/>
           </w:tcPr>
-          <w:p>
+          <w:p ns2:paraId="51D416A9" ns2:textId="77777777">
             <w:pPr>
               <w:jc w:val="right"/>
             </w:pPr>
@@ -858,7 +858,7 @@
             </w:tcMar>
             <w:vAlign w:val="center"/>
           </w:tcPr>
-          <w:p>
+          <w:p ns2:paraId="50764036" ns2:textId="77777777">
             <w:pPr>
               <w:jc w:val="right"/>
             </w:pPr>
@@ -889,7 +889,7 @@
             </w:tcMar>
             <w:vAlign w:val="center"/>
           </w:tcPr>
-          <w:p>
+          <w:p ns2:paraId="638A4A41" ns2:textId="77777777">
             <w:pPr>
               <w:jc w:val="right"/>
             </w:pPr>
@@ -920,7 +920,7 @@
             </w:tcMar>
             <w:vAlign w:val="center"/>
           </w:tcPr>
-          <w:p>
+          <w:p ns2:paraId="4B4F9C5E" ns2:textId="77777777">
             <w:pPr>
               <w:jc w:val="right"/>
             </w:pPr>
@@ -935,7 +935,7 @@
           </w:p>
         </w:tc>
       </w:tr>
-      <w:tr>
+      <w:tr ns2:paraId="170CDF82" ns2:textId="77777777">
         <w:tblPrEx>
           <w:tblCellMar>
             <w:top w:w="0" w:type="dxa"/>
@@ -960,7 +960,7 @@
             </w:tcMar>
             <w:vAlign w:val="center"/>
           </w:tcPr>
-          <w:p>
+          <w:p ns2:paraId="419E4E00" ns2:textId="77777777">
             <w:r>
               <w:rPr>
                 <w:color w:val="595959"/>
@@ -988,7 +988,7 @@
             </w:tcMar>
             <w:vAlign w:val="center"/>
           </w:tcPr>
-          <w:p>
+          <w:p ns2:paraId="7123395A" ns2:textId="77777777">
             <w:pPr>
               <w:jc w:val="right"/>
             </w:pPr>
@@ -1019,7 +1019,7 @@
             </w:tcMar>
             <w:vAlign w:val="center"/>
           </w:tcPr>
-          <w:p>
+          <w:p ns2:paraId="6F5C2C5A" ns2:textId="77777777">
             <w:pPr>
               <w:jc w:val="right"/>
             </w:pPr>
@@ -1050,7 +1050,7 @@
             </w:tcMar>
             <w:vAlign w:val="center"/>
           </w:tcPr>
-          <w:p>
+          <w:p ns2:paraId="3E1E5FDF" ns2:textId="77777777">
             <w:pPr>
               <w:jc w:val="right"/>
             </w:pPr>
@@ -1081,7 +1081,7 @@
             </w:tcMar>
             <w:vAlign w:val="center"/>
           </w:tcPr>
-          <w:p>
+          <w:p ns2:paraId="2E50CC7F" ns2:textId="77777777">
             <w:pPr>
               <w:jc w:val="right"/>
             </w:pPr>
@@ -1112,7 +1112,7 @@
             </w:tcMar>
             <w:vAlign w:val="center"/>
           </w:tcPr>
-          <w:p>
+          <w:p ns2:paraId="6CC1FFD9" ns2:textId="77777777">
             <w:pPr>
               <w:jc w:val="right"/>
             </w:pPr>
@@ -1143,7 +1143,7 @@
             </w:tcMar>
             <w:vAlign w:val="center"/>
           </w:tcPr>
-          <w:p>
+          <w:p ns2:paraId="69810E42" ns2:textId="77777777">
             <w:pPr>
               <w:jc w:val="right"/>
             </w:pPr>
@@ -1158,7 +1158,7 @@
           </w:p>
         </w:tc>
       </w:tr>
-      <w:tr>
+      <w:tr ns2:paraId="0B195B55" ns2:textId="77777777">
         <w:tblPrEx>
           <w:tblCellMar>
             <w:top w:w="0" w:type="dxa"/>
@@ -1183,7 +1183,7 @@
             </w:tcMar>
             <w:vAlign w:val="center"/>
           </w:tcPr>
-          <w:p>
+          <w:p ns2:paraId="63E7366C" ns2:textId="77777777">
             <w:r>
               <w:rPr>
                 <w:color w:val="595959"/>
@@ -1211,7 +1211,7 @@
             </w:tcMar>
             <w:vAlign w:val="center"/>
           </w:tcPr>
-          <w:p>
+          <w:p ns2:paraId="381FAFEA" ns2:textId="77777777">
             <w:pPr>
               <w:jc w:val="right"/>
             </w:pPr>
@@ -1242,7 +1242,7 @@
             </w:tcMar>
             <w:vAlign w:val="center"/>
           </w:tcPr>
-          <w:p>
+          <w:p ns2:paraId="32AC8651" ns2:textId="77777777">
             <w:pPr>
               <w:jc w:val="right"/>
             </w:pPr>
@@ -1273,7 +1273,7 @@
             </w:tcMar>
             <w:vAlign w:val="center"/>
           </w:tcPr>
-          <w:p>
+          <w:p ns2:paraId="1FA990E4" ns2:textId="77777777">
             <w:pPr>
               <w:jc w:val="right"/>
             </w:pPr>
@@ -1304,7 +1304,7 @@
             </w:tcMar>
             <w:vAlign w:val="center"/>
           </w:tcPr>
-          <w:p>
+          <w:p ns2:paraId="47284EE6" ns2:textId="77777777">
             <w:pPr>
               <w:jc w:val="right"/>
             </w:pPr>
@@ -1335,7 +1335,7 @@
             </w:tcMar>
             <w:vAlign w:val="center"/>
           </w:tcPr>
-          <w:p>
+          <w:p ns2:paraId="70679FC0" ns2:textId="77777777">
             <w:pPr>
               <w:jc w:val="right"/>
             </w:pPr>
@@ -1366,7 +1366,7 @@
             </w:tcMar>
             <w:vAlign w:val="center"/>
           </w:tcPr>
-          <w:p>
+          <w:p ns2:paraId="52686C8E" ns2:textId="77777777">
             <w:pPr>
               <w:jc w:val="right"/>
             </w:pPr>
@@ -1382,7 +1382,7 @@
         </w:tc>
       </w:tr>
     </w:tbl>
-    <w:p>
+    <w:p ns2:paraId="66D173E3" ns2:textId="77777777">
       <w:pPr>
         <w:spacing w:after="180"/>
         <w:jc w:val="center"/>
@@ -1394,7 +1394,7 @@
         <w:t>Table 1: Descriptive statistics (N=183). From actual console output.</w:t>
       </w:r>
     </w:p>
-    <w:p>
+    <w:p ns2:paraId="0C57CB85" ns2:textId="77777777">
       <w:pPr>
         <w:spacing w:before="140" w:after="60"/>
         <w:jc w:val="center"/>
@@ -1404,46 +1404,46 @@
           <w:noProof/>
         </w:rPr>
         <w:drawing>
-          <wp:inline distT="0" distB="0" distL="0" distR="0" wp14:anchorId="1EDB3C71" wp14:editId="5BAA721F">
-            <wp:extent cx="5943600" cy="3200400"/>
-            <wp:effectExtent l="0" t="0" r="0" b="0"/>
-            <wp:docPr id="1" name="Picture 1"/>
-            <wp:cNvGraphicFramePr>
-              <a:graphicFrameLocks xmlns:a="http://schemas.openxmlformats.org/drawingml/2006/main" noChangeAspect="1"/>
-            </wp:cNvGraphicFramePr>
-            <a:graphic xmlns:a="http://schemas.openxmlformats.org/drawingml/2006/main">
-              <a:graphicData uri="http://schemas.openxmlformats.org/drawingml/2006/picture">
-                <pic:pic xmlns:pic="http://schemas.openxmlformats.org/drawingml/2006/picture">
-                  <pic:nvPicPr>
-                    <pic:cNvPr id="0" name=""/>
-                    <pic:cNvPicPr>
-                      <a:picLocks noChangeAspect="1" noChangeArrowheads="1"/>
-                    </pic:cNvPicPr>
-                  </pic:nvPicPr>
-                  <pic:blipFill>
-                    <a:blip r:embed="rId7"/>
-                    <a:srcRect/>
-                    <a:stretch>
-                      <a:fillRect/>
-                    </a:stretch>
-                  </pic:blipFill>
-                  <pic:spPr bwMode="auto">
-                    <a:xfrm>
-                      <a:off x="0" y="0"/>
-                      <a:ext cx="5943600" cy="3200400"/>
-                    </a:xfrm>
-                    <a:prstGeom prst="rect">
-                      <a:avLst/>
-                    </a:prstGeom>
-                  </pic:spPr>
-                </pic:pic>
-              </a:graphicData>
-            </a:graphic>
-          </wp:inline>
+          <ns3:inline distT="0" distB="0" distL="0" distR="0" ns4:anchorId="1EDB3C71" ns4:editId="5BAA721F">
+            <ns3:extent cx="5943600" cy="3200400"/>
+            <ns3:effectExtent l="0" t="0" r="0" b="0"/>
+            <ns3:docPr id="1" name="Picture 1"/>
+            <ns3:cNvGraphicFramePr>
+              <ns5:graphicFrameLocks noChangeAspect="1"/>
+            </ns3:cNvGraphicFramePr>
+            <ns5:graphic>
+              <ns5:graphicData uri="http://schemas.openxmlformats.org/drawingml/2006/picture">
+                <ns6:pic>
+                  <ns6:nvPicPr>
+                    <ns6:cNvPr id="0" name=""/>
+                    <ns6:cNvPicPr>
+                      <ns5:picLocks noChangeAspect="1" noChangeArrowheads="1"/>
+                    </ns6:cNvPicPr>
+                  </ns6:nvPicPr>
+                  <ns6:blipFill>
+                    <ns5:blip ns7:embed="rId7"/>
+                    <ns5:srcRect/>
+                    <ns5:stretch>
+                      <ns5:fillRect/>
+                    </ns5:stretch>
+                  </ns6:blipFill>
+                  <ns6:spPr bwMode="auto">
+                    <ns5:xfrm>
+                      <ns5:off x="0" y="0"/>
+                      <ns5:ext cx="5943600" cy="3200400"/>
+                    </ns5:xfrm>
+                    <ns5:prstGeom prst="rect">
+                      <ns5:avLst/>
+                    </ns5:prstGeom>
+                  </ns6:spPr>
+                </ns6:pic>
+              </ns5:graphicData>
+            </ns5:graphic>
+          </ns3:inline>
         </w:drawing>
       </w:r>
     </w:p>
-    <w:p>
+    <w:p ns2:paraId="1F27710E" ns2:textId="77777777">
       <w:pPr>
         <w:spacing w:after="160"/>
         <w:jc w:val="center"/>
@@ -1469,7 +1469,7 @@
         <w:t>).</w:t>
       </w:r>
     </w:p>
-    <w:p>
+    <w:p ns2:paraId="4728E15B" ns2:textId="77777777">
       <w:pPr>
         <w:pStyle w:val="Heading2"/>
         <w:spacing w:before="340" w:after="120"/>
@@ -1502,7 +1502,7 @@
         <w:gridCol w:w="1200"/>
         <w:gridCol w:w="2360"/>
       </w:tblGrid>
-      <w:tr>
+      <w:tr ns2:paraId="17D35760" ns2:textId="77777777">
         <w:tblPrEx>
           <w:tblCellMar>
             <w:top w:w="0" w:type="dxa"/>
@@ -1527,7 +1527,7 @@
             </w:tcMar>
             <w:vAlign w:val="center"/>
           </w:tcPr>
-          <w:p>
+          <w:p ns2:paraId="065A2D8A" ns2:textId="77777777">
             <w:r>
               <w:rPr>
                 <w:b/>
@@ -1558,7 +1558,7 @@
             </w:tcMar>
             <w:vAlign w:val="center"/>
           </w:tcPr>
-          <w:p>
+          <w:p ns2:paraId="4C91B391" ns2:textId="77777777">
             <w:r>
               <w:rPr>
                 <w:b/>
@@ -1589,7 +1589,7 @@
             </w:tcMar>
             <w:vAlign w:val="center"/>
           </w:tcPr>
-          <w:p>
+          <w:p ns2:paraId="0CA29081" ns2:textId="77777777">
             <w:r>
               <w:rPr>
                 <w:b/>
@@ -1620,7 +1620,7 @@
             </w:tcMar>
             <w:vAlign w:val="center"/>
           </w:tcPr>
-          <w:p>
+          <w:p ns2:paraId="538E5BA3" ns2:textId="77777777">
             <w:r>
               <w:rPr>
                 <w:b/>
@@ -1651,7 +1651,7 @@
             </w:tcMar>
             <w:vAlign w:val="center"/>
           </w:tcPr>
-          <w:p>
+          <w:p ns2:paraId="175E4D97" ns2:textId="77777777">
             <w:r>
               <w:rPr>
                 <w:b/>
@@ -1665,7 +1665,7 @@
           </w:p>
         </w:tc>
       </w:tr>
-      <w:tr>
+      <w:tr ns2:paraId="04503A3F" ns2:textId="77777777">
         <w:tblPrEx>
           <w:tblCellMar>
             <w:top w:w="0" w:type="dxa"/>
@@ -1690,7 +1690,7 @@
             </w:tcMar>
             <w:vAlign w:val="center"/>
           </w:tcPr>
-          <w:p>
+          <w:p ns2:paraId="21CBB639" ns2:textId="77777777">
             <w:r>
               <w:rPr>
                 <w:color w:val="595959"/>
@@ -1718,7 +1718,7 @@
             </w:tcMar>
             <w:vAlign w:val="center"/>
           </w:tcPr>
-          <w:p>
+          <w:p ns2:paraId="1F1A72F7" ns2:textId="77777777">
             <w:pPr>
               <w:jc w:val="right"/>
             </w:pPr>
@@ -1767,7 +1767,7 @@
             </w:tcMar>
             <w:vAlign w:val="center"/>
           </w:tcPr>
-          <w:p>
+          <w:p ns2:paraId="54B9216E" ns2:textId="77777777">
             <w:pPr>
               <w:jc w:val="right"/>
             </w:pPr>
@@ -1798,7 +1798,7 @@
             </w:tcMar>
             <w:vAlign w:val="center"/>
           </w:tcPr>
-          <w:p>
+          <w:p ns2:paraId="5D445F89" ns2:textId="77777777">
             <w:pPr>
               <w:jc w:val="right"/>
             </w:pPr>
@@ -1829,7 +1829,7 @@
             </w:tcMar>
             <w:vAlign w:val="center"/>
           </w:tcPr>
-          <w:p>
+          <w:p ns2:paraId="2311FE29" ns2:textId="77777777">
             <w:pPr>
               <w:jc w:val="right"/>
             </w:pPr>
@@ -1844,7 +1844,7 @@
           </w:p>
         </w:tc>
       </w:tr>
-      <w:tr>
+      <w:tr ns2:paraId="05D568FC" ns2:textId="77777777">
         <w:tblPrEx>
           <w:tblCellMar>
             <w:top w:w="0" w:type="dxa"/>
@@ -1869,7 +1869,7 @@
             </w:tcMar>
             <w:vAlign w:val="center"/>
           </w:tcPr>
-          <w:p/>
+          <w:p ns2:paraId="14D74414" ns2:textId="77777777"/>
         </w:tc>
         <w:tc>
           <w:tcPr>
@@ -1888,7 +1888,7 @@
             </w:tcMar>
             <w:vAlign w:val="center"/>
           </w:tcPr>
-          <w:p>
+          <w:p ns2:paraId="215B67CB" ns2:textId="77777777">
             <w:pPr>
               <w:jc w:val="right"/>
             </w:pPr>
@@ -1919,7 +1919,7 @@
             </w:tcMar>
             <w:vAlign w:val="center"/>
           </w:tcPr>
-          <w:p>
+          <w:p ns2:paraId="4AA996E2" ns2:textId="77777777">
             <w:pPr>
               <w:jc w:val="right"/>
             </w:pPr>
@@ -1950,7 +1950,7 @@
             </w:tcMar>
             <w:vAlign w:val="center"/>
           </w:tcPr>
-          <w:p>
+          <w:p ns2:paraId="670E4885" ns2:textId="77777777">
             <w:pPr>
               <w:jc w:val="right"/>
             </w:pPr>
@@ -1981,7 +1981,7 @@
             </w:tcMar>
             <w:vAlign w:val="center"/>
           </w:tcPr>
-          <w:p>
+          <w:p ns2:paraId="2A011027" ns2:textId="77777777">
             <w:pPr>
               <w:jc w:val="right"/>
             </w:pPr>
@@ -1996,7 +1996,7 @@
           </w:p>
         </w:tc>
       </w:tr>
-      <w:tr>
+      <w:tr ns2:paraId="4545A6DA" ns2:textId="77777777">
         <w:tblPrEx>
           <w:tblCellMar>
             <w:top w:w="0" w:type="dxa"/>
@@ -2021,7 +2021,7 @@
             </w:tcMar>
             <w:vAlign w:val="center"/>
           </w:tcPr>
-          <w:p>
+          <w:p ns2:paraId="67294397" ns2:textId="77777777">
             <w:r>
               <w:rPr>
                 <w:color w:val="595959"/>
@@ -2049,7 +2049,7 @@
             </w:tcMar>
             <w:vAlign w:val="center"/>
           </w:tcPr>
-          <w:p>
+          <w:p ns2:paraId="3512F2F7" ns2:textId="77777777">
             <w:pPr>
               <w:jc w:val="right"/>
             </w:pPr>
@@ -2098,7 +2098,7 @@
             </w:tcMar>
             <w:vAlign w:val="center"/>
           </w:tcPr>
-          <w:p>
+          <w:p ns2:paraId="32FFB1EB" ns2:textId="77777777">
             <w:pPr>
               <w:jc w:val="right"/>
             </w:pPr>
@@ -2129,7 +2129,7 @@
             </w:tcMar>
             <w:vAlign w:val="center"/>
           </w:tcPr>
-          <w:p>
+          <w:p ns2:paraId="16594317" ns2:textId="77777777">
             <w:pPr>
               <w:jc w:val="right"/>
             </w:pPr>
@@ -2160,7 +2160,7 @@
             </w:tcMar>
             <w:vAlign w:val="center"/>
           </w:tcPr>
-          <w:p>
+          <w:p ns2:paraId="796F7E1A" ns2:textId="77777777">
             <w:pPr>
               <w:jc w:val="right"/>
             </w:pPr>
@@ -2175,7 +2175,7 @@
           </w:p>
         </w:tc>
       </w:tr>
-      <w:tr>
+      <w:tr ns2:paraId="038BE47B" ns2:textId="77777777">
         <w:tblPrEx>
           <w:tblCellMar>
             <w:top w:w="0" w:type="dxa"/>
@@ -2200,7 +2200,7 @@
             </w:tcMar>
             <w:vAlign w:val="center"/>
           </w:tcPr>
-          <w:p/>
+          <w:p ns2:paraId="1C1ED955" ns2:textId="77777777"/>
         </w:tc>
         <w:tc>
           <w:tcPr>
@@ -2219,7 +2219,7 @@
             </w:tcMar>
             <w:vAlign w:val="center"/>
           </w:tcPr>
-          <w:p>
+          <w:p ns2:paraId="66844713" ns2:textId="77777777">
             <w:pPr>
               <w:jc w:val="right"/>
             </w:pPr>
@@ -2250,7 +2250,7 @@
             </w:tcMar>
             <w:vAlign w:val="center"/>
           </w:tcPr>
-          <w:p>
+          <w:p ns2:paraId="7BA7A2C1" ns2:textId="77777777">
             <w:pPr>
               <w:jc w:val="right"/>
             </w:pPr>
@@ -2281,7 +2281,7 @@
             </w:tcMar>
             <w:vAlign w:val="center"/>
           </w:tcPr>
-          <w:p>
+          <w:p ns2:paraId="691BB3CE" ns2:textId="77777777">
             <w:pPr>
               <w:jc w:val="right"/>
             </w:pPr>
@@ -2312,7 +2312,7 @@
             </w:tcMar>
             <w:vAlign w:val="center"/>
           </w:tcPr>
-          <w:p>
+          <w:p ns2:paraId="66CDE30A" ns2:textId="77777777">
             <w:pPr>
               <w:jc w:val="right"/>
             </w:pPr>
@@ -2327,7 +2327,7 @@
           </w:p>
         </w:tc>
       </w:tr>
-      <w:tr>
+      <w:tr ns2:paraId="375E1D4E" ns2:textId="77777777">
         <w:tblPrEx>
           <w:tblCellMar>
             <w:top w:w="0" w:type="dxa"/>
@@ -2352,7 +2352,7 @@
             </w:tcMar>
             <w:vAlign w:val="center"/>
           </w:tcPr>
-          <w:p>
+          <w:p ns2:paraId="28C9011A" ns2:textId="77777777">
             <w:r>
               <w:rPr>
                 <w:color w:val="595959"/>
@@ -2380,7 +2380,7 @@
             </w:tcMar>
             <w:vAlign w:val="center"/>
           </w:tcPr>
-          <w:p>
+          <w:p ns2:paraId="423C01AF" ns2:textId="77777777">
             <w:pPr>
               <w:jc w:val="right"/>
             </w:pPr>
@@ -2429,7 +2429,7 @@
             </w:tcMar>
             <w:vAlign w:val="center"/>
           </w:tcPr>
-          <w:p>
+          <w:p ns2:paraId="13197C1B" ns2:textId="77777777">
             <w:pPr>
               <w:jc w:val="right"/>
             </w:pPr>
@@ -2460,7 +2460,7 @@
             </w:tcMar>
             <w:vAlign w:val="center"/>
           </w:tcPr>
-          <w:p>
+          <w:p ns2:paraId="53BAD001" ns2:textId="77777777">
             <w:pPr>
               <w:jc w:val="right"/>
             </w:pPr>
@@ -2491,7 +2491,7 @@
             </w:tcMar>
             <w:vAlign w:val="center"/>
           </w:tcPr>
-          <w:p>
+          <w:p ns2:paraId="40CA990B" ns2:textId="77777777">
             <w:pPr>
               <w:jc w:val="right"/>
             </w:pPr>
@@ -2506,7 +2506,7 @@
           </w:p>
         </w:tc>
       </w:tr>
-      <w:tr>
+      <w:tr ns2:paraId="3447C299" ns2:textId="77777777">
         <w:tblPrEx>
           <w:tblCellMar>
             <w:top w:w="0" w:type="dxa"/>
@@ -2531,7 +2531,7 @@
             </w:tcMar>
             <w:vAlign w:val="center"/>
           </w:tcPr>
-          <w:p/>
+          <w:p ns2:paraId="3096F8CD" ns2:textId="77777777"/>
         </w:tc>
         <w:tc>
           <w:tcPr>
@@ -2550,7 +2550,7 @@
             </w:tcMar>
             <w:vAlign w:val="center"/>
           </w:tcPr>
-          <w:p>
+          <w:p ns2:paraId="2AD3A48B" ns2:textId="77777777">
             <w:pPr>
               <w:jc w:val="right"/>
             </w:pPr>
@@ -2581,7 +2581,7 @@
             </w:tcMar>
             <w:vAlign w:val="center"/>
           </w:tcPr>
-          <w:p>
+          <w:p ns2:paraId="145C3AB2" ns2:textId="77777777">
             <w:pPr>
               <w:jc w:val="right"/>
             </w:pPr>
@@ -2612,7 +2612,7 @@
             </w:tcMar>
             <w:vAlign w:val="center"/>
           </w:tcPr>
-          <w:p>
+          <w:p ns2:paraId="31447C1B" ns2:textId="77777777">
             <w:pPr>
               <w:jc w:val="right"/>
             </w:pPr>
@@ -2643,7 +2643,7 @@
             </w:tcMar>
             <w:vAlign w:val="center"/>
           </w:tcPr>
-          <w:p>
+          <w:p ns2:paraId="2B59EF8D" ns2:textId="77777777">
             <w:pPr>
               <w:jc w:val="right"/>
             </w:pPr>
@@ -2659,7 +2659,7 @@
         </w:tc>
       </w:tr>
     </w:tbl>
-    <w:p>
+    <w:p ns2:paraId="40014146" ns2:textId="77777777">
       <w:pPr>
         <w:spacing w:after="180"/>
         <w:jc w:val="center"/>
@@ -2671,7 +2671,7 @@
         <w:t>Table 2: ADF tests (AIC lag selection, max 12). From actual output.</w:t>
       </w:r>
     </w:p>
-    <w:p>
+    <w:p ns2:paraId="0B31DE2B" ns2:textId="77777777">
       <w:pPr>
         <w:spacing w:after="100"/>
         <w:jc w:val="both"/>
@@ -2712,7 +2712,7 @@
         <w:t xml:space="preserve"> levels following Sims, Stock and Watson (1990), with a first-difference robustness check in Section 5.3.</w:t>
       </w:r>
     </w:p>
-    <w:p>
+    <w:p ns2:paraId="1324D2E4" ns2:textId="77777777">
       <w:pPr>
         <w:pStyle w:val="Heading2"/>
         <w:spacing w:before="340" w:after="120"/>
@@ -2746,7 +2746,7 @@
         <w:gridCol w:w="1680"/>
         <w:gridCol w:w="1860"/>
       </w:tblGrid>
-      <w:tr>
+      <w:tr ns2:paraId="527FCD75" ns2:textId="77777777">
         <w:tblPrEx>
           <w:tblCellMar>
             <w:top w:w="0" w:type="dxa"/>
@@ -2771,7 +2771,7 @@
             </w:tcMar>
             <w:vAlign w:val="center"/>
           </w:tcPr>
-          <w:p>
+          <w:p ns2:paraId="06BB424F" ns2:textId="77777777">
             <w:r>
               <w:rPr>
                 <w:b/>
@@ -2802,7 +2802,7 @@
             </w:tcMar>
             <w:vAlign w:val="center"/>
           </w:tcPr>
-          <w:p>
+          <w:p ns2:paraId="58EB7D21" ns2:textId="77777777">
             <w:r>
               <w:rPr>
                 <w:b/>
@@ -2833,7 +2833,7 @@
             </w:tcMar>
             <w:vAlign w:val="center"/>
           </w:tcPr>
-          <w:p>
+          <w:p ns2:paraId="5D2C502D" ns2:textId="77777777">
             <w:r>
               <w:rPr>
                 <w:b/>
@@ -2864,7 +2864,7 @@
             </w:tcMar>
             <w:vAlign w:val="center"/>
           </w:tcPr>
-          <w:p>
+          <w:p ns2:paraId="080CAB7D" ns2:textId="77777777">
             <w:r>
               <w:rPr>
                 <w:b/>
@@ -2895,7 +2895,7 @@
             </w:tcMar>
             <w:vAlign w:val="center"/>
           </w:tcPr>
-          <w:p>
+          <w:p ns2:paraId="691B856B" ns2:textId="77777777">
             <w:r>
               <w:rPr>
                 <w:b/>
@@ -2926,7 +2926,7 @@
             </w:tcMar>
             <w:vAlign w:val="center"/>
           </w:tcPr>
-          <w:p>
+          <w:p ns2:paraId="5FDA3DC0" ns2:textId="77777777">
             <w:r>
               <w:rPr>
                 <w:b/>
@@ -2940,7 +2940,7 @@
           </w:p>
         </w:tc>
       </w:tr>
-      <w:tr>
+      <w:tr ns2:paraId="16CD22CC" ns2:textId="77777777">
         <w:tblPrEx>
           <w:tblCellMar>
             <w:top w:w="0" w:type="dxa"/>
@@ -2965,7 +2965,7 @@
             </w:tcMar>
             <w:vAlign w:val="center"/>
           </w:tcPr>
-          <w:p>
+          <w:p ns2:paraId="0BF9F220" ns2:textId="77777777">
             <w:r>
               <w:rPr>
                 <w:color w:val="595959"/>
@@ -2993,7 +2993,7 @@
             </w:tcMar>
             <w:vAlign w:val="center"/>
           </w:tcPr>
-          <w:p>
+          <w:p ns2:paraId="0ECA6954" ns2:textId="77777777">
             <w:pPr>
               <w:jc w:val="right"/>
             </w:pPr>
@@ -3024,7 +3024,7 @@
             </w:tcMar>
             <w:vAlign w:val="center"/>
           </w:tcPr>
-          <w:p>
+          <w:p ns2:paraId="06377BBC" ns2:textId="77777777">
             <w:pPr>
               <w:jc w:val="right"/>
             </w:pPr>
@@ -3055,7 +3055,7 @@
             </w:tcMar>
             <w:vAlign w:val="center"/>
           </w:tcPr>
-          <w:p>
+          <w:p ns2:paraId="199281F6" ns2:textId="77777777">
             <w:pPr>
               <w:jc w:val="right"/>
             </w:pPr>
@@ -3086,7 +3086,7 @@
             </w:tcMar>
             <w:vAlign w:val="center"/>
           </w:tcPr>
-          <w:p>
+          <w:p ns2:paraId="249089B8" ns2:textId="77777777">
             <w:pPr>
               <w:jc w:val="right"/>
             </w:pPr>
@@ -3117,14 +3117,14 @@
             </w:tcMar>
             <w:vAlign w:val="center"/>
           </w:tcPr>
-          <w:p>
+          <w:p ns2:paraId="58001908" ns2:textId="77777777">
             <w:pPr>
               <w:jc w:val="right"/>
             </w:pPr>
           </w:p>
         </w:tc>
       </w:tr>
-      <w:tr>
+      <w:tr ns2:paraId="05CFC1E5" ns2:textId="77777777">
         <w:tblPrEx>
           <w:tblCellMar>
             <w:top w:w="0" w:type="dxa"/>
@@ -3149,7 +3149,7 @@
             </w:tcMar>
             <w:vAlign w:val="center"/>
           </w:tcPr>
-          <w:p>
+          <w:p ns2:paraId="56BCAC3F" ns2:textId="77777777">
             <w:r>
               <w:rPr>
                 <w:color w:val="595959"/>
@@ -3177,7 +3177,7 @@
             </w:tcMar>
             <w:vAlign w:val="center"/>
           </w:tcPr>
-          <w:p>
+          <w:p ns2:paraId="1F28D94F" ns2:textId="77777777">
             <w:pPr>
               <w:jc w:val="right"/>
             </w:pPr>
@@ -3208,7 +3208,7 @@
             </w:tcMar>
             <w:vAlign w:val="center"/>
           </w:tcPr>
-          <w:p>
+          <w:p ns2:paraId="7D257F2A" ns2:textId="77777777">
             <w:pPr>
               <w:jc w:val="right"/>
             </w:pPr>
@@ -3239,7 +3239,7 @@
             </w:tcMar>
             <w:vAlign w:val="center"/>
           </w:tcPr>
-          <w:p>
+          <w:p ns2:paraId="228C7BCD" ns2:textId="77777777">
             <w:pPr>
               <w:jc w:val="right"/>
             </w:pPr>
@@ -3270,7 +3270,7 @@
             </w:tcMar>
             <w:vAlign w:val="center"/>
           </w:tcPr>
-          <w:p>
+          <w:p ns2:paraId="02761F99" ns2:textId="77777777">
             <w:pPr>
               <w:jc w:val="right"/>
             </w:pPr>
@@ -3301,7 +3301,7 @@
             </w:tcMar>
             <w:vAlign w:val="center"/>
           </w:tcPr>
-          <w:p>
+          <w:p ns2:paraId="08A6E5EF" ns2:textId="77777777">
             <w:pPr>
               <w:jc w:val="right"/>
             </w:pPr>
@@ -3316,7 +3316,7 @@
           </w:p>
         </w:tc>
       </w:tr>
-      <w:tr>
+      <w:tr ns2:paraId="560A3D1F" ns2:textId="77777777">
         <w:tblPrEx>
           <w:tblCellMar>
             <w:top w:w="0" w:type="dxa"/>
@@ -3341,7 +3341,7 @@
             </w:tcMar>
             <w:vAlign w:val="center"/>
           </w:tcPr>
-          <w:p>
+          <w:p ns2:paraId="0E4E1DEA" ns2:textId="77777777">
             <w:r>
               <w:rPr>
                 <w:color w:val="595959"/>
@@ -3369,7 +3369,7 @@
             </w:tcMar>
             <w:vAlign w:val="center"/>
           </w:tcPr>
-          <w:p>
+          <w:p ns2:paraId="65DE5946" ns2:textId="77777777">
             <w:pPr>
               <w:jc w:val="right"/>
             </w:pPr>
@@ -3400,7 +3400,7 @@
             </w:tcMar>
             <w:vAlign w:val="center"/>
           </w:tcPr>
-          <w:p>
+          <w:p ns2:paraId="1E13BF61" ns2:textId="77777777">
             <w:pPr>
               <w:jc w:val="right"/>
             </w:pPr>
@@ -3431,7 +3431,7 @@
             </w:tcMar>
             <w:vAlign w:val="center"/>
           </w:tcPr>
-          <w:p>
+          <w:p ns2:paraId="76A1A3C2" ns2:textId="77777777">
             <w:pPr>
               <w:jc w:val="right"/>
             </w:pPr>
@@ -3462,7 +3462,7 @@
             </w:tcMar>
             <w:vAlign w:val="center"/>
           </w:tcPr>
-          <w:p>
+          <w:p ns2:paraId="32143A2B" ns2:textId="77777777">
             <w:pPr>
               <w:jc w:val="right"/>
             </w:pPr>
@@ -3493,7 +3493,7 @@
             </w:tcMar>
             <w:vAlign w:val="center"/>
           </w:tcPr>
-          <w:p>
+          <w:p ns2:paraId="4D0864A7" ns2:textId="77777777">
             <w:pPr>
               <w:jc w:val="right"/>
             </w:pPr>
@@ -3508,7 +3508,7 @@
           </w:p>
         </w:tc>
       </w:tr>
-      <w:tr>
+      <w:tr ns2:paraId="5A082819" ns2:textId="77777777">
         <w:tblPrEx>
           <w:tblCellMar>
             <w:top w:w="0" w:type="dxa"/>
@@ -3533,7 +3533,7 @@
             </w:tcMar>
             <w:vAlign w:val="center"/>
           </w:tcPr>
-          <w:p>
+          <w:p ns2:paraId="61D7C206" ns2:textId="77777777">
             <w:r>
               <w:rPr>
                 <w:color w:val="595959"/>
@@ -3561,7 +3561,7 @@
             </w:tcMar>
             <w:vAlign w:val="center"/>
           </w:tcPr>
-          <w:p>
+          <w:p ns2:paraId="2D3B525F" ns2:textId="77777777">
             <w:pPr>
               <w:jc w:val="right"/>
             </w:pPr>
@@ -3592,7 +3592,7 @@
             </w:tcMar>
             <w:vAlign w:val="center"/>
           </w:tcPr>
-          <w:p>
+          <w:p ns2:paraId="57D3D975" ns2:textId="77777777">
             <w:pPr>
               <w:jc w:val="right"/>
             </w:pPr>
@@ -3623,7 +3623,7 @@
             </w:tcMar>
             <w:vAlign w:val="center"/>
           </w:tcPr>
-          <w:p>
+          <w:p ns2:paraId="754A3A43" ns2:textId="77777777">
             <w:pPr>
               <w:jc w:val="right"/>
             </w:pPr>
@@ -3654,7 +3654,7 @@
             </w:tcMar>
             <w:vAlign w:val="center"/>
           </w:tcPr>
-          <w:p>
+          <w:p ns2:paraId="3BAA1799" ns2:textId="77777777">
             <w:pPr>
               <w:jc w:val="right"/>
             </w:pPr>
@@ -3685,7 +3685,7 @@
             </w:tcMar>
             <w:vAlign w:val="center"/>
           </w:tcPr>
-          <w:p>
+          <w:p ns2:paraId="07581AC8" ns2:textId="77777777">
             <w:pPr>
               <w:jc w:val="right"/>
             </w:pPr>
@@ -3693,7 +3693,7 @@
         </w:tc>
       </w:tr>
     </w:tbl>
-    <w:p>
+    <w:p ns2:paraId="05F71ED4" ns2:textId="77777777">
       <w:pPr>
         <w:spacing w:after="180"/>
         <w:jc w:val="center"/>
@@ -3705,7 +3705,7 @@
         <w:t>Table 3: Lag order selection. From actual output.</w:t>
       </w:r>
     </w:p>
-    <w:p>
+    <w:p ns2:paraId="74665306" ns2:textId="77777777">
       <w:pPr>
         <w:spacing w:after="100"/>
         <w:jc w:val="both"/>
@@ -3717,12 +3717,12 @@
         <w:t>BIC selects p=2; AIC selects p=3. We adopt p=2 (BIC) as baseline. FPE is identical for p=2,3,4.</w:t>
       </w:r>
     </w:p>
-    <w:p>
+    <w:p ns2:paraId="148C0D3C" ns2:textId="77777777">
       <w:r>
         <w:br w:type="page"/>
       </w:r>
     </w:p>
-    <w:p>
+    <w:p ns2:paraId="5BE47A9B" ns2:textId="77777777">
       <w:pPr>
         <w:pStyle w:val="Heading1"/>
       </w:pPr>
@@ -3731,7 +3731,7 @@
         <w:t>3. Methodology</w:t>
       </w:r>
     </w:p>
-    <w:p>
+    <w:p ns2:paraId="674074E8" ns2:textId="77777777">
       <w:pPr>
         <w:pStyle w:val="Heading2"/>
         <w:spacing w:before="340" w:after="120"/>
@@ -3748,7 +3748,7 @@
         <w:t>2) Model</w:t>
       </w:r>
     </w:p>
-    <w:p>
+    <w:p ns2:paraId="2ED1D800" ns2:textId="77777777">
       <w:pPr>
         <w:spacing w:before="100" w:after="100"/>
         <w:jc w:val="center"/>
@@ -3803,7 +3803,7 @@
         <w:t>0, I_T, Σ)</w:t>
       </w:r>
     </w:p>
-    <w:p>
+    <w:p ns2:paraId="43584B2C" ns2:textId="77777777">
       <w:pPr>
         <w:spacing w:after="100"/>
         <w:jc w:val="both"/>
@@ -3857,7 +3857,7 @@
         <w:t>.</w:t>
       </w:r>
     </w:p>
-    <w:p>
+    <w:p ns2:paraId="2D48A24A" ns2:textId="77777777">
       <w:pPr>
         <w:pStyle w:val="Heading2"/>
         <w:spacing w:before="340" w:after="120"/>
@@ -3866,7 +3866,7 @@
         <w:t>3.2 Minnesota / NIW Prior</w:t>
       </w:r>
     </w:p>
-    <w:p>
+    <w:p ns2:paraId="5686B96A" ns2:textId="77777777">
       <w:pPr>
         <w:spacing w:before="80" w:after="100"/>
         <w:jc w:val="center"/>
@@ -3941,7 +3941,7 @@
         <w:t>S₀, ν₀)</w:t>
       </w:r>
     </w:p>
-    <w:p>
+    <w:p ns2:paraId="0983EAC2" ns2:textId="77777777">
       <w:pPr>
         <w:spacing w:after="100"/>
         <w:jc w:val="both"/>
@@ -4037,7 +4037,7 @@
         <w:t>[0.43622, 0.04251, 0.00365].</w:t>
       </w:r>
     </w:p>
-    <w:p>
+    <w:p ns2:paraId="24D1C063" ns2:textId="77777777">
       <w:pPr>
         <w:pStyle w:val="Heading2"/>
         <w:spacing w:before="340" w:after="120"/>
@@ -4046,7 +4046,7 @@
         <w:t>3.3 Gibbs Sampler (from scratch)</w:t>
       </w:r>
     </w:p>
-    <w:p>
+    <w:p ns2:paraId="1DCE5A60" ns2:textId="77777777">
       <w:pPr>
         <w:spacing w:after="100"/>
         <w:jc w:val="both"/>
@@ -4240,7 +4240,7 @@
         <w:t>(Σ)′.</w:t>
       </w:r>
     </w:p>
-    <w:p>
+    <w:p ns2:paraId="106DE880" ns2:textId="77777777">
       <w:pPr>
         <w:spacing w:after="100"/>
         <w:jc w:val="both"/>
@@ -4297,7 +4297,7 @@
         <w:rPr>
           <w:color w:val="595959"/>
         </w:rPr>
-        <w:t xml:space="preserve"> = ν₀ + T. Draw Σ ~ </w:t>
+        <w:t xml:space="preserve"> = ν₀ + T + k. Draw Σ ~ </w:t>
       </w:r>
       <w:proofErr w:type="gramStart"/>
       <w:r>
@@ -4336,7 +4336,7 @@
         <w:t>) via Bartlett decomposition.</w:t>
       </w:r>
     </w:p>
-    <w:p>
+    <w:p ns2:paraId="637D1EE2" ns2:textId="77777777">
       <w:pPr>
         <w:spacing w:after="100"/>
         <w:jc w:val="both"/>
@@ -4376,7 +4376,7 @@
         <w:t>.</w:t>
       </w:r>
     </w:p>
-    <w:p>
+    <w:p ns2:paraId="5216C0A2" ns2:textId="77777777">
       <w:pPr>
         <w:pStyle w:val="Heading2"/>
         <w:spacing w:before="340" w:after="120"/>
@@ -4385,7 +4385,7 @@
         <w:t>3.4 Structural Identification</w:t>
       </w:r>
     </w:p>
-    <w:p>
+    <w:p ns2:paraId="4DE8DC58" ns2:textId="77777777">
       <w:pPr>
         <w:spacing w:after="100"/>
         <w:jc w:val="both"/>
@@ -4397,12 +4397,12 @@
         <w:t>Cholesky decomposition with baseline ordering [CPI, Rate, PLN/EUR]. CPI is predetermined (monthly price stickiness); Rate responds to CPI within month (Taylor rule); PLN/EUR reacts contemporaneously to everything (asset price).</w:t>
       </w:r>
     </w:p>
-    <w:p>
+    <w:p ns2:paraId="7959FF78" ns2:textId="77777777">
       <w:r>
         <w:br w:type="page"/>
       </w:r>
     </w:p>
-    <w:p>
+    <w:p ns2:paraId="0CAAA731" ns2:textId="77777777">
       <w:pPr>
         <w:pStyle w:val="Heading1"/>
       </w:pPr>
@@ -4411,7 +4411,7 @@
         <w:t>4. Estimation Results</w:t>
       </w:r>
     </w:p>
-    <w:p>
+    <w:p ns2:paraId="09DCBB60" ns2:textId="77777777">
       <w:pPr>
         <w:pStyle w:val="Heading2"/>
         <w:spacing w:before="340" w:after="120"/>
@@ -4446,7 +4446,7 @@
         <w:gridCol w:w="800"/>
         <w:gridCol w:w="1260"/>
       </w:tblGrid>
-      <w:tr>
+      <w:tr ns2:paraId="14679C50" ns2:textId="77777777">
         <w:tblPrEx>
           <w:tblCellMar>
             <w:top w:w="0" w:type="dxa"/>
@@ -4471,7 +4471,7 @@
             </w:tcMar>
             <w:vAlign w:val="center"/>
           </w:tcPr>
-          <w:p>
+          <w:p ns2:paraId="740D0AAB" ns2:textId="77777777">
             <w:r>
               <w:rPr>
                 <w:b/>
@@ -4502,7 +4502,7 @@
             </w:tcMar>
             <w:vAlign w:val="center"/>
           </w:tcPr>
-          <w:p>
+          <w:p ns2:paraId="335F3630" ns2:textId="77777777">
             <w:r>
               <w:rPr>
                 <w:b/>
@@ -4533,7 +4533,7 @@
             </w:tcMar>
             <w:vAlign w:val="center"/>
           </w:tcPr>
-          <w:p>
+          <w:p ns2:paraId="66AE90D9" ns2:textId="77777777">
             <w:r>
               <w:rPr>
                 <w:b/>
@@ -4564,7 +4564,7 @@
             </w:tcMar>
             <w:vAlign w:val="center"/>
           </w:tcPr>
-          <w:p>
+          <w:p ns2:paraId="51F7C4A0" ns2:textId="77777777">
             <w:r>
               <w:rPr>
                 <w:b/>
@@ -4595,7 +4595,7 @@
             </w:tcMar>
             <w:vAlign w:val="center"/>
           </w:tcPr>
-          <w:p>
+          <w:p ns2:paraId="293F0844" ns2:textId="77777777">
             <w:r>
               <w:rPr>
                 <w:b/>
@@ -4626,7 +4626,7 @@
             </w:tcMar>
             <w:vAlign w:val="center"/>
           </w:tcPr>
-          <w:p>
+          <w:p ns2:paraId="722CDFE2" ns2:textId="77777777">
             <w:r>
               <w:rPr>
                 <w:b/>
@@ -4657,7 +4657,7 @@
             </w:tcMar>
             <w:vAlign w:val="center"/>
           </w:tcPr>
-          <w:p>
+          <w:p ns2:paraId="3E95D05F" ns2:textId="77777777">
             <w:proofErr w:type="spellStart"/>
             <w:r>
               <w:rPr>
@@ -4673,7 +4673,7 @@
           </w:p>
         </w:tc>
       </w:tr>
-      <w:tr>
+      <w:tr ns2:paraId="32400A1E" ns2:textId="77777777">
         <w:tblPrEx>
           <w:tblCellMar>
             <w:top w:w="0" w:type="dxa"/>
@@ -4698,7 +4698,7 @@
             </w:tcMar>
             <w:vAlign w:val="center"/>
           </w:tcPr>
-          <w:p>
+          <w:p ns2:paraId="65E46DB2" ns2:textId="77777777">
             <w:r>
               <w:rPr>
                 <w:color w:val="595959"/>
@@ -4726,7 +4726,7 @@
             </w:tcMar>
             <w:vAlign w:val="center"/>
           </w:tcPr>
-          <w:p>
+          <w:p ns2:paraId="07512E31" ns2:textId="77777777">
             <w:pPr>
               <w:jc w:val="right"/>
             </w:pPr>
@@ -4757,7 +4757,7 @@
             </w:tcMar>
             <w:vAlign w:val="center"/>
           </w:tcPr>
-          <w:p>
+          <w:p ns2:paraId="5065D030" ns2:textId="77777777">
             <w:pPr>
               <w:jc w:val="right"/>
             </w:pPr>
@@ -4788,7 +4788,7 @@
             </w:tcMar>
             <w:vAlign w:val="center"/>
           </w:tcPr>
-          <w:p>
+          <w:p ns2:paraId="6CF098BA" ns2:textId="77777777">
             <w:pPr>
               <w:jc w:val="right"/>
             </w:pPr>
@@ -4819,7 +4819,7 @@
             </w:tcMar>
             <w:vAlign w:val="center"/>
           </w:tcPr>
-          <w:p>
+          <w:p ns2:paraId="652008DC" ns2:textId="77777777">
             <w:pPr>
               <w:jc w:val="right"/>
             </w:pPr>
@@ -4850,7 +4850,7 @@
             </w:tcMar>
             <w:vAlign w:val="center"/>
           </w:tcPr>
-          <w:p>
+          <w:p ns2:paraId="1900D257" ns2:textId="77777777">
             <w:pPr>
               <w:jc w:val="right"/>
             </w:pPr>
@@ -4881,7 +4881,7 @@
             </w:tcMar>
             <w:vAlign w:val="center"/>
           </w:tcPr>
-          <w:p>
+          <w:p ns2:paraId="4F921518" ns2:textId="77777777">
             <w:pPr>
               <w:jc w:val="right"/>
             </w:pPr>
@@ -4896,7 +4896,7 @@
           </w:p>
         </w:tc>
       </w:tr>
-      <w:tr>
+      <w:tr ns2:paraId="38D59ED5" ns2:textId="77777777">
         <w:tblPrEx>
           <w:tblCellMar>
             <w:top w:w="0" w:type="dxa"/>
@@ -4921,7 +4921,7 @@
             </w:tcMar>
             <w:vAlign w:val="center"/>
           </w:tcPr>
-          <w:p>
+          <w:p ns2:paraId="5DD0F6EA" ns2:textId="77777777">
             <w:r>
               <w:rPr>
                 <w:color w:val="595959"/>
@@ -4949,7 +4949,7 @@
             </w:tcMar>
             <w:vAlign w:val="center"/>
           </w:tcPr>
-          <w:p>
+          <w:p ns2:paraId="349D5CEE" ns2:textId="77777777">
             <w:pPr>
               <w:jc w:val="right"/>
             </w:pPr>
@@ -4980,7 +4980,7 @@
             </w:tcMar>
             <w:vAlign w:val="center"/>
           </w:tcPr>
-          <w:p>
+          <w:p ns2:paraId="1402DBD9" ns2:textId="77777777">
             <w:pPr>
               <w:jc w:val="right"/>
             </w:pPr>
@@ -5011,7 +5011,7 @@
             </w:tcMar>
             <w:vAlign w:val="center"/>
           </w:tcPr>
-          <w:p>
+          <w:p ns2:paraId="4CB8CEF3" ns2:textId="77777777">
             <w:pPr>
               <w:jc w:val="right"/>
             </w:pPr>
@@ -5042,7 +5042,7 @@
             </w:tcMar>
             <w:vAlign w:val="center"/>
           </w:tcPr>
-          <w:p>
+          <w:p ns2:paraId="68E8262D" ns2:textId="77777777">
             <w:pPr>
               <w:jc w:val="right"/>
             </w:pPr>
@@ -5073,7 +5073,7 @@
             </w:tcMar>
             <w:vAlign w:val="center"/>
           </w:tcPr>
-          <w:p>
+          <w:p ns2:paraId="2D0D8DC0" ns2:textId="77777777">
             <w:pPr>
               <w:jc w:val="right"/>
             </w:pPr>
@@ -5104,7 +5104,7 @@
             </w:tcMar>
             <w:vAlign w:val="center"/>
           </w:tcPr>
-          <w:p>
+          <w:p ns2:paraId="7C03CCD2" ns2:textId="77777777">
             <w:pPr>
               <w:jc w:val="right"/>
             </w:pPr>
@@ -5119,7 +5119,7 @@
           </w:p>
         </w:tc>
       </w:tr>
-      <w:tr>
+      <w:tr ns2:paraId="309904C4" ns2:textId="77777777">
         <w:tblPrEx>
           <w:tblCellMar>
             <w:top w:w="0" w:type="dxa"/>
@@ -5144,7 +5144,7 @@
             </w:tcMar>
             <w:vAlign w:val="center"/>
           </w:tcPr>
-          <w:p>
+          <w:p ns2:paraId="763B25AC" ns2:textId="77777777">
             <w:r>
               <w:rPr>
                 <w:color w:val="595959"/>
@@ -5172,7 +5172,7 @@
             </w:tcMar>
             <w:vAlign w:val="center"/>
           </w:tcPr>
-          <w:p>
+          <w:p ns2:paraId="56211E96" ns2:textId="77777777">
             <w:pPr>
               <w:jc w:val="right"/>
             </w:pPr>
@@ -5203,7 +5203,7 @@
             </w:tcMar>
             <w:vAlign w:val="center"/>
           </w:tcPr>
-          <w:p>
+          <w:p ns2:paraId="4F9F37EF" ns2:textId="77777777">
             <w:pPr>
               <w:jc w:val="right"/>
             </w:pPr>
@@ -5234,7 +5234,7 @@
             </w:tcMar>
             <w:vAlign w:val="center"/>
           </w:tcPr>
-          <w:p>
+          <w:p ns2:paraId="2A31A4B1" ns2:textId="77777777">
             <w:pPr>
               <w:jc w:val="right"/>
             </w:pPr>
@@ -5265,7 +5265,7 @@
             </w:tcMar>
             <w:vAlign w:val="center"/>
           </w:tcPr>
-          <w:p>
+          <w:p ns2:paraId="4D87DE1C" ns2:textId="77777777">
             <w:pPr>
               <w:jc w:val="right"/>
             </w:pPr>
@@ -5296,7 +5296,7 @@
             </w:tcMar>
             <w:vAlign w:val="center"/>
           </w:tcPr>
-          <w:p>
+          <w:p ns2:paraId="7060C0C5" ns2:textId="77777777">
             <w:pPr>
               <w:jc w:val="right"/>
             </w:pPr>
@@ -5327,7 +5327,7 @@
             </w:tcMar>
             <w:vAlign w:val="center"/>
           </w:tcPr>
-          <w:p>
+          <w:p ns2:paraId="4AD03549" ns2:textId="77777777">
             <w:pPr>
               <w:jc w:val="right"/>
             </w:pPr>
@@ -5343,7 +5343,7 @@
         </w:tc>
       </w:tr>
     </w:tbl>
-    <w:p>
+    <w:p ns2:paraId="7958A579" ns2:textId="77777777">
       <w:pPr>
         <w:spacing w:after="180"/>
         <w:jc w:val="center"/>
@@ -5369,7 +5369,7 @@
         <w:t xml:space="preserve"> Z| &lt; 1.96. Numbers from actual output.</w:t>
       </w:r>
     </w:p>
-    <w:p>
+    <w:p ns2:paraId="58D0FDBB" ns2:textId="77777777">
       <w:pPr>
         <w:spacing w:after="100"/>
         <w:jc w:val="both"/>
@@ -5409,7 +5409,7 @@
         <w:t xml:space="preserve"> 90% CI includes 1.0, consistent with near-unit-root status from ADF tests.</w:t>
       </w:r>
     </w:p>
-    <w:p>
+    <w:p ns2:paraId="64A2C2A0" ns2:textId="77777777">
       <w:pPr>
         <w:spacing w:after="100"/>
         <w:jc w:val="both"/>
@@ -5421,12 +5421,12 @@
         <w:t>Posterior mean Σ: [[0.394, 0.045, 0.003], [0.045, 0.033, −0.001], [0.003, −0.001, 0.004]]. The CPI-rate correlation is positive (0.247 from classical VAR), reflecting co-movement during the inflation surge. The rate-FX correlation is negative (−0.165), consistent with rate hikes attracting capital and strengthening PLN.</w:t>
       </w:r>
     </w:p>
-    <w:p>
+    <w:p ns2:paraId="53117035" ns2:textId="77777777">
       <w:pPr>
         <w:spacing w:after="80"/>
       </w:pPr>
     </w:p>
-    <w:p>
+    <w:p ns2:paraId="5F0A734C" ns2:textId="77777777">
       <w:pPr>
         <w:spacing w:before="140" w:after="60"/>
         <w:jc w:val="center"/>
@@ -5436,46 +5436,46 @@
           <w:noProof/>
         </w:rPr>
         <w:drawing>
-          <wp:inline distT="0" distB="0" distL="0" distR="0" wp14:anchorId="34E8FC82" wp14:editId="692BDA9F">
-            <wp:extent cx="5762625" cy="3200400"/>
-            <wp:effectExtent l="0" t="0" r="0" b="0"/>
-            <wp:docPr id="1966190455" name="Picture 1966190455"/>
-            <wp:cNvGraphicFramePr>
-              <a:graphicFrameLocks xmlns:a="http://schemas.openxmlformats.org/drawingml/2006/main" noChangeAspect="1"/>
-            </wp:cNvGraphicFramePr>
-            <a:graphic xmlns:a="http://schemas.openxmlformats.org/drawingml/2006/main">
-              <a:graphicData uri="http://schemas.openxmlformats.org/drawingml/2006/picture">
-                <pic:pic xmlns:pic="http://schemas.openxmlformats.org/drawingml/2006/picture">
-                  <pic:nvPicPr>
-                    <pic:cNvPr id="0" name=""/>
-                    <pic:cNvPicPr>
-                      <a:picLocks noChangeAspect="1" noChangeArrowheads="1"/>
-                    </pic:cNvPicPr>
-                  </pic:nvPicPr>
-                  <pic:blipFill>
-                    <a:blip r:embed="rId8"/>
-                    <a:srcRect/>
-                    <a:stretch>
-                      <a:fillRect/>
-                    </a:stretch>
-                  </pic:blipFill>
-                  <pic:spPr bwMode="auto">
-                    <a:xfrm>
-                      <a:off x="0" y="0"/>
-                      <a:ext cx="5762625" cy="3200400"/>
-                    </a:xfrm>
-                    <a:prstGeom prst="rect">
-                      <a:avLst/>
-                    </a:prstGeom>
-                  </pic:spPr>
-                </pic:pic>
-              </a:graphicData>
-            </a:graphic>
-          </wp:inline>
+          <ns3:inline distT="0" distB="0" distL="0" distR="0" ns4:anchorId="34E8FC82" ns4:editId="692BDA9F">
+            <ns3:extent cx="5762625" cy="3200400"/>
+            <ns3:effectExtent l="0" t="0" r="0" b="0"/>
+            <ns3:docPr id="1966190455" name="Picture 1966190455"/>
+            <ns3:cNvGraphicFramePr>
+              <ns5:graphicFrameLocks noChangeAspect="1"/>
+            </ns3:cNvGraphicFramePr>
+            <ns5:graphic>
+              <ns5:graphicData uri="http://schemas.openxmlformats.org/drawingml/2006/picture">
+                <ns6:pic>
+                  <ns6:nvPicPr>
+                    <ns6:cNvPr id="0" name=""/>
+                    <ns6:cNvPicPr>
+                      <ns5:picLocks noChangeAspect="1" noChangeArrowheads="1"/>
+                    </ns6:cNvPicPr>
+                  </ns6:nvPicPr>
+                  <ns6:blipFill>
+                    <ns5:blip ns7:embed="rId8"/>
+                    <ns5:srcRect/>
+                    <ns5:stretch>
+                      <ns5:fillRect/>
+                    </ns5:stretch>
+                  </ns6:blipFill>
+                  <ns6:spPr bwMode="auto">
+                    <ns5:xfrm>
+                      <ns5:off x="0" y="0"/>
+                      <ns5:ext cx="5762625" cy="3200400"/>
+                    </ns5:xfrm>
+                    <ns5:prstGeom prst="rect">
+                      <ns5:avLst/>
+                    </ns5:prstGeom>
+                  </ns6:spPr>
+                </ns6:pic>
+              </ns5:graphicData>
+            </ns5:graphic>
+          </ns3:inline>
         </w:drawing>
       </w:r>
     </w:p>
-    <w:p>
+    <w:p ns2:paraId="2EF626D8" ns2:textId="77777777">
       <w:pPr>
         <w:spacing w:after="160"/>
         <w:jc w:val="center"/>
@@ -5487,7 +5487,7 @@
         <w:t>Figure 2: In-sample fit. Solid: actual data. Dashed: posterior mean fitted values.</w:t>
       </w:r>
     </w:p>
-    <w:p>
+    <w:p ns2:paraId="343CE617" ns2:textId="77777777">
       <w:pPr>
         <w:spacing w:before="140" w:after="60"/>
         <w:jc w:val="center"/>
@@ -5498,46 +5498,46 @@
         </w:rPr>
         <w:lastRenderedPageBreak/>
         <w:drawing>
-          <wp:inline distT="0" distB="0" distL="0" distR="0" wp14:anchorId="526EE5F8" wp14:editId="03793DA1">
-            <wp:extent cx="5943600" cy="3933825"/>
-            <wp:effectExtent l="0" t="0" r="0" b="0"/>
-            <wp:docPr id="1157431679" name="Picture 1157431679"/>
-            <wp:cNvGraphicFramePr>
-              <a:graphicFrameLocks xmlns:a="http://schemas.openxmlformats.org/drawingml/2006/main" noChangeAspect="1"/>
-            </wp:cNvGraphicFramePr>
-            <a:graphic xmlns:a="http://schemas.openxmlformats.org/drawingml/2006/main">
-              <a:graphicData uri="http://schemas.openxmlformats.org/drawingml/2006/picture">
-                <pic:pic xmlns:pic="http://schemas.openxmlformats.org/drawingml/2006/picture">
-                  <pic:nvPicPr>
-                    <pic:cNvPr id="0" name=""/>
-                    <pic:cNvPicPr>
-                      <a:picLocks noChangeAspect="1" noChangeArrowheads="1"/>
-                    </pic:cNvPicPr>
-                  </pic:nvPicPr>
-                  <pic:blipFill>
-                    <a:blip r:embed="rId9"/>
-                    <a:srcRect/>
-                    <a:stretch>
-                      <a:fillRect/>
-                    </a:stretch>
-                  </pic:blipFill>
-                  <pic:spPr bwMode="auto">
-                    <a:xfrm>
-                      <a:off x="0" y="0"/>
-                      <a:ext cx="5943600" cy="3933825"/>
-                    </a:xfrm>
-                    <a:prstGeom prst="rect">
-                      <a:avLst/>
-                    </a:prstGeom>
-                  </pic:spPr>
-                </pic:pic>
-              </a:graphicData>
-            </a:graphic>
-          </wp:inline>
+          <ns3:inline distT="0" distB="0" distL="0" distR="0" ns4:anchorId="526EE5F8" ns4:editId="03793DA1">
+            <ns3:extent cx="5943600" cy="3933825"/>
+            <ns3:effectExtent l="0" t="0" r="0" b="0"/>
+            <ns3:docPr id="1157431679" name="Picture 1157431679"/>
+            <ns3:cNvGraphicFramePr>
+              <ns5:graphicFrameLocks noChangeAspect="1"/>
+            </ns3:cNvGraphicFramePr>
+            <ns5:graphic>
+              <ns5:graphicData uri="http://schemas.openxmlformats.org/drawingml/2006/picture">
+                <ns6:pic>
+                  <ns6:nvPicPr>
+                    <ns6:cNvPr id="0" name=""/>
+                    <ns6:cNvPicPr>
+                      <ns5:picLocks noChangeAspect="1" noChangeArrowheads="1"/>
+                    </ns6:cNvPicPr>
+                  </ns6:nvPicPr>
+                  <ns6:blipFill>
+                    <ns5:blip ns7:embed="rId9"/>
+                    <ns5:srcRect/>
+                    <ns5:stretch>
+                      <ns5:fillRect/>
+                    </ns5:stretch>
+                  </ns6:blipFill>
+                  <ns6:spPr bwMode="auto">
+                    <ns5:xfrm>
+                      <ns5:off x="0" y="0"/>
+                      <ns5:ext cx="5943600" cy="3933825"/>
+                    </ns5:xfrm>
+                    <ns5:prstGeom prst="rect">
+                      <ns5:avLst/>
+                    </ns5:prstGeom>
+                  </ns6:spPr>
+                </ns6:pic>
+              </ns5:graphicData>
+            </ns5:graphic>
+          </ns3:inline>
         </w:drawing>
       </w:r>
     </w:p>
-    <w:p>
+    <w:p ns2:paraId="1F53CDFC" ns2:textId="77777777">
       <w:pPr>
         <w:spacing w:after="160"/>
         <w:jc w:val="center"/>
@@ -5549,7 +5549,7 @@
         <w:t>Figure 3: Marginal posteriors. Own lag-1 (top), residual variance (middle), constants (bottom). Values from actual posterior output: CPI mean=0.394, Rate mean=0.033, FX mean=0.004.</w:t>
       </w:r>
     </w:p>
-    <w:p>
+    <w:p ns2:paraId="6D11F6EA" ns2:textId="77777777">
       <w:pPr>
         <w:pStyle w:val="Heading2"/>
         <w:spacing w:before="340" w:after="120"/>
@@ -5581,7 +5581,7 @@
         <w:gridCol w:w="1920"/>
         <w:gridCol w:w="1920"/>
       </w:tblGrid>
-      <w:tr>
+      <w:tr ns2:paraId="38A83E5C" ns2:textId="77777777">
         <w:tblPrEx>
           <w:tblCellMar>
             <w:top w:w="0" w:type="dxa"/>
@@ -5606,7 +5606,7 @@
             </w:tcMar>
             <w:vAlign w:val="center"/>
           </w:tcPr>
-          <w:p>
+          <w:p ns2:paraId="653A5BF4" ns2:textId="77777777">
             <w:r>
               <w:rPr>
                 <w:b/>
@@ -5637,7 +5637,7 @@
             </w:tcMar>
             <w:vAlign w:val="center"/>
           </w:tcPr>
-          <w:p>
+          <w:p ns2:paraId="0AE67DAE" ns2:textId="77777777">
             <w:r>
               <w:rPr>
                 <w:b/>
@@ -5668,7 +5668,7 @@
             </w:tcMar>
             <w:vAlign w:val="center"/>
           </w:tcPr>
-          <w:p>
+          <w:p ns2:paraId="47702E1D" ns2:textId="77777777">
             <w:proofErr w:type="spellStart"/>
             <w:r>
               <w:rPr>
@@ -5711,7 +5711,7 @@
             </w:tcMar>
             <w:vAlign w:val="center"/>
           </w:tcPr>
-          <w:p>
+          <w:p ns2:paraId="35A5E753" ns2:textId="77777777">
             <w:r>
               <w:rPr>
                 <w:b/>
@@ -5725,7 +5725,7 @@
           </w:p>
         </w:tc>
       </w:tr>
-      <w:tr>
+      <w:tr ns2:paraId="34923776" ns2:textId="77777777">
         <w:tblPrEx>
           <w:tblCellMar>
             <w:top w:w="0" w:type="dxa"/>
@@ -5750,7 +5750,7 @@
             </w:tcMar>
             <w:vAlign w:val="center"/>
           </w:tcPr>
-          <w:p>
+          <w:p ns2:paraId="296D15C8" ns2:textId="77777777">
             <w:r>
               <w:rPr>
                 <w:color w:val="595959"/>
@@ -5778,7 +5778,7 @@
             </w:tcMar>
             <w:vAlign w:val="center"/>
           </w:tcPr>
-          <w:p>
+          <w:p ns2:paraId="58E962A3" ns2:textId="77777777">
             <w:pPr>
               <w:jc w:val="right"/>
             </w:pPr>
@@ -5809,7 +5809,7 @@
             </w:tcMar>
             <w:vAlign w:val="center"/>
           </w:tcPr>
-          <w:p>
+          <w:p ns2:paraId="0C79DDE9" ns2:textId="77777777">
             <w:pPr>
               <w:jc w:val="right"/>
             </w:pPr>
@@ -5840,7 +5840,7 @@
             </w:tcMar>
             <w:vAlign w:val="center"/>
           </w:tcPr>
-          <w:p>
+          <w:p ns2:paraId="3A42ED31" ns2:textId="77777777">
             <w:pPr>
               <w:jc w:val="right"/>
             </w:pPr>
@@ -5855,7 +5855,7 @@
           </w:p>
         </w:tc>
       </w:tr>
-      <w:tr>
+      <w:tr ns2:paraId="70D096C8" ns2:textId="77777777">
         <w:tblPrEx>
           <w:tblCellMar>
             <w:top w:w="0" w:type="dxa"/>
@@ -5880,7 +5880,7 @@
             </w:tcMar>
             <w:vAlign w:val="center"/>
           </w:tcPr>
-          <w:p>
+          <w:p ns2:paraId="6866685B" ns2:textId="77777777">
             <w:r>
               <w:rPr>
                 <w:color w:val="595959"/>
@@ -5908,7 +5908,7 @@
             </w:tcMar>
             <w:vAlign w:val="center"/>
           </w:tcPr>
-          <w:p>
+          <w:p ns2:paraId="3BBE57A1" ns2:textId="77777777">
             <w:pPr>
               <w:jc w:val="right"/>
             </w:pPr>
@@ -5939,7 +5939,7 @@
             </w:tcMar>
             <w:vAlign w:val="center"/>
           </w:tcPr>
-          <w:p>
+          <w:p ns2:paraId="10349CE6" ns2:textId="77777777">
             <w:pPr>
               <w:jc w:val="right"/>
             </w:pPr>
@@ -5970,7 +5970,7 @@
             </w:tcMar>
             <w:vAlign w:val="center"/>
           </w:tcPr>
-          <w:p>
+          <w:p ns2:paraId="4D73DC20" ns2:textId="77777777">
             <w:pPr>
               <w:jc w:val="right"/>
             </w:pPr>
@@ -5985,7 +5985,7 @@
           </w:p>
         </w:tc>
       </w:tr>
-      <w:tr>
+      <w:tr ns2:paraId="26D0E2BC" ns2:textId="77777777">
         <w:tblPrEx>
           <w:tblCellMar>
             <w:top w:w="0" w:type="dxa"/>
@@ -6010,7 +6010,7 @@
             </w:tcMar>
             <w:vAlign w:val="center"/>
           </w:tcPr>
-          <w:p>
+          <w:p ns2:paraId="0D356AB9" ns2:textId="77777777">
             <w:r>
               <w:rPr>
                 <w:color w:val="595959"/>
@@ -6038,7 +6038,7 @@
             </w:tcMar>
             <w:vAlign w:val="center"/>
           </w:tcPr>
-          <w:p>
+          <w:p ns2:paraId="554BFC9E" ns2:textId="77777777">
             <w:pPr>
               <w:jc w:val="right"/>
             </w:pPr>
@@ -6069,7 +6069,7 @@
             </w:tcMar>
             <w:vAlign w:val="center"/>
           </w:tcPr>
-          <w:p>
+          <w:p ns2:paraId="5F272931" ns2:textId="77777777">
             <w:pPr>
               <w:jc w:val="right"/>
             </w:pPr>
@@ -6100,7 +6100,7 @@
             </w:tcMar>
             <w:vAlign w:val="center"/>
           </w:tcPr>
-          <w:p>
+          <w:p ns2:paraId="7C6416F0" ns2:textId="77777777">
             <w:pPr>
               <w:jc w:val="right"/>
             </w:pPr>
@@ -6115,7 +6115,7 @@
           </w:p>
         </w:tc>
       </w:tr>
-      <w:tr>
+      <w:tr ns2:paraId="10C72D9F" ns2:textId="77777777">
         <w:tblPrEx>
           <w:tblCellMar>
             <w:top w:w="0" w:type="dxa"/>
@@ -6140,7 +6140,7 @@
             </w:tcMar>
             <w:vAlign w:val="center"/>
           </w:tcPr>
-          <w:p>
+          <w:p ns2:paraId="36970F5A" ns2:textId="77777777">
             <w:r>
               <w:rPr>
                 <w:color w:val="595959"/>
@@ -6168,7 +6168,7 @@
             </w:tcMar>
             <w:vAlign w:val="center"/>
           </w:tcPr>
-          <w:p>
+          <w:p ns2:paraId="5C34CD5B" ns2:textId="77777777">
             <w:pPr>
               <w:jc w:val="right"/>
             </w:pPr>
@@ -6199,7 +6199,7 @@
             </w:tcMar>
             <w:vAlign w:val="center"/>
           </w:tcPr>
-          <w:p>
+          <w:p ns2:paraId="70B6F7D8" ns2:textId="77777777">
             <w:pPr>
               <w:jc w:val="right"/>
             </w:pPr>
@@ -6230,7 +6230,7 @@
             </w:tcMar>
             <w:vAlign w:val="center"/>
           </w:tcPr>
-          <w:p>
+          <w:p ns2:paraId="364F06DD" ns2:textId="77777777">
             <w:pPr>
               <w:jc w:val="right"/>
             </w:pPr>
@@ -6245,7 +6245,7 @@
           </w:p>
         </w:tc>
       </w:tr>
-      <w:tr>
+      <w:tr ns2:paraId="776BE358" ns2:textId="77777777">
         <w:tblPrEx>
           <w:tblCellMar>
             <w:top w:w="0" w:type="dxa"/>
@@ -6270,7 +6270,7 @@
             </w:tcMar>
             <w:vAlign w:val="center"/>
           </w:tcPr>
-          <w:p>
+          <w:p ns2:paraId="442DDE5D" ns2:textId="77777777">
             <w:r>
               <w:rPr>
                 <w:color w:val="595959"/>
@@ -6298,7 +6298,7 @@
             </w:tcMar>
             <w:vAlign w:val="center"/>
           </w:tcPr>
-          <w:p>
+          <w:p ns2:paraId="2EB87911" ns2:textId="77777777">
             <w:pPr>
               <w:jc w:val="right"/>
             </w:pPr>
@@ -6329,7 +6329,7 @@
             </w:tcMar>
             <w:vAlign w:val="center"/>
           </w:tcPr>
-          <w:p>
+          <w:p ns2:paraId="76094E80" ns2:textId="77777777">
             <w:pPr>
               <w:jc w:val="right"/>
             </w:pPr>
@@ -6360,7 +6360,7 @@
             </w:tcMar>
             <w:vAlign w:val="center"/>
           </w:tcPr>
-          <w:p>
+          <w:p ns2:paraId="5E156FB9" ns2:textId="77777777">
             <w:pPr>
               <w:jc w:val="right"/>
             </w:pPr>
@@ -6375,7 +6375,7 @@
           </w:p>
         </w:tc>
       </w:tr>
-      <w:tr>
+      <w:tr ns2:paraId="6B493209" ns2:textId="77777777">
         <w:tblPrEx>
           <w:tblCellMar>
             <w:top w:w="0" w:type="dxa"/>
@@ -6400,7 +6400,7 @@
             </w:tcMar>
             <w:vAlign w:val="center"/>
           </w:tcPr>
-          <w:p>
+          <w:p ns2:paraId="00FDB0B1" ns2:textId="77777777">
             <w:r>
               <w:rPr>
                 <w:color w:val="595959"/>
@@ -6428,7 +6428,7 @@
             </w:tcMar>
             <w:vAlign w:val="center"/>
           </w:tcPr>
-          <w:p>
+          <w:p ns2:paraId="1F702462" ns2:textId="77777777">
             <w:pPr>
               <w:jc w:val="right"/>
             </w:pPr>
@@ -6459,7 +6459,7 @@
             </w:tcMar>
             <w:vAlign w:val="center"/>
           </w:tcPr>
-          <w:p>
+          <w:p ns2:paraId="2C309247" ns2:textId="77777777">
             <w:pPr>
               <w:jc w:val="right"/>
             </w:pPr>
@@ -6490,7 +6490,7 @@
             </w:tcMar>
             <w:vAlign w:val="center"/>
           </w:tcPr>
-          <w:p>
+          <w:p ns2:paraId="5E68887E" ns2:textId="77777777">
             <w:pPr>
               <w:jc w:val="right"/>
             </w:pPr>
@@ -6505,7 +6505,7 @@
           </w:p>
         </w:tc>
       </w:tr>
-      <w:tr>
+      <w:tr ns2:paraId="53CA870C" ns2:textId="77777777">
         <w:tblPrEx>
           <w:tblCellMar>
             <w:top w:w="0" w:type="dxa"/>
@@ -6530,7 +6530,7 @@
             </w:tcMar>
             <w:vAlign w:val="center"/>
           </w:tcPr>
-          <w:p>
+          <w:p ns2:paraId="721166C6" ns2:textId="77777777">
             <w:proofErr w:type="gramStart"/>
             <w:r>
               <w:rPr>
@@ -6568,7 +6568,7 @@
             </w:tcMar>
             <w:vAlign w:val="center"/>
           </w:tcPr>
-          <w:p>
+          <w:p ns2:paraId="20A09C2A" ns2:textId="77777777">
             <w:pPr>
               <w:jc w:val="right"/>
             </w:pPr>
@@ -6599,7 +6599,7 @@
             </w:tcMar>
             <w:vAlign w:val="center"/>
           </w:tcPr>
-          <w:p>
+          <w:p ns2:paraId="4C93AFD4" ns2:textId="77777777">
             <w:pPr>
               <w:jc w:val="right"/>
             </w:pPr>
@@ -6630,7 +6630,7 @@
             </w:tcMar>
             <w:vAlign w:val="center"/>
           </w:tcPr>
-          <w:p>
+          <w:p ns2:paraId="58CD372C" ns2:textId="77777777">
             <w:pPr>
               <w:jc w:val="right"/>
             </w:pPr>
@@ -6645,7 +6645,7 @@
           </w:p>
         </w:tc>
       </w:tr>
-      <w:tr>
+      <w:tr ns2:paraId="1DE7219A" ns2:textId="77777777">
         <w:tblPrEx>
           <w:tblCellMar>
             <w:top w:w="0" w:type="dxa"/>
@@ -6670,7 +6670,7 @@
             </w:tcMar>
             <w:vAlign w:val="center"/>
           </w:tcPr>
-          <w:p>
+          <w:p ns2:paraId="1BABBF10" ns2:textId="77777777">
             <w:proofErr w:type="gramStart"/>
             <w:r>
               <w:rPr>
@@ -6708,7 +6708,7 @@
             </w:tcMar>
             <w:vAlign w:val="center"/>
           </w:tcPr>
-          <w:p>
+          <w:p ns2:paraId="26CD8B47" ns2:textId="77777777">
             <w:pPr>
               <w:jc w:val="right"/>
             </w:pPr>
@@ -6739,7 +6739,7 @@
             </w:tcMar>
             <w:vAlign w:val="center"/>
           </w:tcPr>
-          <w:p>
+          <w:p ns2:paraId="3664DAB1" ns2:textId="77777777">
             <w:pPr>
               <w:jc w:val="right"/>
             </w:pPr>
@@ -6770,7 +6770,7 @@
             </w:tcMar>
             <w:vAlign w:val="center"/>
           </w:tcPr>
-          <w:p>
+          <w:p ns2:paraId="56267F1B" ns2:textId="77777777">
             <w:pPr>
               <w:jc w:val="right"/>
             </w:pPr>
@@ -6785,7 +6785,7 @@
           </w:p>
         </w:tc>
       </w:tr>
-      <w:tr>
+      <w:tr ns2:paraId="6A71E687" ns2:textId="77777777">
         <w:tblPrEx>
           <w:tblCellMar>
             <w:top w:w="0" w:type="dxa"/>
@@ -6810,7 +6810,7 @@
             </w:tcMar>
             <w:vAlign w:val="center"/>
           </w:tcPr>
-          <w:p>
+          <w:p ns2:paraId="4700CEE9" ns2:textId="77777777">
             <w:proofErr w:type="gramStart"/>
             <w:r>
               <w:rPr>
@@ -6848,7 +6848,7 @@
             </w:tcMar>
             <w:vAlign w:val="center"/>
           </w:tcPr>
-          <w:p>
+          <w:p ns2:paraId="050EA2CE" ns2:textId="77777777">
             <w:pPr>
               <w:jc w:val="right"/>
             </w:pPr>
@@ -6879,7 +6879,7 @@
             </w:tcMar>
             <w:vAlign w:val="center"/>
           </w:tcPr>
-          <w:p>
+          <w:p ns2:paraId="1D886A5E" ns2:textId="77777777">
             <w:pPr>
               <w:jc w:val="right"/>
             </w:pPr>
@@ -6910,7 +6910,7 @@
             </w:tcMar>
             <w:vAlign w:val="center"/>
           </w:tcPr>
-          <w:p>
+          <w:p ns2:paraId="15654E1A" ns2:textId="77777777">
             <w:pPr>
               <w:jc w:val="right"/>
             </w:pPr>
@@ -6926,7 +6926,7 @@
         </w:tc>
       </w:tr>
     </w:tbl>
-    <w:p>
+    <w:p ns2:paraId="2EA5B3E4" ns2:textId="77777777">
       <w:pPr>
         <w:spacing w:after="180"/>
         <w:jc w:val="center"/>
@@ -6938,7 +6938,7 @@
         <w:t>Table 5: Convergence diagnostics. All values from actual output.</w:t>
       </w:r>
     </w:p>
-    <w:p>
+    <w:p ns2:paraId="25F30C6B" ns2:textId="77777777">
       <w:pPr>
         <w:spacing w:after="100"/>
         <w:jc w:val="both"/>
@@ -6964,12 +6964,12 @@
         <w:t>2,2]) reflects slightly higher posterior autocorrelation in the exchange rate variance, consistent with the near-unit-root PLN/EUR dynamics.</w:t>
       </w:r>
     </w:p>
-    <w:p>
+    <w:p ns2:paraId="78302F7F" ns2:textId="77777777">
       <w:pPr>
         <w:spacing w:after="80"/>
       </w:pPr>
     </w:p>
-    <w:p>
+    <w:p ns2:paraId="6B9B180A" ns2:textId="77777777">
       <w:pPr>
         <w:spacing w:before="140" w:after="60"/>
         <w:jc w:val="center"/>
@@ -6979,46 +6979,46 @@
           <w:noProof/>
         </w:rPr>
         <w:drawing>
-          <wp:inline distT="0" distB="0" distL="0" distR="0" wp14:anchorId="5D3DF77E" wp14:editId="2D4C8AD8">
-            <wp:extent cx="5943600" cy="4572000"/>
-            <wp:effectExtent l="0" t="0" r="0" b="0"/>
-            <wp:docPr id="261973125" name="Picture 261973125"/>
-            <wp:cNvGraphicFramePr>
-              <a:graphicFrameLocks xmlns:a="http://schemas.openxmlformats.org/drawingml/2006/main" noChangeAspect="1"/>
-            </wp:cNvGraphicFramePr>
-            <a:graphic xmlns:a="http://schemas.openxmlformats.org/drawingml/2006/main">
-              <a:graphicData uri="http://schemas.openxmlformats.org/drawingml/2006/picture">
-                <pic:pic xmlns:pic="http://schemas.openxmlformats.org/drawingml/2006/picture">
-                  <pic:nvPicPr>
-                    <pic:cNvPr id="0" name=""/>
-                    <pic:cNvPicPr>
-                      <a:picLocks noChangeAspect="1" noChangeArrowheads="1"/>
-                    </pic:cNvPicPr>
-                  </pic:nvPicPr>
-                  <pic:blipFill>
-                    <a:blip r:embed="rId10"/>
-                    <a:srcRect/>
-                    <a:stretch>
-                      <a:fillRect/>
-                    </a:stretch>
-                  </pic:blipFill>
-                  <pic:spPr bwMode="auto">
-                    <a:xfrm>
-                      <a:off x="0" y="0"/>
-                      <a:ext cx="5943600" cy="4572000"/>
-                    </a:xfrm>
-                    <a:prstGeom prst="rect">
-                      <a:avLst/>
-                    </a:prstGeom>
-                  </pic:spPr>
-                </pic:pic>
-              </a:graphicData>
-            </a:graphic>
-          </wp:inline>
+          <ns3:inline distT="0" distB="0" distL="0" distR="0" ns4:anchorId="5D3DF77E" ns4:editId="2D4C8AD8">
+            <ns3:extent cx="5943600" cy="4572000"/>
+            <ns3:effectExtent l="0" t="0" r="0" b="0"/>
+            <ns3:docPr id="261973125" name="Picture 261973125"/>
+            <ns3:cNvGraphicFramePr>
+              <ns5:graphicFrameLocks noChangeAspect="1"/>
+            </ns3:cNvGraphicFramePr>
+            <ns5:graphic>
+              <ns5:graphicData uri="http://schemas.openxmlformats.org/drawingml/2006/picture">
+                <ns6:pic>
+                  <ns6:nvPicPr>
+                    <ns6:cNvPr id="0" name=""/>
+                    <ns6:cNvPicPr>
+                      <ns5:picLocks noChangeAspect="1" noChangeArrowheads="1"/>
+                    </ns6:cNvPicPr>
+                  </ns6:nvPicPr>
+                  <ns6:blipFill>
+                    <ns5:blip ns7:embed="rId10"/>
+                    <ns5:srcRect/>
+                    <ns5:stretch>
+                      <ns5:fillRect/>
+                    </ns5:stretch>
+                  </ns6:blipFill>
+                  <ns6:spPr bwMode="auto">
+                    <ns5:xfrm>
+                      <ns5:off x="0" y="0"/>
+                      <ns5:ext cx="5943600" cy="4572000"/>
+                    </ns5:xfrm>
+                    <ns5:prstGeom prst="rect">
+                      <ns5:avLst/>
+                    </ns5:prstGeom>
+                  </ns6:spPr>
+                </ns6:pic>
+              </ns5:graphicData>
+            </ns5:graphic>
+          </ns3:inline>
         </w:drawing>
       </w:r>
     </w:p>
-    <w:p>
+    <w:p ns2:paraId="37F6300B" ns2:textId="77777777">
       <w:pPr>
         <w:spacing w:after="160"/>
         <w:jc w:val="center"/>
@@ -7030,7 +7030,7 @@
         <w:t>Figure 4: Trace plots and ACF. ACF drops to near-zero at lag 1 for all chains.</w:t>
       </w:r>
     </w:p>
-    <w:p>
+    <w:p ns2:paraId="7A9DEBF0" ns2:textId="77777777">
       <w:pPr>
         <w:spacing w:before="140" w:after="60"/>
         <w:jc w:val="center"/>
@@ -7040,46 +7040,46 @@
           <w:noProof/>
         </w:rPr>
         <w:drawing>
-          <wp:inline distT="0" distB="0" distL="0" distR="0" wp14:anchorId="6C7753C9" wp14:editId="38D645A0">
-            <wp:extent cx="5762625" cy="2009775"/>
-            <wp:effectExtent l="0" t="0" r="0" b="0"/>
-            <wp:docPr id="1161988109" name="Picture 1161988109"/>
-            <wp:cNvGraphicFramePr>
-              <a:graphicFrameLocks xmlns:a="http://schemas.openxmlformats.org/drawingml/2006/main" noChangeAspect="1"/>
-            </wp:cNvGraphicFramePr>
-            <a:graphic xmlns:a="http://schemas.openxmlformats.org/drawingml/2006/main">
-              <a:graphicData uri="http://schemas.openxmlformats.org/drawingml/2006/picture">
-                <pic:pic xmlns:pic="http://schemas.openxmlformats.org/drawingml/2006/picture">
-                  <pic:nvPicPr>
-                    <pic:cNvPr id="0" name=""/>
-                    <pic:cNvPicPr>
-                      <a:picLocks noChangeAspect="1" noChangeArrowheads="1"/>
-                    </pic:cNvPicPr>
-                  </pic:nvPicPr>
-                  <pic:blipFill>
-                    <a:blip r:embed="rId11"/>
-                    <a:srcRect/>
-                    <a:stretch>
-                      <a:fillRect/>
-                    </a:stretch>
-                  </pic:blipFill>
-                  <pic:spPr bwMode="auto">
-                    <a:xfrm>
-                      <a:off x="0" y="0"/>
-                      <a:ext cx="5762625" cy="2009775"/>
-                    </a:xfrm>
-                    <a:prstGeom prst="rect">
-                      <a:avLst/>
-                    </a:prstGeom>
-                  </pic:spPr>
-                </pic:pic>
-              </a:graphicData>
-            </a:graphic>
-          </wp:inline>
+          <ns3:inline distT="0" distB="0" distL="0" distR="0" ns4:anchorId="6C7753C9" ns4:editId="38D645A0">
+            <ns3:extent cx="5762625" cy="2009775"/>
+            <ns3:effectExtent l="0" t="0" r="0" b="0"/>
+            <ns3:docPr id="1161988109" name="Picture 1161988109"/>
+            <ns3:cNvGraphicFramePr>
+              <ns5:graphicFrameLocks noChangeAspect="1"/>
+            </ns3:cNvGraphicFramePr>
+            <ns5:graphic>
+              <ns5:graphicData uri="http://schemas.openxmlformats.org/drawingml/2006/picture">
+                <ns6:pic>
+                  <ns6:nvPicPr>
+                    <ns6:cNvPr id="0" name=""/>
+                    <ns6:cNvPicPr>
+                      <ns5:picLocks noChangeAspect="1" noChangeArrowheads="1"/>
+                    </ns6:cNvPicPr>
+                  </ns6:nvPicPr>
+                  <ns6:blipFill>
+                    <ns5:blip ns7:embed="rId11"/>
+                    <ns5:srcRect/>
+                    <ns5:stretch>
+                      <ns5:fillRect/>
+                    </ns5:stretch>
+                  </ns6:blipFill>
+                  <ns6:spPr bwMode="auto">
+                    <ns5:xfrm>
+                      <ns5:off x="0" y="0"/>
+                      <ns5:ext cx="5762625" cy="2009775"/>
+                    </ns5:xfrm>
+                    <ns5:prstGeom prst="rect">
+                      <ns5:avLst/>
+                    </ns5:prstGeom>
+                  </ns6:spPr>
+                </ns6:pic>
+              </ns5:graphicData>
+            </ns5:graphic>
+          </ns3:inline>
         </w:drawing>
       </w:r>
     </w:p>
-    <w:p>
+    <w:p ns2:paraId="17713D24" ns2:textId="77777777">
       <w:pPr>
         <w:spacing w:after="160"/>
         <w:jc w:val="center"/>
@@ -7105,12 +7105,12 @@
         <w:t xml:space="preserve"> within first ~500 draws confirms 4,000 burn-in is conservative.</w:t>
       </w:r>
     </w:p>
-    <w:p>
+    <w:p ns2:paraId="6E4357BB" ns2:textId="77777777">
       <w:r>
         <w:br w:type="page"/>
       </w:r>
     </w:p>
-    <w:p>
+    <w:p ns2:paraId="28898FFB" ns2:textId="77777777">
       <w:pPr>
         <w:pStyle w:val="Heading2"/>
         <w:spacing w:before="340" w:after="120"/>
@@ -7120,7 +7120,7 @@
         <w:t>4.3 Structural Impulse Response Functions</w:t>
       </w:r>
     </w:p>
-    <w:p>
+    <w:p ns2:paraId="40654B27" ns2:textId="77777777">
       <w:pPr>
         <w:spacing w:after="100"/>
         <w:jc w:val="both"/>
@@ -7140,12 +7140,12 @@
         <w:t>The central result. CPI shows a mild positive blip of about +0.05 pp in months 0–3, then turns clearly negative, reaching approximately −0.3 pp by month 24 and −0.45 pp by month 36. The 68% credible band excludes zero from around month 8 onward. This is the standard contractionary transmission: a rate increase eventually reduces inflation. The initial positive blip is very mild and resolves within 5 months — it does not constitute a persistent price puzzle. The policy rate rises ~0.18 pp on impact and decays over 15 months. PLN/EUR drops on impact (PLN appreciation, ~−0.005), consistent with uncovered interest parity.</w:t>
       </w:r>
     </w:p>
-    <w:p>
+    <w:p ns2:paraId="0900EF23" ns2:textId="77777777">
       <w:pPr>
         <w:spacing w:after="80"/>
       </w:pPr>
     </w:p>
-    <w:p>
+    <w:p ns2:paraId="03E2CEA3" ns2:textId="77777777">
       <w:pPr>
         <w:spacing w:before="140" w:after="60"/>
         <w:jc w:val="center"/>
@@ -7155,46 +7155,46 @@
           <w:noProof/>
         </w:rPr>
         <w:drawing>
-          <wp:inline distT="0" distB="0" distL="0" distR="0" wp14:anchorId="0F39CB7E" wp14:editId="37405560">
-            <wp:extent cx="5943600" cy="2466975"/>
-            <wp:effectExtent l="0" t="0" r="0" b="0"/>
-            <wp:docPr id="2075919551" name="Picture 2075919551"/>
-            <wp:cNvGraphicFramePr>
-              <a:graphicFrameLocks xmlns:a="http://schemas.openxmlformats.org/drawingml/2006/main" noChangeAspect="1"/>
-            </wp:cNvGraphicFramePr>
-            <a:graphic xmlns:a="http://schemas.openxmlformats.org/drawingml/2006/main">
-              <a:graphicData uri="http://schemas.openxmlformats.org/drawingml/2006/picture">
-                <pic:pic xmlns:pic="http://schemas.openxmlformats.org/drawingml/2006/picture">
-                  <pic:nvPicPr>
-                    <pic:cNvPr id="0" name=""/>
-                    <pic:cNvPicPr>
-                      <a:picLocks noChangeAspect="1" noChangeArrowheads="1"/>
-                    </pic:cNvPicPr>
-                  </pic:nvPicPr>
-                  <pic:blipFill>
-                    <a:blip r:embed="rId12"/>
-                    <a:srcRect/>
-                    <a:stretch>
-                      <a:fillRect/>
-                    </a:stretch>
-                  </pic:blipFill>
-                  <pic:spPr bwMode="auto">
-                    <a:xfrm>
-                      <a:off x="0" y="0"/>
-                      <a:ext cx="5943600" cy="2466975"/>
-                    </a:xfrm>
-                    <a:prstGeom prst="rect">
-                      <a:avLst/>
-                    </a:prstGeom>
-                  </pic:spPr>
-                </pic:pic>
-              </a:graphicData>
-            </a:graphic>
-          </wp:inline>
+          <ns3:inline distT="0" distB="0" distL="0" distR="0" ns4:anchorId="0F39CB7E" ns4:editId="37405560">
+            <ns3:extent cx="5943600" cy="2466975"/>
+            <ns3:effectExtent l="0" t="0" r="0" b="0"/>
+            <ns3:docPr id="2075919551" name="Picture 2075919551"/>
+            <ns3:cNvGraphicFramePr>
+              <ns5:graphicFrameLocks noChangeAspect="1"/>
+            </ns3:cNvGraphicFramePr>
+            <ns5:graphic>
+              <ns5:graphicData uri="http://schemas.openxmlformats.org/drawingml/2006/picture">
+                <ns6:pic>
+                  <ns6:nvPicPr>
+                    <ns6:cNvPr id="0" name=""/>
+                    <ns6:cNvPicPr>
+                      <ns5:picLocks noChangeAspect="1" noChangeArrowheads="1"/>
+                    </ns6:cNvPicPr>
+                  </ns6:nvPicPr>
+                  <ns6:blipFill>
+                    <ns5:blip ns7:embed="rId12"/>
+                    <ns5:srcRect/>
+                    <ns5:stretch>
+                      <ns5:fillRect/>
+                    </ns5:stretch>
+                  </ns6:blipFill>
+                  <ns6:spPr bwMode="auto">
+                    <ns5:xfrm>
+                      <ns5:off x="0" y="0"/>
+                      <ns5:ext cx="5943600" cy="2466975"/>
+                    </ns5:xfrm>
+                    <ns5:prstGeom prst="rect">
+                      <ns5:avLst/>
+                    </ns5:prstGeom>
+                  </ns6:spPr>
+                </ns6:pic>
+              </ns5:graphicData>
+            </ns5:graphic>
+          </ns3:inline>
         </w:drawing>
       </w:r>
     </w:p>
-    <w:p>
+    <w:p ns2:paraId="2F1DEA2E" ns2:textId="77777777">
       <w:pPr>
         <w:spacing w:after="160"/>
         <w:jc w:val="center"/>
@@ -7206,7 +7206,7 @@
         <w:t>Figure 6: Structural IRF to a one-S.D. positive rate shock. CPI turns negative after month 3 — standard contractionary transmission. Dark: 68% CI. Light: 90% CI.</w:t>
       </w:r>
     </w:p>
-    <w:p>
+    <w:p ns2:paraId="29ADAB92" ns2:textId="77777777">
       <w:pPr>
         <w:spacing w:after="100"/>
         <w:jc w:val="both"/>
@@ -7226,12 +7226,12 @@
         <w:t>A positive CPI shock has a persistent own effect (0.7 pp on impact, decaying over 36 months). The rate responds with a lag of 1–2 months, reaching +0.25 pp by month 20 — a clear Taylor rule reaction. PLN/EUR shows modest depreciation (+0.015 by month 8), consistent with higher inflation weakening the currency.</w:t>
       </w:r>
     </w:p>
-    <w:p>
+    <w:p ns2:paraId="069BD71C" ns2:textId="77777777">
       <w:pPr>
         <w:spacing w:after="80"/>
       </w:pPr>
     </w:p>
-    <w:p>
+    <w:p ns2:paraId="23980332" ns2:textId="77777777">
       <w:pPr>
         <w:spacing w:before="140" w:after="60"/>
         <w:jc w:val="center"/>
@@ -7241,46 +7241,46 @@
           <w:noProof/>
         </w:rPr>
         <w:drawing>
-          <wp:inline distT="0" distB="0" distL="0" distR="0" wp14:anchorId="3A180AFC" wp14:editId="476A277C">
-            <wp:extent cx="5943600" cy="2466975"/>
-            <wp:effectExtent l="0" t="0" r="0" b="0"/>
-            <wp:docPr id="466176833" name="Picture 466176833"/>
-            <wp:cNvGraphicFramePr>
-              <a:graphicFrameLocks xmlns:a="http://schemas.openxmlformats.org/drawingml/2006/main" noChangeAspect="1"/>
-            </wp:cNvGraphicFramePr>
-            <a:graphic xmlns:a="http://schemas.openxmlformats.org/drawingml/2006/main">
-              <a:graphicData uri="http://schemas.openxmlformats.org/drawingml/2006/picture">
-                <pic:pic xmlns:pic="http://schemas.openxmlformats.org/drawingml/2006/picture">
-                  <pic:nvPicPr>
-                    <pic:cNvPr id="0" name=""/>
-                    <pic:cNvPicPr>
-                      <a:picLocks noChangeAspect="1" noChangeArrowheads="1"/>
-                    </pic:cNvPicPr>
-                  </pic:nvPicPr>
-                  <pic:blipFill>
-                    <a:blip r:embed="rId13"/>
-                    <a:srcRect/>
-                    <a:stretch>
-                      <a:fillRect/>
-                    </a:stretch>
-                  </pic:blipFill>
-                  <pic:spPr bwMode="auto">
-                    <a:xfrm>
-                      <a:off x="0" y="0"/>
-                      <a:ext cx="5943600" cy="2466975"/>
-                    </a:xfrm>
-                    <a:prstGeom prst="rect">
-                      <a:avLst/>
-                    </a:prstGeom>
-                  </pic:spPr>
-                </pic:pic>
-              </a:graphicData>
-            </a:graphic>
-          </wp:inline>
+          <ns3:inline distT="0" distB="0" distL="0" distR="0" ns4:anchorId="3A180AFC" ns4:editId="476A277C">
+            <ns3:extent cx="5943600" cy="2466975"/>
+            <ns3:effectExtent l="0" t="0" r="0" b="0"/>
+            <ns3:docPr id="466176833" name="Picture 466176833"/>
+            <ns3:cNvGraphicFramePr>
+              <ns5:graphicFrameLocks noChangeAspect="1"/>
+            </ns3:cNvGraphicFramePr>
+            <ns5:graphic>
+              <ns5:graphicData uri="http://schemas.openxmlformats.org/drawingml/2006/picture">
+                <ns6:pic>
+                  <ns6:nvPicPr>
+                    <ns6:cNvPr id="0" name=""/>
+                    <ns6:cNvPicPr>
+                      <ns5:picLocks noChangeAspect="1" noChangeArrowheads="1"/>
+                    </ns6:cNvPicPr>
+                  </ns6:nvPicPr>
+                  <ns6:blipFill>
+                    <ns5:blip ns7:embed="rId13"/>
+                    <ns5:srcRect/>
+                    <ns5:stretch>
+                      <ns5:fillRect/>
+                    </ns5:stretch>
+                  </ns6:blipFill>
+                  <ns6:spPr bwMode="auto">
+                    <ns5:xfrm>
+                      <ns5:off x="0" y="0"/>
+                      <ns5:ext cx="5943600" cy="2466975"/>
+                    </ns5:xfrm>
+                    <ns5:prstGeom prst="rect">
+                      <ns5:avLst/>
+                    </ns5:prstGeom>
+                  </ns6:spPr>
+                </ns6:pic>
+              </ns5:graphicData>
+            </ns5:graphic>
+          </ns3:inline>
         </w:drawing>
       </w:r>
     </w:p>
-    <w:p>
+    <w:p ns2:paraId="19BF6D95" ns2:textId="77777777">
       <w:pPr>
         <w:spacing w:after="160"/>
         <w:jc w:val="center"/>
@@ -7307,7 +7307,7 @@
         <w:t xml:space="preserve"> lag (Taylor rule). PLN depreciates.</w:t>
       </w:r>
     </w:p>
-    <w:p>
+    <w:p ns2:paraId="5FDBAD7E" ns2:textId="77777777">
       <w:pPr>
         <w:spacing w:after="100"/>
         <w:jc w:val="both"/>
@@ -7327,12 +7327,12 @@
         <w:t>A PLN depreciation shock (+0.06 on impact) produces a moderate inflationary pass-through, with the median CPI response peaking at +0.10 pp around month 15. The rate response is uncertain: the 90% CI includes both positive and negative values throughout, reflecting that the NBP’s exchange rate response is ambiguous in the sample.</w:t>
       </w:r>
     </w:p>
-    <w:p>
+    <w:p ns2:paraId="099B95BD" ns2:textId="77777777">
       <w:pPr>
         <w:spacing w:after="80"/>
       </w:pPr>
     </w:p>
-    <w:p>
+    <w:p ns2:paraId="30CC3AC5" ns2:textId="77777777">
       <w:pPr>
         <w:spacing w:before="140" w:after="60"/>
         <w:jc w:val="center"/>
@@ -7342,46 +7342,46 @@
           <w:noProof/>
         </w:rPr>
         <w:drawing>
-          <wp:inline distT="0" distB="0" distL="0" distR="0" wp14:anchorId="4E7993E4" wp14:editId="292B757C">
-            <wp:extent cx="5943600" cy="2466975"/>
-            <wp:effectExtent l="0" t="0" r="0" b="0"/>
-            <wp:docPr id="176017322" name="Picture 176017322"/>
-            <wp:cNvGraphicFramePr>
-              <a:graphicFrameLocks xmlns:a="http://schemas.openxmlformats.org/drawingml/2006/main" noChangeAspect="1"/>
-            </wp:cNvGraphicFramePr>
-            <a:graphic xmlns:a="http://schemas.openxmlformats.org/drawingml/2006/main">
-              <a:graphicData uri="http://schemas.openxmlformats.org/drawingml/2006/picture">
-                <pic:pic xmlns:pic="http://schemas.openxmlformats.org/drawingml/2006/picture">
-                  <pic:nvPicPr>
-                    <pic:cNvPr id="0" name=""/>
-                    <pic:cNvPicPr>
-                      <a:picLocks noChangeAspect="1" noChangeArrowheads="1"/>
-                    </pic:cNvPicPr>
-                  </pic:nvPicPr>
-                  <pic:blipFill>
-                    <a:blip r:embed="rId14"/>
-                    <a:srcRect/>
-                    <a:stretch>
-                      <a:fillRect/>
-                    </a:stretch>
-                  </pic:blipFill>
-                  <pic:spPr bwMode="auto">
-                    <a:xfrm>
-                      <a:off x="0" y="0"/>
-                      <a:ext cx="5943600" cy="2466975"/>
-                    </a:xfrm>
-                    <a:prstGeom prst="rect">
-                      <a:avLst/>
-                    </a:prstGeom>
-                  </pic:spPr>
-                </pic:pic>
-              </a:graphicData>
-            </a:graphic>
-          </wp:inline>
+          <ns3:inline distT="0" distB="0" distL="0" distR="0" ns4:anchorId="4E7993E4" ns4:editId="292B757C">
+            <ns3:extent cx="5943600" cy="2466975"/>
+            <ns3:effectExtent l="0" t="0" r="0" b="0"/>
+            <ns3:docPr id="176017322" name="Picture 176017322"/>
+            <ns3:cNvGraphicFramePr>
+              <ns5:graphicFrameLocks noChangeAspect="1"/>
+            </ns3:cNvGraphicFramePr>
+            <ns5:graphic>
+              <ns5:graphicData uri="http://schemas.openxmlformats.org/drawingml/2006/picture">
+                <ns6:pic>
+                  <ns6:nvPicPr>
+                    <ns6:cNvPr id="0" name=""/>
+                    <ns6:cNvPicPr>
+                      <ns5:picLocks noChangeAspect="1" noChangeArrowheads="1"/>
+                    </ns6:cNvPicPr>
+                  </ns6:nvPicPr>
+                  <ns6:blipFill>
+                    <ns5:blip ns7:embed="rId14"/>
+                    <ns5:srcRect/>
+                    <ns5:stretch>
+                      <ns5:fillRect/>
+                    </ns5:stretch>
+                  </ns6:blipFill>
+                  <ns6:spPr bwMode="auto">
+                    <ns5:xfrm>
+                      <ns5:off x="0" y="0"/>
+                      <ns5:ext cx="5943600" cy="2466975"/>
+                    </ns5:xfrm>
+                    <ns5:prstGeom prst="rect">
+                      <ns5:avLst/>
+                    </ns5:prstGeom>
+                  </ns6:spPr>
+                </ns6:pic>
+              </ns5:graphicData>
+            </ns5:graphic>
+          </ns3:inline>
         </w:drawing>
       </w:r>
     </w:p>
-    <w:p>
+    <w:p ns2:paraId="25F75981" ns2:textId="77777777">
       <w:pPr>
         <w:spacing w:after="160"/>
         <w:jc w:val="center"/>
@@ -7393,7 +7393,7 @@
         <w:t>Figure 8: IRF to PLN/EUR depreciation shock. Modest inflationary pass-through; rate response uncertain.</w:t>
       </w:r>
     </w:p>
-    <w:p>
+    <w:p ns2:paraId="1D317DB6" ns2:textId="77777777">
       <w:pPr>
         <w:pStyle w:val="Heading2"/>
         <w:spacing w:before="340" w:after="120"/>
@@ -7402,7 +7402,7 @@
         <w:t>4.4 BVAR vs Classical VAR</w:t>
       </w:r>
     </w:p>
-    <w:p>
+    <w:p ns2:paraId="0EB06C69" ns2:textId="77777777">
       <w:pPr>
         <w:spacing w:before="140" w:after="60"/>
         <w:jc w:val="center"/>
@@ -7412,46 +7412,46 @@
           <w:noProof/>
         </w:rPr>
         <w:drawing>
-          <wp:inline distT="0" distB="0" distL="0" distR="0" wp14:anchorId="0346DFDB" wp14:editId="510684D0">
-            <wp:extent cx="5943600" cy="2466975"/>
-            <wp:effectExtent l="0" t="0" r="0" b="0"/>
-            <wp:docPr id="1154188748" name="Picture 1154188748"/>
-            <wp:cNvGraphicFramePr>
-              <a:graphicFrameLocks xmlns:a="http://schemas.openxmlformats.org/drawingml/2006/main" noChangeAspect="1"/>
-            </wp:cNvGraphicFramePr>
-            <a:graphic xmlns:a="http://schemas.openxmlformats.org/drawingml/2006/main">
-              <a:graphicData uri="http://schemas.openxmlformats.org/drawingml/2006/picture">
-                <pic:pic xmlns:pic="http://schemas.openxmlformats.org/drawingml/2006/picture">
-                  <pic:nvPicPr>
-                    <pic:cNvPr id="0" name=""/>
-                    <pic:cNvPicPr>
-                      <a:picLocks noChangeAspect="1" noChangeArrowheads="1"/>
-                    </pic:cNvPicPr>
-                  </pic:nvPicPr>
-                  <pic:blipFill>
-                    <a:blip r:embed="rId15"/>
-                    <a:srcRect/>
-                    <a:stretch>
-                      <a:fillRect/>
-                    </a:stretch>
-                  </pic:blipFill>
-                  <pic:spPr bwMode="auto">
-                    <a:xfrm>
-                      <a:off x="0" y="0"/>
-                      <a:ext cx="5943600" cy="2466975"/>
-                    </a:xfrm>
-                    <a:prstGeom prst="rect">
-                      <a:avLst/>
-                    </a:prstGeom>
-                  </pic:spPr>
-                </pic:pic>
-              </a:graphicData>
-            </a:graphic>
-          </wp:inline>
+          <ns3:inline distT="0" distB="0" distL="0" distR="0" ns4:anchorId="0346DFDB" ns4:editId="510684D0">
+            <ns3:extent cx="5943600" cy="2466975"/>
+            <ns3:effectExtent l="0" t="0" r="0" b="0"/>
+            <ns3:docPr id="1154188748" name="Picture 1154188748"/>
+            <ns3:cNvGraphicFramePr>
+              <ns5:graphicFrameLocks noChangeAspect="1"/>
+            </ns3:cNvGraphicFramePr>
+            <ns5:graphic>
+              <ns5:graphicData uri="http://schemas.openxmlformats.org/drawingml/2006/picture">
+                <ns6:pic>
+                  <ns6:nvPicPr>
+                    <ns6:cNvPr id="0" name=""/>
+                    <ns6:cNvPicPr>
+                      <ns5:picLocks noChangeAspect="1" noChangeArrowheads="1"/>
+                    </ns6:cNvPicPr>
+                  </ns6:nvPicPr>
+                  <ns6:blipFill>
+                    <ns5:blip ns7:embed="rId15"/>
+                    <ns5:srcRect/>
+                    <ns5:stretch>
+                      <ns5:fillRect/>
+                    </ns5:stretch>
+                  </ns6:blipFill>
+                  <ns6:spPr bwMode="auto">
+                    <ns5:xfrm>
+                      <ns5:off x="0" y="0"/>
+                      <ns5:ext cx="5943600" cy="2466975"/>
+                    </ns5:xfrm>
+                    <ns5:prstGeom prst="rect">
+                      <ns5:avLst/>
+                    </ns5:prstGeom>
+                  </ns6:spPr>
+                </ns6:pic>
+              </ns5:graphicData>
+            </ns5:graphic>
+          </ns3:inline>
         </w:drawing>
       </w:r>
     </w:p>
-    <w:p>
+    <w:p ns2:paraId="213BC1F3" ns2:textId="77777777">
       <w:pPr>
         <w:spacing w:after="160"/>
         <w:jc w:val="center"/>
@@ -7477,7 +7477,7 @@
         <w:t xml:space="preserve"> the same negative long-run response.</w:t>
       </w:r>
     </w:p>
-    <w:p>
+    <w:p ns2:paraId="0C8C5DE6" ns2:textId="77777777">
       <w:pPr>
         <w:spacing w:after="100"/>
         <w:jc w:val="both"/>
@@ -7524,7 +7524,7 @@
         <w:t>=211.35.</w:t>
       </w:r>
     </w:p>
-    <w:p>
+    <w:p ns2:paraId="7FFAF321" ns2:textId="77777777">
       <w:pPr>
         <w:pStyle w:val="Heading2"/>
         <w:spacing w:before="340" w:after="120"/>
@@ -7533,7 +7533,7 @@
         <w:t>4.5 Forecast</w:t>
       </w:r>
     </w:p>
-    <w:p>
+    <w:p ns2:paraId="594E2A21" ns2:textId="77777777">
       <w:pPr>
         <w:spacing w:before="140" w:after="60"/>
         <w:jc w:val="center"/>
@@ -7543,46 +7543,46 @@
           <w:noProof/>
         </w:rPr>
         <w:drawing>
-          <wp:inline distT="0" distB="0" distL="0" distR="0" wp14:anchorId="0221F882" wp14:editId="6C474EA4">
-            <wp:extent cx="5762625" cy="3476625"/>
-            <wp:effectExtent l="0" t="0" r="0" b="0"/>
-            <wp:docPr id="1862835444" name="Picture 1862835444"/>
-            <wp:cNvGraphicFramePr>
-              <a:graphicFrameLocks xmlns:a="http://schemas.openxmlformats.org/drawingml/2006/main" noChangeAspect="1"/>
-            </wp:cNvGraphicFramePr>
-            <a:graphic xmlns:a="http://schemas.openxmlformats.org/drawingml/2006/main">
-              <a:graphicData uri="http://schemas.openxmlformats.org/drawingml/2006/picture">
-                <pic:pic xmlns:pic="http://schemas.openxmlformats.org/drawingml/2006/picture">
-                  <pic:nvPicPr>
-                    <pic:cNvPr id="0" name=""/>
-                    <pic:cNvPicPr>
-                      <a:picLocks noChangeAspect="1" noChangeArrowheads="1"/>
-                    </pic:cNvPicPr>
-                  </pic:nvPicPr>
-                  <pic:blipFill>
-                    <a:blip r:embed="rId16"/>
-                    <a:srcRect/>
-                    <a:stretch>
-                      <a:fillRect/>
-                    </a:stretch>
-                  </pic:blipFill>
-                  <pic:spPr bwMode="auto">
-                    <a:xfrm>
-                      <a:off x="0" y="0"/>
-                      <a:ext cx="5762625" cy="3476625"/>
-                    </a:xfrm>
-                    <a:prstGeom prst="rect">
-                      <a:avLst/>
-                    </a:prstGeom>
-                  </pic:spPr>
-                </pic:pic>
-              </a:graphicData>
-            </a:graphic>
-          </wp:inline>
+          <ns3:inline distT="0" distB="0" distL="0" distR="0" ns4:anchorId="0221F882" ns4:editId="6C474EA4">
+            <ns3:extent cx="5762625" cy="3476625"/>
+            <ns3:effectExtent l="0" t="0" r="0" b="0"/>
+            <ns3:docPr id="1862835444" name="Picture 1862835444"/>
+            <ns3:cNvGraphicFramePr>
+              <ns5:graphicFrameLocks noChangeAspect="1"/>
+            </ns3:cNvGraphicFramePr>
+            <ns5:graphic>
+              <ns5:graphicData uri="http://schemas.openxmlformats.org/drawingml/2006/picture">
+                <ns6:pic>
+                  <ns6:nvPicPr>
+                    <ns6:cNvPr id="0" name=""/>
+                    <ns6:cNvPicPr>
+                      <ns5:picLocks noChangeAspect="1" noChangeArrowheads="1"/>
+                    </ns6:cNvPicPr>
+                  </ns6:nvPicPr>
+                  <ns6:blipFill>
+                    <ns5:blip ns7:embed="rId16"/>
+                    <ns5:srcRect/>
+                    <ns5:stretch>
+                      <ns5:fillRect/>
+                    </ns5:stretch>
+                  </ns6:blipFill>
+                  <ns6:spPr bwMode="auto">
+                    <ns5:xfrm>
+                      <ns5:off x="0" y="0"/>
+                      <ns5:ext cx="5762625" cy="3476625"/>
+                    </ns5:xfrm>
+                    <ns5:prstGeom prst="rect">
+                      <ns5:avLst/>
+                    </ns5:prstGeom>
+                  </ns6:spPr>
+                </ns6:pic>
+              </ns5:graphicData>
+            </ns5:graphic>
+          </ns3:inline>
         </w:drawing>
       </w:r>
     </w:p>
-    <w:p>
+    <w:p ns2:paraId="26B3189E" ns2:textId="77777777">
       <w:pPr>
         <w:spacing w:after="160"/>
         <w:jc w:val="center"/>
@@ -7594,7 +7594,7 @@
         <w:t>Figure 10: 12-month posterior predictive forecast from April 2025. Predictive bands widen correctly over the horizon.</w:t>
       </w:r>
     </w:p>
-    <w:p>
+    <w:p ns2:paraId="3FC43D11" ns2:textId="77777777">
       <w:pPr>
         <w:spacing w:after="100"/>
         <w:jc w:val="both"/>
@@ -7606,12 +7606,12 @@
         <w:t>CPI is forecast to decline from ~5.3% toward 3–4% by early 2026. The rate edges down from ~5.7%. PLN/EUR remains stable around 4.15–4.20. The 90% bands correctly widen as near-unit-root dynamics compound forecast uncertainty.</w:t>
       </w:r>
     </w:p>
-    <w:p>
+    <w:p ns2:paraId="66677C95" ns2:textId="77777777">
       <w:r>
         <w:br w:type="page"/>
       </w:r>
     </w:p>
-    <w:p>
+    <w:p ns2:paraId="2B233DF1" ns2:textId="77777777">
       <w:pPr>
         <w:pStyle w:val="Heading1"/>
       </w:pPr>
@@ -7620,7 +7620,7 @@
         <w:t>5. Robustness Analysis</w:t>
       </w:r>
     </w:p>
-    <w:p>
+    <w:p ns2:paraId="020C09EA" ns2:textId="77777777">
       <w:pPr>
         <w:pStyle w:val="Heading2"/>
         <w:spacing w:before="340" w:after="120"/>
@@ -7629,7 +7629,7 @@
         <w:t>5.1 Identification Sensitivity</w:t>
       </w:r>
     </w:p>
-    <w:p>
+    <w:p ns2:paraId="22E514CD" ns2:textId="77777777">
       <w:pPr>
         <w:spacing w:after="100"/>
         <w:jc w:val="both"/>
@@ -7641,7 +7641,7 @@
         <w:t>Three Cholesky orderings are tested. This is the most informative robustness check because the CPI response to a rate shock is qualitatively different across orderings:</w:t>
       </w:r>
     </w:p>
-    <w:p>
+    <w:p ns2:paraId="495BB831" ns2:textId="77777777">
       <w:pPr>
         <w:pStyle w:val="ListParagraph"/>
         <w:numPr>
@@ -7657,7 +7657,7 @@
         <w:t>[CPI, Rate, FX] (baseline): CPI turns negative after month 3. Standard contractionary transmission.</w:t>
       </w:r>
     </w:p>
-    <w:p>
+    <w:p ns2:paraId="5EB617BA" ns2:textId="77777777">
       <w:pPr>
         <w:pStyle w:val="ListParagraph"/>
         <w:numPr>
@@ -7687,7 +7687,7 @@
         <w:t xml:space="preserve"> before turning negative. This ordering attributes more of the 2021–2022 inflation-rate co-movement to the rate shock, producing a genuine price puzzle.</w:t>
       </w:r>
     </w:p>
-    <w:p>
+    <w:p ns2:paraId="0AB911F1" ns2:textId="77777777">
       <w:pPr>
         <w:pStyle w:val="ListParagraph"/>
         <w:numPr>
@@ -7717,12 +7717,12 @@
         <w:t xml:space="preserve"> above. CPI starts positive (~+0.25 pp), declines gradually.</w:t>
       </w:r>
     </w:p>
-    <w:p>
+    <w:p ns2:paraId="78F1F615" ns2:textId="77777777">
       <w:pPr>
         <w:spacing w:after="80"/>
       </w:pPr>
     </w:p>
-    <w:p>
+    <w:p ns2:paraId="757A71EC" ns2:textId="77777777">
       <w:pPr>
         <w:spacing w:after="100"/>
         <w:jc w:val="both"/>
@@ -7734,12 +7734,12 @@
         <w:t>The takeaway: the baseline ordering [CPI, Rate, FX] produces the most theoretically coherent result because it correctly treats inflation as the slow-moving variable that cannot respond to rate decisions within the same month. When the rate is ordered first, the model cannot distinguish the NBP’s reactive rate hikes from autonomous policy shocks, so the co-movement during 2021–2022 appears as a price puzzle.</w:t>
       </w:r>
     </w:p>
-    <w:p>
+    <w:p ns2:paraId="757152F5" ns2:textId="77777777">
       <w:pPr>
         <w:spacing w:after="80"/>
       </w:pPr>
     </w:p>
-    <w:p>
+    <w:p ns2:paraId="17887452" ns2:textId="77777777">
       <w:pPr>
         <w:spacing w:before="140" w:after="60"/>
         <w:jc w:val="center"/>
@@ -7749,46 +7749,46 @@
           <w:noProof/>
         </w:rPr>
         <w:drawing>
-          <wp:inline distT="0" distB="0" distL="0" distR="0" wp14:anchorId="06A0EB5C" wp14:editId="6671E3B0">
-            <wp:extent cx="5943600" cy="2286000"/>
-            <wp:effectExtent l="0" t="0" r="0" b="0"/>
-            <wp:docPr id="700786046" name="Picture 700786046"/>
-            <wp:cNvGraphicFramePr>
-              <a:graphicFrameLocks xmlns:a="http://schemas.openxmlformats.org/drawingml/2006/main" noChangeAspect="1"/>
-            </wp:cNvGraphicFramePr>
-            <a:graphic xmlns:a="http://schemas.openxmlformats.org/drawingml/2006/main">
-              <a:graphicData uri="http://schemas.openxmlformats.org/drawingml/2006/picture">
-                <pic:pic xmlns:pic="http://schemas.openxmlformats.org/drawingml/2006/picture">
-                  <pic:nvPicPr>
-                    <pic:cNvPr id="0" name=""/>
-                    <pic:cNvPicPr>
-                      <a:picLocks noChangeAspect="1" noChangeArrowheads="1"/>
-                    </pic:cNvPicPr>
-                  </pic:nvPicPr>
-                  <pic:blipFill>
-                    <a:blip r:embed="rId17"/>
-                    <a:srcRect/>
-                    <a:stretch>
-                      <a:fillRect/>
-                    </a:stretch>
-                  </pic:blipFill>
-                  <pic:spPr bwMode="auto">
-                    <a:xfrm>
-                      <a:off x="0" y="0"/>
-                      <a:ext cx="5943600" cy="2286000"/>
-                    </a:xfrm>
-                    <a:prstGeom prst="rect">
-                      <a:avLst/>
-                    </a:prstGeom>
-                  </pic:spPr>
-                </pic:pic>
-              </a:graphicData>
-            </a:graphic>
-          </wp:inline>
+          <ns3:inline distT="0" distB="0" distL="0" distR="0" ns4:anchorId="06A0EB5C" ns4:editId="6671E3B0">
+            <ns3:extent cx="5943600" cy="2286000"/>
+            <ns3:effectExtent l="0" t="0" r="0" b="0"/>
+            <ns3:docPr id="700786046" name="Picture 700786046"/>
+            <ns3:cNvGraphicFramePr>
+              <ns5:graphicFrameLocks noChangeAspect="1"/>
+            </ns3:cNvGraphicFramePr>
+            <ns5:graphic>
+              <ns5:graphicData uri="http://schemas.openxmlformats.org/drawingml/2006/picture">
+                <ns6:pic>
+                  <ns6:nvPicPr>
+                    <ns6:cNvPr id="0" name=""/>
+                    <ns6:cNvPicPr>
+                      <ns5:picLocks noChangeAspect="1" noChangeArrowheads="1"/>
+                    </ns6:cNvPicPr>
+                  </ns6:nvPicPr>
+                  <ns6:blipFill>
+                    <ns5:blip ns7:embed="rId17"/>
+                    <ns5:srcRect/>
+                    <ns5:stretch>
+                      <ns5:fillRect/>
+                    </ns5:stretch>
+                  </ns6:blipFill>
+                  <ns6:spPr bwMode="auto">
+                    <ns5:xfrm>
+                      <ns5:off x="0" y="0"/>
+                      <ns5:ext cx="5943600" cy="2286000"/>
+                    </ns5:xfrm>
+                    <ns5:prstGeom prst="rect">
+                      <ns5:avLst/>
+                    </ns5:prstGeom>
+                  </ns6:spPr>
+                </ns6:pic>
+              </ns5:graphicData>
+            </ns5:graphic>
+          </ns3:inline>
         </w:drawing>
       </w:r>
     </w:p>
-    <w:p>
+    <w:p ns2:paraId="68E3363E" ns2:textId="77777777">
       <w:pPr>
         <w:spacing w:after="160"/>
         <w:jc w:val="center"/>
@@ -7800,7 +7800,7 @@
         <w:t>Figure 11: CPI response to rate shock under three Cholesky orderings. The baseline [CPI, Rate, FX] produces a negative response; alternative orderings show a positive response that reverses at longer horizons.</w:t>
       </w:r>
     </w:p>
-    <w:p>
+    <w:p ns2:paraId="6FA4DB29" ns2:textId="77777777">
       <w:pPr>
         <w:pStyle w:val="Heading2"/>
         <w:spacing w:before="340" w:after="120"/>
@@ -7809,7 +7809,7 @@
         <w:t>5.2 Prior Sensitivity</w:t>
       </w:r>
     </w:p>
-    <w:p>
+    <w:p ns2:paraId="2278B0A7" ns2:textId="77777777">
       <w:pPr>
         <w:spacing w:after="100"/>
         <w:jc w:val="both"/>
@@ -7835,7 +7835,7 @@
         <w:t>0.10, 0.20, 0.50}:</w:t>
       </w:r>
     </w:p>
-    <w:p>
+    <w:p ns2:paraId="0B1DBAC8" ns2:textId="77777777">
       <w:pPr>
         <w:pStyle w:val="ListParagraph"/>
         <w:numPr>
@@ -7851,7 +7851,7 @@
         <w:t>λ₁=0.10 (tight): CPI goes negative immediately — no positive blip at all. The shrinkage fully suppresses the initial co-movement.</w:t>
       </w:r>
     </w:p>
-    <w:p>
+    <w:p ns2:paraId="0E934268" ns2:textId="77777777">
       <w:pPr>
         <w:pStyle w:val="ListParagraph"/>
         <w:numPr>
@@ -7881,7 +7881,7 @@
         <w:t xml:space="preserve"> without dominating the data.</w:t>
       </w:r>
     </w:p>
-    <w:p>
+    <w:p ns2:paraId="426748A7" ns2:textId="77777777">
       <w:pPr>
         <w:pStyle w:val="ListParagraph"/>
         <w:numPr>
@@ -7911,7 +7911,7 @@
         <w:t>, where the cross-variable dynamics are less constrained.</w:t>
       </w:r>
     </w:p>
-    <w:p>
+    <w:p ns2:paraId="0F5B0357" ns2:textId="77777777">
       <w:pPr>
         <w:spacing w:after="100"/>
         <w:jc w:val="both"/>
@@ -7923,12 +7923,12 @@
         <w:t>All three calibrations converge to the same contractionary long-run response, confirming this is a robust data feature, not a prior artefact.</w:t>
       </w:r>
     </w:p>
-    <w:p>
+    <w:p ns2:paraId="319BDDD3" ns2:textId="77777777">
       <w:pPr>
         <w:spacing w:after="80"/>
       </w:pPr>
     </w:p>
-    <w:p>
+    <w:p ns2:paraId="4399AA7D" ns2:textId="77777777">
       <w:pPr>
         <w:spacing w:before="140" w:after="60"/>
         <w:jc w:val="center"/>
@@ -7938,46 +7938,46 @@
           <w:noProof/>
         </w:rPr>
         <w:drawing>
-          <wp:inline distT="0" distB="0" distL="0" distR="0" wp14:anchorId="3A38CAC7" wp14:editId="2FC80717">
-            <wp:extent cx="5667375" cy="2743200"/>
-            <wp:effectExtent l="0" t="0" r="0" b="0"/>
-            <wp:docPr id="1890068702" name="Picture 1890068702"/>
-            <wp:cNvGraphicFramePr>
-              <a:graphicFrameLocks xmlns:a="http://schemas.openxmlformats.org/drawingml/2006/main" noChangeAspect="1"/>
-            </wp:cNvGraphicFramePr>
-            <a:graphic xmlns:a="http://schemas.openxmlformats.org/drawingml/2006/main">
-              <a:graphicData uri="http://schemas.openxmlformats.org/drawingml/2006/picture">
-                <pic:pic xmlns:pic="http://schemas.openxmlformats.org/drawingml/2006/picture">
-                  <pic:nvPicPr>
-                    <pic:cNvPr id="0" name=""/>
-                    <pic:cNvPicPr>
-                      <a:picLocks noChangeAspect="1" noChangeArrowheads="1"/>
-                    </pic:cNvPicPr>
-                  </pic:nvPicPr>
-                  <pic:blipFill>
-                    <a:blip r:embed="rId18"/>
-                    <a:srcRect/>
-                    <a:stretch>
-                      <a:fillRect/>
-                    </a:stretch>
-                  </pic:blipFill>
-                  <pic:spPr bwMode="auto">
-                    <a:xfrm>
-                      <a:off x="0" y="0"/>
-                      <a:ext cx="5667375" cy="2743200"/>
-                    </a:xfrm>
-                    <a:prstGeom prst="rect">
-                      <a:avLst/>
-                    </a:prstGeom>
-                  </pic:spPr>
-                </pic:pic>
-              </a:graphicData>
-            </a:graphic>
-          </wp:inline>
+          <ns3:inline distT="0" distB="0" distL="0" distR="0" ns4:anchorId="3A38CAC7" ns4:editId="2FC80717">
+            <ns3:extent cx="5667375" cy="2743200"/>
+            <ns3:effectExtent l="0" t="0" r="0" b="0"/>
+            <ns3:docPr id="1890068702" name="Picture 1890068702"/>
+            <ns3:cNvGraphicFramePr>
+              <ns5:graphicFrameLocks noChangeAspect="1"/>
+            </ns3:cNvGraphicFramePr>
+            <ns5:graphic>
+              <ns5:graphicData uri="http://schemas.openxmlformats.org/drawingml/2006/picture">
+                <ns6:pic>
+                  <ns6:nvPicPr>
+                    <ns6:cNvPr id="0" name=""/>
+                    <ns6:cNvPicPr>
+                      <ns5:picLocks noChangeAspect="1" noChangeArrowheads="1"/>
+                    </ns6:cNvPicPr>
+                  </ns6:nvPicPr>
+                  <ns6:blipFill>
+                    <ns5:blip ns7:embed="rId18"/>
+                    <ns5:srcRect/>
+                    <ns5:stretch>
+                      <ns5:fillRect/>
+                    </ns5:stretch>
+                  </ns6:blipFill>
+                  <ns6:spPr bwMode="auto">
+                    <ns5:xfrm>
+                      <ns5:off x="0" y="0"/>
+                      <ns5:ext cx="5667375" cy="2743200"/>
+                    </ns5:xfrm>
+                    <ns5:prstGeom prst="rect">
+                      <ns5:avLst/>
+                    </ns5:prstGeom>
+                  </ns6:spPr>
+                </ns6:pic>
+              </ns5:graphicData>
+            </ns5:graphic>
+          </ns3:inline>
         </w:drawing>
       </w:r>
     </w:p>
-    <w:p>
+    <w:p ns2:paraId="792E5825" ns2:textId="77777777">
       <w:pPr>
         <w:spacing w:after="160"/>
         <w:jc w:val="center"/>
@@ -7989,7 +7989,7 @@
         <w:t>Figure 12: CPI response to rate shock under three prior tightness values. Tighter prior (λ₁=0.10, grey) eliminates initial positive blip; looser (λ₁=0.50, dark) amplifies it. All converge to negative response.</w:t>
       </w:r>
     </w:p>
-    <w:p>
+    <w:p ns2:paraId="01F88260" ns2:textId="77777777">
       <w:pPr>
         <w:pStyle w:val="Heading2"/>
         <w:spacing w:before="340" w:after="120"/>
@@ -7998,7 +7998,7 @@
         <w:t>5.3 First-Difference Robustness</w:t>
       </w:r>
     </w:p>
-    <w:p>
+    <w:p ns2:paraId="35AE44F6" ns2:textId="77777777">
       <w:pPr>
         <w:spacing w:after="100"/>
         <w:jc w:val="both"/>
@@ -8038,7 +8038,7 @@
         <w:t>1) evidence:</w:t>
       </w:r>
     </w:p>
-    <w:p>
+    <w:p ns2:paraId="79987206" ns2:textId="77777777">
       <w:pPr>
         <w:pStyle w:val="ListParagraph"/>
         <w:numPr>
@@ -8054,7 +8054,7 @@
         <w:t>The levels-based IRF (baseline) shows a clear negative CPI response with wide 80% credible bands.</w:t>
       </w:r>
     </w:p>
-    <w:p>
+    <w:p ns2:paraId="685B4D28" ns2:textId="77777777">
       <w:pPr>
         <w:pStyle w:val="ListParagraph"/>
         <w:numPr>
@@ -8070,7 +8070,7 @@
         <w:t>The first-difference IRF shows a very small positive blip that essentially returns to zero — a much weaker but directionally consistent effect with narrow bands.</w:t>
       </w:r>
     </w:p>
-    <w:p>
+    <w:p ns2:paraId="11ABF6D6" ns2:textId="77777777">
       <w:pPr>
         <w:spacing w:after="100"/>
         <w:jc w:val="both"/>
@@ -8082,12 +8082,12 @@
         <w:t>The weaker response in differences is expected: differencing removes the level information that drives the cumulative contractionary effect. The sign patterns are preserved.</w:t>
       </w:r>
     </w:p>
-    <w:p>
+    <w:p ns2:paraId="0D293A86" ns2:textId="77777777">
       <w:pPr>
         <w:spacing w:after="80"/>
       </w:pPr>
     </w:p>
-    <w:p>
+    <w:p ns2:paraId="01B6E4CD" ns2:textId="77777777">
       <w:pPr>
         <w:spacing w:before="140" w:after="60"/>
         <w:jc w:val="center"/>
@@ -8097,46 +8097,46 @@
           <w:noProof/>
         </w:rPr>
         <w:drawing>
-          <wp:inline distT="0" distB="0" distL="0" distR="0" wp14:anchorId="27C4CC2F" wp14:editId="43D9DDD9">
-            <wp:extent cx="5667375" cy="2743200"/>
-            <wp:effectExtent l="0" t="0" r="0" b="0"/>
-            <wp:docPr id="1001781087" name="Picture 1001781087"/>
-            <wp:cNvGraphicFramePr>
-              <a:graphicFrameLocks xmlns:a="http://schemas.openxmlformats.org/drawingml/2006/main" noChangeAspect="1"/>
-            </wp:cNvGraphicFramePr>
-            <a:graphic xmlns:a="http://schemas.openxmlformats.org/drawingml/2006/main">
-              <a:graphicData uri="http://schemas.openxmlformats.org/drawingml/2006/picture">
-                <pic:pic xmlns:pic="http://schemas.openxmlformats.org/drawingml/2006/picture">
-                  <pic:nvPicPr>
-                    <pic:cNvPr id="0" name=""/>
-                    <pic:cNvPicPr>
-                      <a:picLocks noChangeAspect="1" noChangeArrowheads="1"/>
-                    </pic:cNvPicPr>
-                  </pic:nvPicPr>
-                  <pic:blipFill>
-                    <a:blip r:embed="rId19"/>
-                    <a:srcRect/>
-                    <a:stretch>
-                      <a:fillRect/>
-                    </a:stretch>
-                  </pic:blipFill>
-                  <pic:spPr bwMode="auto">
-                    <a:xfrm>
-                      <a:off x="0" y="0"/>
-                      <a:ext cx="5667375" cy="2743200"/>
-                    </a:xfrm>
-                    <a:prstGeom prst="rect">
-                      <a:avLst/>
-                    </a:prstGeom>
-                  </pic:spPr>
-                </pic:pic>
-              </a:graphicData>
-            </a:graphic>
-          </wp:inline>
+          <ns3:inline distT="0" distB="0" distL="0" distR="0" ns4:anchorId="27C4CC2F" ns4:editId="43D9DDD9">
+            <ns3:extent cx="5667375" cy="2743200"/>
+            <ns3:effectExtent l="0" t="0" r="0" b="0"/>
+            <ns3:docPr id="1001781087" name="Picture 1001781087"/>
+            <ns3:cNvGraphicFramePr>
+              <ns5:graphicFrameLocks noChangeAspect="1"/>
+            </ns3:cNvGraphicFramePr>
+            <ns5:graphic>
+              <ns5:graphicData uri="http://schemas.openxmlformats.org/drawingml/2006/picture">
+                <ns6:pic>
+                  <ns6:nvPicPr>
+                    <ns6:cNvPr id="0" name=""/>
+                    <ns6:cNvPicPr>
+                      <ns5:picLocks noChangeAspect="1" noChangeArrowheads="1"/>
+                    </ns6:cNvPicPr>
+                  </ns6:nvPicPr>
+                  <ns6:blipFill>
+                    <ns5:blip ns7:embed="rId19"/>
+                    <ns5:srcRect/>
+                    <ns5:stretch>
+                      <ns5:fillRect/>
+                    </ns5:stretch>
+                  </ns6:blipFill>
+                  <ns6:spPr bwMode="auto">
+                    <ns5:xfrm>
+                      <ns5:off x="0" y="0"/>
+                      <ns5:ext cx="5667375" cy="2743200"/>
+                    </ns5:xfrm>
+                    <ns5:prstGeom prst="rect">
+                      <ns5:avLst/>
+                    </ns5:prstGeom>
+                  </ns6:spPr>
+                </ns6:pic>
+              </ns5:graphicData>
+            </ns5:graphic>
+          </ns3:inline>
         </w:drawing>
       </w:r>
     </w:p>
-    <w:p>
+    <w:p ns2:paraId="60742FD6" ns2:textId="77777777">
       <w:pPr>
         <w:spacing w:after="160"/>
         <w:jc w:val="center"/>
@@ -8177,12 +8177,12 @@
         <w:t>.</w:t>
       </w:r>
     </w:p>
-    <w:p>
+    <w:p ns2:paraId="645C1AC1" ns2:textId="77777777">
       <w:r>
         <w:br w:type="page"/>
       </w:r>
     </w:p>
-    <w:p>
+    <w:p ns2:paraId="3C7B522E" ns2:textId="77777777">
       <w:pPr>
         <w:pStyle w:val="Heading1"/>
       </w:pPr>
@@ -8191,7 +8191,7 @@
         <w:t>6. Conclusion</w:t>
       </w:r>
     </w:p>
-    <w:p>
+    <w:p ns2:paraId="620C700C" ns2:textId="77777777">
       <w:pPr>
         <w:spacing w:after="100"/>
         <w:jc w:val="both"/>
@@ -8231,7 +8231,7 @@
         <w:t xml:space="preserve"> Z| &lt; 1.96). The main empirical findings:</w:t>
       </w:r>
     </w:p>
-    <w:p>
+    <w:p ns2:paraId="12336530" ns2:textId="77777777">
       <w:pPr>
         <w:pStyle w:val="ListParagraph"/>
         <w:numPr>
@@ -8261,7 +8261,7 @@
         <w:t xml:space="preserve"> impact.</w:t>
       </w:r>
     </w:p>
-    <w:p>
+    <w:p ns2:paraId="58BD9A55" ns2:textId="77777777">
       <w:pPr>
         <w:pStyle w:val="ListParagraph"/>
         <w:numPr>
@@ -8291,7 +8291,7 @@
         <w:t xml:space="preserve"> coherent result; alternative orderings show a genuine price puzzle that persists for 15 months before reversing.</w:t>
       </w:r>
     </w:p>
-    <w:p>
+    <w:p ns2:paraId="7CD69C0C" ns2:textId="77777777">
       <w:pPr>
         <w:pStyle w:val="ListParagraph"/>
         <w:numPr>
@@ -8307,7 +8307,7 @@
         <w:t>Minnesota shrinkage actively shapes results: tighter priors (λ₁=0.10) eliminate the initial positive CPI blip entirely; looser priors (λ₁=0.50) amplify it. All calibrations agree on the long-run contractionary direction.</w:t>
       </w:r>
     </w:p>
-    <w:p>
+    <w:p ns2:paraId="502D6B26" ns2:textId="77777777">
       <w:pPr>
         <w:pStyle w:val="ListParagraph"/>
         <w:numPr>
@@ -8337,12 +8337,12 @@
         <w:t xml:space="preserve"> at work.</w:t>
       </w:r>
     </w:p>
-    <w:p>
+    <w:p ns2:paraId="79747521" ns2:textId="77777777">
       <w:r>
         <w:br w:type="page"/>
       </w:r>
     </w:p>
-    <w:p>
+    <w:p ns2:paraId="03BE7B83" ns2:textId="77777777">
       <w:pPr>
         <w:pStyle w:val="Heading1"/>
       </w:pPr>
@@ -8351,7 +8351,7 @@
         <w:t>References</w:t>
       </w:r>
     </w:p>
-    <w:p>
+    <w:p ns2:paraId="3D950245" ns2:textId="77777777">
       <w:pPr>
         <w:spacing w:after="100"/>
         <w:jc w:val="both"/>
@@ -8377,7 +8377,7 @@
         <w:t>, R., &amp; Sims, C. (1984). Forecasting and conditional projection using realistic prior distributions. Econometric Reviews, 3(1), 1–100.</w:t>
       </w:r>
     </w:p>
-    <w:p>
+    <w:p ns2:paraId="1884D4F4" ns2:textId="77777777">
       <w:pPr>
         <w:spacing w:after="100"/>
         <w:jc w:val="both"/>
@@ -8403,7 +8403,7 @@
         <w:t>]. ECB Data Portal.</w:t>
       </w:r>
     </w:p>
-    <w:p>
+    <w:p ns2:paraId="3AEA5DD9" ns2:textId="77777777">
       <w:pPr>
         <w:spacing w:after="100"/>
         <w:jc w:val="both"/>
@@ -8415,7 +8415,7 @@
         <w:t>Geweke, J. (1992). Evaluating the accuracy of sampling-based approaches. Bayesian Statistics 4. Oxford.</w:t>
       </w:r>
     </w:p>
-    <w:p>
+    <w:p ns2:paraId="4C1F1311" ns2:textId="77777777">
       <w:pPr>
         <w:spacing w:after="100"/>
         <w:jc w:val="both"/>
@@ -8427,7 +8427,7 @@
         <w:t>Hamilton, J. D. (1994). Time Series Analysis. Princeton University Press.</w:t>
       </w:r>
     </w:p>
-    <w:p>
+    <w:p ns2:paraId="5F2B46B8" ns2:textId="77777777">
       <w:pPr>
         <w:spacing w:after="100"/>
         <w:jc w:val="both"/>
@@ -8446,7 +8446,7 @@
         <w:t>State-Space Models with Regime Switching. MIT Press.</w:t>
       </w:r>
     </w:p>
-    <w:p>
+    <w:p ns2:paraId="1A44EEFE" ns2:textId="77777777">
       <w:pPr>
         <w:spacing w:after="100"/>
         <w:jc w:val="both"/>
@@ -8458,7 +8458,7 @@
         <w:t>Koop, G. (2003). Bayesian Econometrics. Wiley.</w:t>
       </w:r>
     </w:p>
-    <w:p>
+    <w:p ns2:paraId="61913A32" ns2:textId="77777777">
       <w:pPr>
         <w:spacing w:after="100"/>
         <w:jc w:val="both"/>
@@ -8484,7 +8484,7 @@
         <w:t>, D. (2010). Bayesian multivariate time series methods. Foundations and Trends in Econometrics, 3(4), 267–358.</w:t>
       </w:r>
     </w:p>
-    <w:p>
+    <w:p ns2:paraId="1B728BA6" ns2:textId="77777777">
       <w:pPr>
         <w:spacing w:after="100"/>
         <w:jc w:val="both"/>
@@ -8504,7 +8504,7 @@
         <w:t>, R. B. (1986). Forecasting with Bayesian vector autoregressions. Journal of Business &amp; Economic Statistics, 4(1), 25–38.</w:t>
       </w:r>
     </w:p>
-    <w:p>
+    <w:p ns2:paraId="14641FF9" ns2:textId="77777777">
       <w:pPr>
         <w:spacing w:after="100"/>
         <w:jc w:val="both"/>
@@ -8516,7 +8516,7 @@
         <w:t>OECD (2025). CPI: Total for Poland [POLCPIALLMINMEI]. FRED.</w:t>
       </w:r>
     </w:p>
-    <w:p>
+    <w:p ns2:paraId="602B3D91" ns2:textId="77777777">
       <w:pPr>
         <w:spacing w:after="100"/>
         <w:jc w:val="both"/>
@@ -8528,7 +8528,7 @@
         <w:t>OECD (2025). Short-Term Interest Rate for Poland [IRSTCI01PLM156N]. FRED.</w:t>
       </w:r>
     </w:p>
-    <w:p>
+    <w:p ns2:paraId="75E5C0A9" ns2:textId="77777777">
       <w:pPr>
         <w:spacing w:after="100"/>
         <w:jc w:val="both"/>
@@ -8554,7 +8554,7 @@
         <w:t>, 48(1), 1–48.</w:t>
       </w:r>
     </w:p>
-    <w:p>
+    <w:p ns2:paraId="0A1CFD32" ns2:textId="77777777">
       <w:pPr>
         <w:spacing w:after="100"/>
         <w:jc w:val="both"/>
@@ -8566,7 +8566,7 @@
         <w:t>Sims, C. A. (1992). Interpreting the macroeconomic time series facts. European Economic Review, 36(5), 975–1000.</w:t>
       </w:r>
     </w:p>
-    <w:p>
+    <w:p ns2:paraId="152A2CED" ns2:textId="77777777">
       <w:pPr>
         <w:spacing w:after="100"/>
         <w:jc w:val="both"/>
@@ -8592,7 +8592,7 @@
         <w:t>, 58(1), 113–144.</w:t>
       </w:r>
     </w:p>
-    <w:p>
+    <w:p ns2:paraId="0E0A37B3" ns2:textId="77777777">
       <w:pPr>
         <w:spacing w:after="100"/>
         <w:jc w:val="both"/>
@@ -8604,12 +8604,12 @@
         <w:t>Zellner, A. (1971). An Introduction to Bayesian Inference in Econometrics. Wiley.</w:t>
       </w:r>
     </w:p>
-    <w:p>
+    <w:p ns2:paraId="390778F6" ns2:textId="77777777">
       <w:r>
         <w:br w:type="page"/>
       </w:r>
     </w:p>
-    <w:p>
+    <w:p ns2:paraId="6EB85247" ns2:textId="77777777">
       <w:pPr>
         <w:pStyle w:val="Heading1"/>
       </w:pPr>
@@ -8618,7 +8618,7 @@
         <w:t>Appendix: Additional IRF Comparisons</w:t>
       </w:r>
     </w:p>
-    <w:p>
+    <w:p ns2:paraId="303950A0" ns2:textId="77777777">
       <w:pPr>
         <w:spacing w:before="140" w:after="60"/>
         <w:jc w:val="center"/>
@@ -8628,46 +8628,46 @@
           <w:noProof/>
         </w:rPr>
         <w:drawing>
-          <wp:inline distT="0" distB="0" distL="0" distR="0" wp14:anchorId="18209F35" wp14:editId="368871C5">
-            <wp:extent cx="5943600" cy="2466975"/>
-            <wp:effectExtent l="0" t="0" r="0" b="0"/>
-            <wp:docPr id="1571440424" name="Picture 1571440424"/>
-            <wp:cNvGraphicFramePr>
-              <a:graphicFrameLocks xmlns:a="http://schemas.openxmlformats.org/drawingml/2006/main" noChangeAspect="1"/>
-            </wp:cNvGraphicFramePr>
-            <a:graphic xmlns:a="http://schemas.openxmlformats.org/drawingml/2006/main">
-              <a:graphicData uri="http://schemas.openxmlformats.org/drawingml/2006/picture">
-                <pic:pic xmlns:pic="http://schemas.openxmlformats.org/drawingml/2006/picture">
-                  <pic:nvPicPr>
-                    <pic:cNvPr id="0" name=""/>
-                    <pic:cNvPicPr>
-                      <a:picLocks noChangeAspect="1" noChangeArrowheads="1"/>
-                    </pic:cNvPicPr>
-                  </pic:nvPicPr>
-                  <pic:blipFill>
-                    <a:blip r:embed="rId20"/>
-                    <a:srcRect/>
-                    <a:stretch>
-                      <a:fillRect/>
-                    </a:stretch>
-                  </pic:blipFill>
-                  <pic:spPr bwMode="auto">
-                    <a:xfrm>
-                      <a:off x="0" y="0"/>
-                      <a:ext cx="5943600" cy="2466975"/>
-                    </a:xfrm>
-                    <a:prstGeom prst="rect">
-                      <a:avLst/>
-                    </a:prstGeom>
-                  </pic:spPr>
-                </pic:pic>
-              </a:graphicData>
-            </a:graphic>
-          </wp:inline>
+          <ns3:inline distT="0" distB="0" distL="0" distR="0" ns4:anchorId="18209F35" ns4:editId="368871C5">
+            <ns3:extent cx="5943600" cy="2466975"/>
+            <ns3:effectExtent l="0" t="0" r="0" b="0"/>
+            <ns3:docPr id="1571440424" name="Picture 1571440424"/>
+            <ns3:cNvGraphicFramePr>
+              <ns5:graphicFrameLocks noChangeAspect="1"/>
+            </ns3:cNvGraphicFramePr>
+            <ns5:graphic>
+              <ns5:graphicData uri="http://schemas.openxmlformats.org/drawingml/2006/picture">
+                <ns6:pic>
+                  <ns6:nvPicPr>
+                    <ns6:cNvPr id="0" name=""/>
+                    <ns6:cNvPicPr>
+                      <ns5:picLocks noChangeAspect="1" noChangeArrowheads="1"/>
+                    </ns6:cNvPicPr>
+                  </ns6:nvPicPr>
+                  <ns6:blipFill>
+                    <ns5:blip ns7:embed="rId20"/>
+                    <ns5:srcRect/>
+                    <ns5:stretch>
+                      <ns5:fillRect/>
+                    </ns5:stretch>
+                  </ns6:blipFill>
+                  <ns6:spPr bwMode="auto">
+                    <ns5:xfrm>
+                      <ns5:off x="0" y="0"/>
+                      <ns5:ext cx="5943600" cy="2466975"/>
+                    </ns5:xfrm>
+                    <ns5:prstGeom prst="rect">
+                      <ns5:avLst/>
+                    </ns5:prstGeom>
+                  </ns6:spPr>
+                </ns6:pic>
+              </ns5:graphicData>
+            </ns5:graphic>
+          </ns3:inline>
         </w:drawing>
       </w:r>
     </w:p>
-    <w:p>
+    <w:p ns2:paraId="21D6D415" ns2:textId="77777777">
       <w:pPr>
         <w:spacing w:after="160"/>
         <w:jc w:val="center"/>
@@ -8679,7 +8679,7 @@
         <w:t>Figure A.1: BVAR vs Classical VAR — CPI shock.</w:t>
       </w:r>
     </w:p>
-    <w:p>
+    <w:p ns2:paraId="4992E7D2" ns2:textId="77777777">
       <w:pPr>
         <w:spacing w:before="140" w:after="60"/>
         <w:jc w:val="center"/>
@@ -8689,46 +8689,46 @@
           <w:noProof/>
         </w:rPr>
         <w:drawing>
-          <wp:inline distT="0" distB="0" distL="0" distR="0" wp14:anchorId="2B817147" wp14:editId="1FE37B0D">
-            <wp:extent cx="5943600" cy="2466975"/>
-            <wp:effectExtent l="0" t="0" r="0" b="0"/>
-            <wp:docPr id="1555165682" name="Picture 1555165682"/>
-            <wp:cNvGraphicFramePr>
-              <a:graphicFrameLocks xmlns:a="http://schemas.openxmlformats.org/drawingml/2006/main" noChangeAspect="1"/>
-            </wp:cNvGraphicFramePr>
-            <a:graphic xmlns:a="http://schemas.openxmlformats.org/drawingml/2006/main">
-              <a:graphicData uri="http://schemas.openxmlformats.org/drawingml/2006/picture">
-                <pic:pic xmlns:pic="http://schemas.openxmlformats.org/drawingml/2006/picture">
-                  <pic:nvPicPr>
-                    <pic:cNvPr id="0" name=""/>
-                    <pic:cNvPicPr>
-                      <a:picLocks noChangeAspect="1" noChangeArrowheads="1"/>
-                    </pic:cNvPicPr>
-                  </pic:nvPicPr>
-                  <pic:blipFill>
-                    <a:blip r:embed="rId21"/>
-                    <a:srcRect/>
-                    <a:stretch>
-                      <a:fillRect/>
-                    </a:stretch>
-                  </pic:blipFill>
-                  <pic:spPr bwMode="auto">
-                    <a:xfrm>
-                      <a:off x="0" y="0"/>
-                      <a:ext cx="5943600" cy="2466975"/>
-                    </a:xfrm>
-                    <a:prstGeom prst="rect">
-                      <a:avLst/>
-                    </a:prstGeom>
-                  </pic:spPr>
-                </pic:pic>
-              </a:graphicData>
-            </a:graphic>
-          </wp:inline>
+          <ns3:inline distT="0" distB="0" distL="0" distR="0" ns4:anchorId="2B817147" ns4:editId="1FE37B0D">
+            <ns3:extent cx="5943600" cy="2466975"/>
+            <ns3:effectExtent l="0" t="0" r="0" b="0"/>
+            <ns3:docPr id="1555165682" name="Picture 1555165682"/>
+            <ns3:cNvGraphicFramePr>
+              <ns5:graphicFrameLocks noChangeAspect="1"/>
+            </ns3:cNvGraphicFramePr>
+            <ns5:graphic>
+              <ns5:graphicData uri="http://schemas.openxmlformats.org/drawingml/2006/picture">
+                <ns6:pic>
+                  <ns6:nvPicPr>
+                    <ns6:cNvPr id="0" name=""/>
+                    <ns6:cNvPicPr>
+                      <ns5:picLocks noChangeAspect="1" noChangeArrowheads="1"/>
+                    </ns6:cNvPicPr>
+                  </ns6:nvPicPr>
+                  <ns6:blipFill>
+                    <ns5:blip ns7:embed="rId21"/>
+                    <ns5:srcRect/>
+                    <ns5:stretch>
+                      <ns5:fillRect/>
+                    </ns5:stretch>
+                  </ns6:blipFill>
+                  <ns6:spPr bwMode="auto">
+                    <ns5:xfrm>
+                      <ns5:off x="0" y="0"/>
+                      <ns5:ext cx="5943600" cy="2466975"/>
+                    </ns5:xfrm>
+                    <ns5:prstGeom prst="rect">
+                      <ns5:avLst/>
+                    </ns5:prstGeom>
+                  </ns6:spPr>
+                </ns6:pic>
+              </ns5:graphicData>
+            </ns5:graphic>
+          </ns3:inline>
         </w:drawing>
       </w:r>
     </w:p>
-    <w:p>
+    <w:p ns2:paraId="23D433FD" ns2:textId="77777777">
       <w:pPr>
         <w:spacing w:after="160"/>
         <w:jc w:val="center"/>
@@ -8741,8 +8741,8 @@
       </w:r>
     </w:p>
     <w:sectPr>
-      <w:headerReference w:type="default" r:id="rId22"/>
-      <w:footerReference w:type="default" r:id="rId23"/>
+      <w:headerReference w:type="default" ns7:id="rId22"/>
+      <w:footerReference w:type="default" ns7:id="rId23"/>
       <w:pgSz w:w="12240" w:h="15840"/>
       <w:pgMar w:top="1440" w:right="1260" w:bottom="1440" w:left="1260" w:header="708" w:footer="708" w:gutter="0"/>
       <w:cols w:space="720"/>

--- a/bvar_final_report.docx
+++ b/bvar_final_report.docx
@@ -387,7 +387,7 @@
         <w:rPr>
           <w:color w:val="595959"/>
         </w:rPr>
-        <w:t xml:space="preserve">2) to answer a simple question: how does an unexpected tightening of monetary conditions transmit to CPI inflation and the PLN/EUR exchange rate over the following 36 months? The Bayesian approach is suited because the sample (183 observations) is moderate relative to the 63 free coefficients, all three series exhibit near-unit-root </w:t>
+        <w:t xml:space="preserve">2) to answer a simple question: how does an unexpected tightening of monetary conditions transmit to CPI inflation and the PLN/EUR exchange rate over the following 36 months? The Bayesian approach is suited because the sample is moderate relative to the number of dynamic parameters and covariance terms, all three series exhibit near-unit-root </w:t>
       </w:r>
       <w:proofErr w:type="spellStart"/>
       <w:r>
@@ -4297,7 +4297,7 @@
         <w:rPr>
           <w:color w:val="595959"/>
         </w:rPr>
-        <w:t xml:space="preserve"> = ν₀ + T. Draw Σ ~ </w:t>
+        <w:t xml:space="preserve"> = ν₀ + T + k. Draw Σ ~ </w:t>
       </w:r>
       <w:proofErr w:type="gramStart"/>
       <w:r>

--- a/bvar_final_report.docx
+++ b/bvar_final_report.docx
@@ -1,8 +1,8 @@
 
 <file path=word/document.xml><?xml version="1.0" encoding="utf-8"?>
-<w:document xmlns:wpc="http://schemas.microsoft.com/office/word/2010/wordprocessingCanvas" xmlns:cx="http://schemas.microsoft.com/office/drawing/2014/chartex" xmlns:cx1="http://schemas.microsoft.com/office/drawing/2015/9/8/chartex" xmlns:cx2="http://schemas.microsoft.com/office/drawing/2015/10/21/chartex" xmlns:cx3="http://schemas.microsoft.com/office/drawing/2016/5/9/chartex" xmlns:cx4="http://schemas.microsoft.com/office/drawing/2016/5/10/chartex" xmlns:cx5="http://schemas.microsoft.com/office/drawing/2016/5/11/chartex" xmlns:cx6="http://schemas.microsoft.com/office/drawing/2016/5/12/chartex" xmlns:cx7="http://schemas.microsoft.com/office/drawing/2016/5/13/chartex" xmlns:cx8="http://schemas.microsoft.com/office/drawing/2016/5/14/chartex" xmlns:mc="http://schemas.openxmlformats.org/markup-compatibility/2006" xmlns:aink="http://schemas.microsoft.com/office/drawing/2016/ink" xmlns:am3d="http://schemas.microsoft.com/office/drawing/2017/model3d" xmlns:o="urn:schemas-microsoft-com:office:office" xmlns:oel="http://schemas.microsoft.com/office/2019/extlst" xmlns:r="http://schemas.openxmlformats.org/officeDocument/2006/relationships" xmlns:m="http://schemas.openxmlformats.org/officeDocument/2006/math" xmlns:v="urn:schemas-microsoft-com:vml" xmlns:wp14="http://schemas.microsoft.com/office/word/2010/wordprocessingDrawing" xmlns:wp="http://schemas.openxmlformats.org/drawingml/2006/wordprocessingDrawing" xmlns:w10="urn:schemas-microsoft-com:office:word" xmlns:w="http://schemas.openxmlformats.org/wordprocessingml/2006/main" xmlns:w14="http://schemas.microsoft.com/office/word/2010/wordml" xmlns:w15="http://schemas.microsoft.com/office/word/2012/wordml" xmlns:w16cex="http://schemas.microsoft.com/office/word/2018/wordml/cex" xmlns:w16cid="http://schemas.microsoft.com/office/word/2016/wordml/cid" xmlns:w16="http://schemas.microsoft.com/office/word/2018/wordml" xmlns:w16du="http://schemas.microsoft.com/office/word/2023/wordml/word16du" xmlns:w16sdtdh="http://schemas.microsoft.com/office/word/2020/wordml/sdtdatahash" xmlns:w16sdtfl="http://schemas.microsoft.com/office/word/2024/wordml/sdtformatlock" xmlns:w16se="http://schemas.microsoft.com/office/word/2015/wordml/symex" xmlns:wpg="http://schemas.microsoft.com/office/word/2010/wordprocessingGroup" xmlns:wpi="http://schemas.microsoft.com/office/word/2010/wordprocessingInk" xmlns:wne="http://schemas.microsoft.com/office/word/2006/wordml" xmlns:wps="http://schemas.microsoft.com/office/word/2010/wordprocessingShape" mc:Ignorable="w14 w15 w16se w16cid w16 w16cex w16sdtdh w16sdtfl w16du wp14">
+<w:document xmlns:ns1="http://schemas.openxmlformats.org/markup-compatibility/2006" xmlns:ns2="http://schemas.microsoft.com/office/word/2010/wordml" xmlns:ns3="http://schemas.openxmlformats.org/drawingml/2006/wordprocessingDrawing" xmlns:ns4="http://schemas.microsoft.com/office/word/2010/wordprocessingDrawing" xmlns:ns5="http://schemas.openxmlformats.org/drawingml/2006/main" xmlns:ns6="http://schemas.openxmlformats.org/drawingml/2006/picture" xmlns:ns7="http://schemas.openxmlformats.org/officeDocument/2006/relationships" xmlns:w="http://schemas.openxmlformats.org/wordprocessingml/2006/main" ns1:Ignorable="w14 w15 w16se w16cid w16 w16cex w16sdtdh w16sdtfl w16du wp14">
   <w:body>
-    <w:p>
+    <w:p ns2:paraId="6CC2C6FE" ns2:textId="77777777">
       <w:pPr>
         <w:spacing w:before="900" w:after="160"/>
         <w:jc w:val="center"/>
@@ -18,7 +18,7 @@
         <w:t>Monetary Policy Transmission in Poland:</w:t>
       </w:r>
     </w:p>
-    <w:p>
+    <w:p ns2:paraId="0758E168" ns2:textId="77777777">
       <w:pPr>
         <w:spacing w:after="160"/>
         <w:jc w:val="center"/>
@@ -34,7 +34,7 @@
         <w:t>A Bayesian VAR Analysis with Identification</w:t>
       </w:r>
     </w:p>
-    <w:p>
+    <w:p ns2:paraId="77CC123E" ns2:textId="77777777">
       <w:pPr>
         <w:spacing w:after="160"/>
         <w:jc w:val="center"/>
@@ -50,12 +50,12 @@
         <w:t>and Robustness Analysis, 2010–2025</w:t>
       </w:r>
     </w:p>
-    <w:p>
+    <w:p ns2:paraId="6AE4CEF4" ns2:textId="77777777">
       <w:pPr>
         <w:spacing w:after="80"/>
       </w:pPr>
     </w:p>
-    <w:p>
+    <w:p ns2:paraId="66E45F59" ns2:textId="77777777">
       <w:pPr>
         <w:spacing w:after="120"/>
         <w:jc w:val="center"/>
@@ -69,7 +69,7 @@
         <w:t>Bayesian Time-Series Econometrics — WNE, University of Warsaw</w:t>
       </w:r>
     </w:p>
-    <w:p>
+    <w:p ns2:paraId="622ACB25" ns2:textId="77777777">
       <w:pPr>
         <w:spacing w:after="80"/>
         <w:jc w:val="center"/>
@@ -81,7 +81,7 @@
         <w:t>Instructor: Prof. Andrzej Kocięcki</w:t>
       </w:r>
     </w:p>
-    <w:p>
+    <w:p ns2:paraId="1EC04746" ns2:textId="170F5F7A">
       <w:pPr>
         <w:spacing w:after="80"/>
         <w:jc w:val="center"/>
@@ -99,7 +99,7 @@
         <w:t xml:space="preserve"> 473457</w:t>
       </w:r>
     </w:p>
-    <w:p>
+    <w:p ns2:paraId="517B136F" ns2:textId="77777777">
       <w:pPr>
         <w:spacing w:after="80"/>
         <w:jc w:val="center"/>
@@ -111,7 +111,7 @@
         <w:t>Warsaw, May 2026</w:t>
       </w:r>
     </w:p>
-    <w:p>
+    <w:p ns2:paraId="79A55C57" ns2:textId="77777777">
       <w:pPr>
         <w:pBdr>
           <w:bottom w:val="single" w:sz="6" w:space="1" w:color="2E75B6"/>
@@ -119,17 +119,17 @@
         <w:spacing w:after="120"/>
       </w:pPr>
     </w:p>
-    <w:p>
+    <w:p ns2:paraId="57D47FB2" ns2:textId="77777777">
       <w:pPr>
         <w:spacing w:after="160"/>
       </w:pPr>
     </w:p>
-    <w:p>
+    <w:p ns2:paraId="0E33C6E1" ns2:textId="77777777">
       <w:r>
         <w:br w:type="page"/>
       </w:r>
     </w:p>
-    <w:p>
+    <w:p ns2:paraId="736158D6" ns2:textId="77777777">
       <w:pPr>
         <w:pStyle w:val="Heading1"/>
       </w:pPr>
@@ -138,7 +138,7 @@
         <w:t>Data Sources</w:t>
       </w:r>
     </w:p>
-    <w:p>
+    <w:p ns2:paraId="789A054C" ns2:textId="77777777">
       <w:pPr>
         <w:spacing w:after="100"/>
         <w:jc w:val="both"/>
@@ -172,7 +172,7 @@
         <w:t xml:space="preserve"> / CPI_{t−12} − 1) × 100.</w:t>
       </w:r>
     </w:p>
-    <w:p>
+    <w:p ns2:paraId="47CA22AE" ns2:textId="77777777">
       <w:pPr>
         <w:spacing w:after="100"/>
         <w:jc w:val="both"/>
@@ -192,7 +192,7 @@
         <w:t>OECD Short-Term Interest Rate for Poland (IRSTCI01PLM156N, % per annum). Downloaded from FRED. This series measures monthly interbank/money-market rates and tracks NBP reference rate decisions throughout the sample.</w:t>
       </w:r>
     </w:p>
-    <w:p>
+    <w:p ns2:paraId="30A1409B" ns2:textId="77777777">
       <w:pPr>
         <w:spacing w:after="100"/>
         <w:jc w:val="both"/>
@@ -226,7 +226,7 @@
         <w:t>). Downloaded from ECB Data Portal.</w:t>
       </w:r>
     </w:p>
-    <w:p>
+    <w:p ns2:paraId="35385A84" ns2:textId="77777777">
       <w:pPr>
         <w:spacing w:after="100"/>
         <w:jc w:val="both"/>
@@ -246,17 +246,17 @@
         <w:t>January 2010 – March 2025 (183 monthly observations, no missing values).</w:t>
       </w:r>
     </w:p>
-    <w:p>
+    <w:p ns2:paraId="4DF55C7C" ns2:textId="77777777">
       <w:pPr>
         <w:spacing w:after="80"/>
       </w:pPr>
     </w:p>
-    <w:p>
+    <w:p ns2:paraId="58E9D56A" ns2:textId="77777777">
       <w:r>
         <w:br w:type="page"/>
       </w:r>
     </w:p>
-    <w:p>
+    <w:p ns2:paraId="1DAD3194" ns2:textId="77777777">
       <w:pPr>
         <w:pStyle w:val="Heading1"/>
       </w:pPr>
@@ -265,7 +265,7 @@
         <w:t>Abstract</w:t>
       </w:r>
     </w:p>
-    <w:p>
+    <w:p ns2:paraId="1853CE17" ns2:textId="77777777">
       <w:pPr>
         <w:spacing w:after="100"/>
         <w:jc w:val="both"/>
@@ -319,17 +319,17 @@
         <w:t xml:space="preserve"> Z| &lt; 1.96).</w:t>
       </w:r>
     </w:p>
-    <w:p>
+    <w:p ns2:paraId="6215FB3B" ns2:textId="77777777">
       <w:pPr>
         <w:spacing w:after="80"/>
       </w:pPr>
     </w:p>
-    <w:p>
+    <w:p ns2:paraId="0053ED17" ns2:textId="77777777">
       <w:r>
         <w:br w:type="page"/>
       </w:r>
     </w:p>
-    <w:p>
+    <w:p ns2:paraId="2EBB38FD" ns2:textId="77777777">
       <w:pPr>
         <w:pStyle w:val="Heading1"/>
       </w:pPr>
@@ -338,7 +338,7 @@
         <w:t>1. Introduction</w:t>
       </w:r>
     </w:p>
-    <w:p>
+    <w:p ns2:paraId="5F860D23" ns2:textId="77777777">
       <w:pPr>
         <w:spacing w:after="100"/>
         <w:jc w:val="both"/>
@@ -364,7 +364,7 @@
         <w:t xml:space="preserve"> at 3.75–4.75% (2010–2012); extended easing to 1.75% and near-deflation (2013–2020); emergency COVID cuts to 0.10% followed by the fastest tightening cycle in NBP history, from 0.10% to 6.79% in twelve months (2021–2022); and a disinflation phase as CPI fell from 19.2% in early 2023 back toward 5% by 2025.</w:t>
       </w:r>
     </w:p>
-    <w:p>
+    <w:p ns2:paraId="34B2EE07" ns2:textId="77777777">
       <w:pPr>
         <w:spacing w:after="100"/>
         <w:jc w:val="both"/>
@@ -373,38 +373,38 @@
         <w:rPr>
           <w:color w:val="595959"/>
         </w:rPr>
-        <w:t xml:space="preserve">This project estimates a </w:t>
+        <w:t xml:space="preserve">This project estimates a BVAR(2) to answer a simple question: how does an unexpected tightening of monetary conditions transmit to CPI inflation and the PLN/EUR exchange rate over the following 36 months? The Bayesian approach is suited because the sample (183 observations) is moderate relative to the number of dynamic parameters and covariance terms, all three series exhibit near-unit-root behaviour, and the extreme 2021–2023 episode creates high-leverage observations.</w:t>
       </w:r>
       <w:proofErr w:type="gramStart"/>
       <w:r>
         <w:rPr>
           <w:color w:val="595959"/>
         </w:rPr>
-        <w:t>BVAR(</w:t>
+        <w:t/>
       </w:r>
       <w:proofErr w:type="gramEnd"/>
       <w:r>
         <w:rPr>
           <w:color w:val="595959"/>
         </w:rPr>
-        <w:t xml:space="preserve">2) to answer a simple question: how does an unexpected tightening of monetary conditions transmit to CPI inflation and the PLN/EUR exchange rate over the following 36 months? The Bayesian approach is suited because the sample (183 observations) is moderate relative to the 63 free coefficients, all three series exhibit near-unit-root </w:t>
+        <w:t xml:space="preserve"/>
       </w:r>
       <w:proofErr w:type="spellStart"/>
       <w:r>
         <w:rPr>
           <w:color w:val="595959"/>
         </w:rPr>
-        <w:t>behaviour</w:t>
+        <w:t/>
       </w:r>
       <w:proofErr w:type="spellEnd"/>
       <w:r>
         <w:rPr>
           <w:color w:val="595959"/>
         </w:rPr>
-        <w:t>, and the extreme 2021–2023 episode creates high-leverage observations.</w:t>
-      </w:r>
-    </w:p>
-    <w:p>
+        <w:t/>
+      </w:r>
+    </w:p>
+    <w:p ns2:paraId="4F62551D" ns2:textId="77777777">
       <w:pPr>
         <w:spacing w:after="100"/>
         <w:jc w:val="both"/>
@@ -438,12 +438,12 @@
         <w:t xml:space="preserve"> the covariance structure. The resulting NIW posterior is analytically tractable, enabling exact Gibbs sampling without Metropolis steps. All sampling code is written from scratch.</w:t>
       </w:r>
     </w:p>
-    <w:p>
+    <w:p ns2:paraId="0A6819D2" ns2:textId="77777777">
       <w:r>
         <w:br w:type="page"/>
       </w:r>
     </w:p>
-    <w:p>
+    <w:p ns2:paraId="56B3506C" ns2:textId="77777777">
       <w:pPr>
         <w:pStyle w:val="Heading1"/>
       </w:pPr>
@@ -452,7 +452,7 @@
         <w:t>2. Data</w:t>
       </w:r>
     </w:p>
-    <w:p>
+    <w:p ns2:paraId="382135D9" ns2:textId="77777777">
       <w:pPr>
         <w:pStyle w:val="Heading2"/>
         <w:spacing w:before="340" w:after="120"/>
@@ -487,7 +487,7 @@
         <w:gridCol w:w="1170"/>
         <w:gridCol w:w="1010"/>
       </w:tblGrid>
-      <w:tr>
+      <w:tr ns2:paraId="005D86A6" ns2:textId="77777777">
         <w:tblPrEx>
           <w:tblCellMar>
             <w:top w:w="0" w:type="dxa"/>
@@ -512,7 +512,7 @@
             </w:tcMar>
             <w:vAlign w:val="center"/>
           </w:tcPr>
-          <w:p>
+          <w:p ns2:paraId="6D1B8DE9" ns2:textId="77777777">
             <w:r>
               <w:rPr>
                 <w:b/>
@@ -543,7 +543,7 @@
             </w:tcMar>
             <w:vAlign w:val="center"/>
           </w:tcPr>
-          <w:p>
+          <w:p ns2:paraId="552019CE" ns2:textId="77777777">
             <w:r>
               <w:rPr>
                 <w:b/>
@@ -574,7 +574,7 @@
             </w:tcMar>
             <w:vAlign w:val="center"/>
           </w:tcPr>
-          <w:p>
+          <w:p ns2:paraId="4B8ADEE8" ns2:textId="77777777">
             <w:r>
               <w:rPr>
                 <w:b/>
@@ -605,7 +605,7 @@
             </w:tcMar>
             <w:vAlign w:val="center"/>
           </w:tcPr>
-          <w:p>
+          <w:p ns2:paraId="299659C7" ns2:textId="77777777">
             <w:r>
               <w:rPr>
                 <w:b/>
@@ -636,7 +636,7 @@
             </w:tcMar>
             <w:vAlign w:val="center"/>
           </w:tcPr>
-          <w:p>
+          <w:p ns2:paraId="07FEE590" ns2:textId="77777777">
             <w:r>
               <w:rPr>
                 <w:b/>
@@ -667,7 +667,7 @@
             </w:tcMar>
             <w:vAlign w:val="center"/>
           </w:tcPr>
-          <w:p>
+          <w:p ns2:paraId="58B9769D" ns2:textId="77777777">
             <w:r>
               <w:rPr>
                 <w:b/>
@@ -698,7 +698,7 @@
             </w:tcMar>
             <w:vAlign w:val="center"/>
           </w:tcPr>
-          <w:p>
+          <w:p ns2:paraId="5E0852CE" ns2:textId="77777777">
             <w:r>
               <w:rPr>
                 <w:b/>
@@ -712,7 +712,7 @@
           </w:p>
         </w:tc>
       </w:tr>
-      <w:tr>
+      <w:tr ns2:paraId="482EAC8C" ns2:textId="77777777">
         <w:tblPrEx>
           <w:tblCellMar>
             <w:top w:w="0" w:type="dxa"/>
@@ -737,7 +737,7 @@
             </w:tcMar>
             <w:vAlign w:val="center"/>
           </w:tcPr>
-          <w:p>
+          <w:p ns2:paraId="1F0351AB" ns2:textId="77777777">
             <w:r>
               <w:rPr>
                 <w:color w:val="595959"/>
@@ -765,7 +765,7 @@
             </w:tcMar>
             <w:vAlign w:val="center"/>
           </w:tcPr>
-          <w:p>
+          <w:p ns2:paraId="5D60CBE9" ns2:textId="77777777">
             <w:pPr>
               <w:jc w:val="right"/>
             </w:pPr>
@@ -796,7 +796,7 @@
             </w:tcMar>
             <w:vAlign w:val="center"/>
           </w:tcPr>
-          <w:p>
+          <w:p ns2:paraId="657B9A1C" ns2:textId="77777777">
             <w:pPr>
               <w:jc w:val="right"/>
             </w:pPr>
@@ -827,7 +827,7 @@
             </w:tcMar>
             <w:vAlign w:val="center"/>
           </w:tcPr>
-          <w:p>
+          <w:p ns2:paraId="51D416A9" ns2:textId="77777777">
             <w:pPr>
               <w:jc w:val="right"/>
             </w:pPr>
@@ -858,7 +858,7 @@
             </w:tcMar>
             <w:vAlign w:val="center"/>
           </w:tcPr>
-          <w:p>
+          <w:p ns2:paraId="50764036" ns2:textId="77777777">
             <w:pPr>
               <w:jc w:val="right"/>
             </w:pPr>
@@ -889,7 +889,7 @@
             </w:tcMar>
             <w:vAlign w:val="center"/>
           </w:tcPr>
-          <w:p>
+          <w:p ns2:paraId="638A4A41" ns2:textId="77777777">
             <w:pPr>
               <w:jc w:val="right"/>
             </w:pPr>
@@ -920,7 +920,7 @@
             </w:tcMar>
             <w:vAlign w:val="center"/>
           </w:tcPr>
-          <w:p>
+          <w:p ns2:paraId="4B4F9C5E" ns2:textId="77777777">
             <w:pPr>
               <w:jc w:val="right"/>
             </w:pPr>
@@ -935,7 +935,7 @@
           </w:p>
         </w:tc>
       </w:tr>
-      <w:tr>
+      <w:tr ns2:paraId="170CDF82" ns2:textId="77777777">
         <w:tblPrEx>
           <w:tblCellMar>
             <w:top w:w="0" w:type="dxa"/>
@@ -960,7 +960,7 @@
             </w:tcMar>
             <w:vAlign w:val="center"/>
           </w:tcPr>
-          <w:p>
+          <w:p ns2:paraId="419E4E00" ns2:textId="77777777">
             <w:r>
               <w:rPr>
                 <w:color w:val="595959"/>
@@ -988,7 +988,7 @@
             </w:tcMar>
             <w:vAlign w:val="center"/>
           </w:tcPr>
-          <w:p>
+          <w:p ns2:paraId="7123395A" ns2:textId="77777777">
             <w:pPr>
               <w:jc w:val="right"/>
             </w:pPr>
@@ -1019,7 +1019,7 @@
             </w:tcMar>
             <w:vAlign w:val="center"/>
           </w:tcPr>
-          <w:p>
+          <w:p ns2:paraId="6F5C2C5A" ns2:textId="77777777">
             <w:pPr>
               <w:jc w:val="right"/>
             </w:pPr>
@@ -1050,7 +1050,7 @@
             </w:tcMar>
             <w:vAlign w:val="center"/>
           </w:tcPr>
-          <w:p>
+          <w:p ns2:paraId="3E1E5FDF" ns2:textId="77777777">
             <w:pPr>
               <w:jc w:val="right"/>
             </w:pPr>
@@ -1081,7 +1081,7 @@
             </w:tcMar>
             <w:vAlign w:val="center"/>
           </w:tcPr>
-          <w:p>
+          <w:p ns2:paraId="2E50CC7F" ns2:textId="77777777">
             <w:pPr>
               <w:jc w:val="right"/>
             </w:pPr>
@@ -1112,7 +1112,7 @@
             </w:tcMar>
             <w:vAlign w:val="center"/>
           </w:tcPr>
-          <w:p>
+          <w:p ns2:paraId="6CC1FFD9" ns2:textId="77777777">
             <w:pPr>
               <w:jc w:val="right"/>
             </w:pPr>
@@ -1143,7 +1143,7 @@
             </w:tcMar>
             <w:vAlign w:val="center"/>
           </w:tcPr>
-          <w:p>
+          <w:p ns2:paraId="69810E42" ns2:textId="77777777">
             <w:pPr>
               <w:jc w:val="right"/>
             </w:pPr>
@@ -1158,7 +1158,7 @@
           </w:p>
         </w:tc>
       </w:tr>
-      <w:tr>
+      <w:tr ns2:paraId="0B195B55" ns2:textId="77777777">
         <w:tblPrEx>
           <w:tblCellMar>
             <w:top w:w="0" w:type="dxa"/>
@@ -1183,7 +1183,7 @@
             </w:tcMar>
             <w:vAlign w:val="center"/>
           </w:tcPr>
-          <w:p>
+          <w:p ns2:paraId="63E7366C" ns2:textId="77777777">
             <w:r>
               <w:rPr>
                 <w:color w:val="595959"/>
@@ -1211,7 +1211,7 @@
             </w:tcMar>
             <w:vAlign w:val="center"/>
           </w:tcPr>
-          <w:p>
+          <w:p ns2:paraId="381FAFEA" ns2:textId="77777777">
             <w:pPr>
               <w:jc w:val="right"/>
             </w:pPr>
@@ -1242,7 +1242,7 @@
             </w:tcMar>
             <w:vAlign w:val="center"/>
           </w:tcPr>
-          <w:p>
+          <w:p ns2:paraId="32AC8651" ns2:textId="77777777">
             <w:pPr>
               <w:jc w:val="right"/>
             </w:pPr>
@@ -1273,7 +1273,7 @@
             </w:tcMar>
             <w:vAlign w:val="center"/>
           </w:tcPr>
-          <w:p>
+          <w:p ns2:paraId="1FA990E4" ns2:textId="77777777">
             <w:pPr>
               <w:jc w:val="right"/>
             </w:pPr>
@@ -1304,7 +1304,7 @@
             </w:tcMar>
             <w:vAlign w:val="center"/>
           </w:tcPr>
-          <w:p>
+          <w:p ns2:paraId="47284EE6" ns2:textId="77777777">
             <w:pPr>
               <w:jc w:val="right"/>
             </w:pPr>
@@ -1335,7 +1335,7 @@
             </w:tcMar>
             <w:vAlign w:val="center"/>
           </w:tcPr>
-          <w:p>
+          <w:p ns2:paraId="70679FC0" ns2:textId="77777777">
             <w:pPr>
               <w:jc w:val="right"/>
             </w:pPr>
@@ -1366,7 +1366,7 @@
             </w:tcMar>
             <w:vAlign w:val="center"/>
           </w:tcPr>
-          <w:p>
+          <w:p ns2:paraId="52686C8E" ns2:textId="77777777">
             <w:pPr>
               <w:jc w:val="right"/>
             </w:pPr>
@@ -1382,7 +1382,7 @@
         </w:tc>
       </w:tr>
     </w:tbl>
-    <w:p>
+    <w:p ns2:paraId="66D173E3" ns2:textId="77777777">
       <w:pPr>
         <w:spacing w:after="180"/>
         <w:jc w:val="center"/>
@@ -1394,7 +1394,7 @@
         <w:t>Table 1: Descriptive statistics (N=183). From actual console output.</w:t>
       </w:r>
     </w:p>
-    <w:p>
+    <w:p ns2:paraId="0C57CB85" ns2:textId="77777777">
       <w:pPr>
         <w:spacing w:before="140" w:after="60"/>
         <w:jc w:val="center"/>
@@ -1404,46 +1404,46 @@
           <w:noProof/>
         </w:rPr>
         <w:drawing>
-          <wp:inline distT="0" distB="0" distL="0" distR="0" wp14:anchorId="1EDB3C71" wp14:editId="5BAA721F">
-            <wp:extent cx="5943600" cy="3200400"/>
-            <wp:effectExtent l="0" t="0" r="0" b="0"/>
-            <wp:docPr id="1" name="Picture 1"/>
-            <wp:cNvGraphicFramePr>
-              <a:graphicFrameLocks xmlns:a="http://schemas.openxmlformats.org/drawingml/2006/main" noChangeAspect="1"/>
-            </wp:cNvGraphicFramePr>
-            <a:graphic xmlns:a="http://schemas.openxmlformats.org/drawingml/2006/main">
-              <a:graphicData uri="http://schemas.openxmlformats.org/drawingml/2006/picture">
-                <pic:pic xmlns:pic="http://schemas.openxmlformats.org/drawingml/2006/picture">
-                  <pic:nvPicPr>
-                    <pic:cNvPr id="0" name=""/>
-                    <pic:cNvPicPr>
-                      <a:picLocks noChangeAspect="1" noChangeArrowheads="1"/>
-                    </pic:cNvPicPr>
-                  </pic:nvPicPr>
-                  <pic:blipFill>
-                    <a:blip r:embed="rId7"/>
-                    <a:srcRect/>
-                    <a:stretch>
-                      <a:fillRect/>
-                    </a:stretch>
-                  </pic:blipFill>
-                  <pic:spPr bwMode="auto">
-                    <a:xfrm>
-                      <a:off x="0" y="0"/>
-                      <a:ext cx="5943600" cy="3200400"/>
-                    </a:xfrm>
-                    <a:prstGeom prst="rect">
-                      <a:avLst/>
-                    </a:prstGeom>
-                  </pic:spPr>
-                </pic:pic>
-              </a:graphicData>
-            </a:graphic>
-          </wp:inline>
+          <ns3:inline distT="0" distB="0" distL="0" distR="0" ns4:anchorId="1EDB3C71" ns4:editId="5BAA721F">
+            <ns3:extent cx="5943600" cy="3200400"/>
+            <ns3:effectExtent l="0" t="0" r="0" b="0"/>
+            <ns3:docPr id="1" name="Picture 1"/>
+            <ns3:cNvGraphicFramePr>
+              <ns5:graphicFrameLocks noChangeAspect="1"/>
+            </ns3:cNvGraphicFramePr>
+            <ns5:graphic>
+              <ns5:graphicData uri="http://schemas.openxmlformats.org/drawingml/2006/picture">
+                <ns6:pic>
+                  <ns6:nvPicPr>
+                    <ns6:cNvPr id="0" name=""/>
+                    <ns6:cNvPicPr>
+                      <ns5:picLocks noChangeAspect="1" noChangeArrowheads="1"/>
+                    </ns6:cNvPicPr>
+                  </ns6:nvPicPr>
+                  <ns6:blipFill>
+                    <ns5:blip ns7:embed="rId7"/>
+                    <ns5:srcRect/>
+                    <ns5:stretch>
+                      <ns5:fillRect/>
+                    </ns5:stretch>
+                  </ns6:blipFill>
+                  <ns6:spPr bwMode="auto">
+                    <ns5:xfrm>
+                      <ns5:off x="0" y="0"/>
+                      <ns5:ext cx="5943600" cy="3200400"/>
+                    </ns5:xfrm>
+                    <ns5:prstGeom prst="rect">
+                      <ns5:avLst/>
+                    </ns5:prstGeom>
+                  </ns6:spPr>
+                </ns6:pic>
+              </ns5:graphicData>
+            </ns5:graphic>
+          </ns3:inline>
         </w:drawing>
       </w:r>
     </w:p>
-    <w:p>
+    <w:p ns2:paraId="1F27710E" ns2:textId="77777777">
       <w:pPr>
         <w:spacing w:after="160"/>
         <w:jc w:val="center"/>
@@ -1469,7 +1469,7 @@
         <w:t>).</w:t>
       </w:r>
     </w:p>
-    <w:p>
+    <w:p ns2:paraId="4728E15B" ns2:textId="77777777">
       <w:pPr>
         <w:pStyle w:val="Heading2"/>
         <w:spacing w:before="340" w:after="120"/>
@@ -1502,7 +1502,7 @@
         <w:gridCol w:w="1200"/>
         <w:gridCol w:w="2360"/>
       </w:tblGrid>
-      <w:tr>
+      <w:tr ns2:paraId="17D35760" ns2:textId="77777777">
         <w:tblPrEx>
           <w:tblCellMar>
             <w:top w:w="0" w:type="dxa"/>
@@ -1527,7 +1527,7 @@
             </w:tcMar>
             <w:vAlign w:val="center"/>
           </w:tcPr>
-          <w:p>
+          <w:p ns2:paraId="065A2D8A" ns2:textId="77777777">
             <w:r>
               <w:rPr>
                 <w:b/>
@@ -1558,7 +1558,7 @@
             </w:tcMar>
             <w:vAlign w:val="center"/>
           </w:tcPr>
-          <w:p>
+          <w:p ns2:paraId="4C91B391" ns2:textId="77777777">
             <w:r>
               <w:rPr>
                 <w:b/>
@@ -1589,7 +1589,7 @@
             </w:tcMar>
             <w:vAlign w:val="center"/>
           </w:tcPr>
-          <w:p>
+          <w:p ns2:paraId="0CA29081" ns2:textId="77777777">
             <w:r>
               <w:rPr>
                 <w:b/>
@@ -1620,7 +1620,7 @@
             </w:tcMar>
             <w:vAlign w:val="center"/>
           </w:tcPr>
-          <w:p>
+          <w:p ns2:paraId="538E5BA3" ns2:textId="77777777">
             <w:r>
               <w:rPr>
                 <w:b/>
@@ -1651,7 +1651,7 @@
             </w:tcMar>
             <w:vAlign w:val="center"/>
           </w:tcPr>
-          <w:p>
+          <w:p ns2:paraId="175E4D97" ns2:textId="77777777">
             <w:r>
               <w:rPr>
                 <w:b/>
@@ -1665,7 +1665,7 @@
           </w:p>
         </w:tc>
       </w:tr>
-      <w:tr>
+      <w:tr ns2:paraId="04503A3F" ns2:textId="77777777">
         <w:tblPrEx>
           <w:tblCellMar>
             <w:top w:w="0" w:type="dxa"/>
@@ -1690,7 +1690,7 @@
             </w:tcMar>
             <w:vAlign w:val="center"/>
           </w:tcPr>
-          <w:p>
+          <w:p ns2:paraId="21CBB639" ns2:textId="77777777">
             <w:r>
               <w:rPr>
                 <w:color w:val="595959"/>
@@ -1718,7 +1718,7 @@
             </w:tcMar>
             <w:vAlign w:val="center"/>
           </w:tcPr>
-          <w:p>
+          <w:p ns2:paraId="1F1A72F7" ns2:textId="77777777">
             <w:pPr>
               <w:jc w:val="right"/>
             </w:pPr>
@@ -1767,7 +1767,7 @@
             </w:tcMar>
             <w:vAlign w:val="center"/>
           </w:tcPr>
-          <w:p>
+          <w:p ns2:paraId="54B9216E" ns2:textId="77777777">
             <w:pPr>
               <w:jc w:val="right"/>
             </w:pPr>
@@ -1798,7 +1798,7 @@
             </w:tcMar>
             <w:vAlign w:val="center"/>
           </w:tcPr>
-          <w:p>
+          <w:p ns2:paraId="5D445F89" ns2:textId="77777777">
             <w:pPr>
               <w:jc w:val="right"/>
             </w:pPr>
@@ -1829,7 +1829,7 @@
             </w:tcMar>
             <w:vAlign w:val="center"/>
           </w:tcPr>
-          <w:p>
+          <w:p ns2:paraId="2311FE29" ns2:textId="77777777">
             <w:pPr>
               <w:jc w:val="right"/>
             </w:pPr>
@@ -1844,7 +1844,7 @@
           </w:p>
         </w:tc>
       </w:tr>
-      <w:tr>
+      <w:tr ns2:paraId="05D568FC" ns2:textId="77777777">
         <w:tblPrEx>
           <w:tblCellMar>
             <w:top w:w="0" w:type="dxa"/>
@@ -1869,7 +1869,7 @@
             </w:tcMar>
             <w:vAlign w:val="center"/>
           </w:tcPr>
-          <w:p/>
+          <w:p ns2:paraId="14D74414" ns2:textId="77777777"/>
         </w:tc>
         <w:tc>
           <w:tcPr>
@@ -1888,7 +1888,7 @@
             </w:tcMar>
             <w:vAlign w:val="center"/>
           </w:tcPr>
-          <w:p>
+          <w:p ns2:paraId="215B67CB" ns2:textId="77777777">
             <w:pPr>
               <w:jc w:val="right"/>
             </w:pPr>
@@ -1919,7 +1919,7 @@
             </w:tcMar>
             <w:vAlign w:val="center"/>
           </w:tcPr>
-          <w:p>
+          <w:p ns2:paraId="4AA996E2" ns2:textId="77777777">
             <w:pPr>
               <w:jc w:val="right"/>
             </w:pPr>
@@ -1950,7 +1950,7 @@
             </w:tcMar>
             <w:vAlign w:val="center"/>
           </w:tcPr>
-          <w:p>
+          <w:p ns2:paraId="670E4885" ns2:textId="77777777">
             <w:pPr>
               <w:jc w:val="right"/>
             </w:pPr>
@@ -1981,7 +1981,7 @@
             </w:tcMar>
             <w:vAlign w:val="center"/>
           </w:tcPr>
-          <w:p>
+          <w:p ns2:paraId="2A011027" ns2:textId="77777777">
             <w:pPr>
               <w:jc w:val="right"/>
             </w:pPr>
@@ -1996,7 +1996,7 @@
           </w:p>
         </w:tc>
       </w:tr>
-      <w:tr>
+      <w:tr ns2:paraId="4545A6DA" ns2:textId="77777777">
         <w:tblPrEx>
           <w:tblCellMar>
             <w:top w:w="0" w:type="dxa"/>
@@ -2021,7 +2021,7 @@
             </w:tcMar>
             <w:vAlign w:val="center"/>
           </w:tcPr>
-          <w:p>
+          <w:p ns2:paraId="67294397" ns2:textId="77777777">
             <w:r>
               <w:rPr>
                 <w:color w:val="595959"/>
@@ -2049,7 +2049,7 @@
             </w:tcMar>
             <w:vAlign w:val="center"/>
           </w:tcPr>
-          <w:p>
+          <w:p ns2:paraId="3512F2F7" ns2:textId="77777777">
             <w:pPr>
               <w:jc w:val="right"/>
             </w:pPr>
@@ -2098,7 +2098,7 @@
             </w:tcMar>
             <w:vAlign w:val="center"/>
           </w:tcPr>
-          <w:p>
+          <w:p ns2:paraId="32FFB1EB" ns2:textId="77777777">
             <w:pPr>
               <w:jc w:val="right"/>
             </w:pPr>
@@ -2129,7 +2129,7 @@
             </w:tcMar>
             <w:vAlign w:val="center"/>
           </w:tcPr>
-          <w:p>
+          <w:p ns2:paraId="16594317" ns2:textId="77777777">
             <w:pPr>
               <w:jc w:val="right"/>
             </w:pPr>
@@ -2160,7 +2160,7 @@
             </w:tcMar>
             <w:vAlign w:val="center"/>
           </w:tcPr>
-          <w:p>
+          <w:p ns2:paraId="796F7E1A" ns2:textId="77777777">
             <w:pPr>
               <w:jc w:val="right"/>
             </w:pPr>
@@ -2175,7 +2175,7 @@
           </w:p>
         </w:tc>
       </w:tr>
-      <w:tr>
+      <w:tr ns2:paraId="038BE47B" ns2:textId="77777777">
         <w:tblPrEx>
           <w:tblCellMar>
             <w:top w:w="0" w:type="dxa"/>
@@ -2200,7 +2200,7 @@
             </w:tcMar>
             <w:vAlign w:val="center"/>
           </w:tcPr>
-          <w:p/>
+          <w:p ns2:paraId="1C1ED955" ns2:textId="77777777"/>
         </w:tc>
         <w:tc>
           <w:tcPr>
@@ -2219,7 +2219,7 @@
             </w:tcMar>
             <w:vAlign w:val="center"/>
           </w:tcPr>
-          <w:p>
+          <w:p ns2:paraId="66844713" ns2:textId="77777777">
             <w:pPr>
               <w:jc w:val="right"/>
             </w:pPr>
@@ -2250,7 +2250,7 @@
             </w:tcMar>
             <w:vAlign w:val="center"/>
           </w:tcPr>
-          <w:p>
+          <w:p ns2:paraId="7BA7A2C1" ns2:textId="77777777">
             <w:pPr>
               <w:jc w:val="right"/>
             </w:pPr>
@@ -2281,7 +2281,7 @@
             </w:tcMar>
             <w:vAlign w:val="center"/>
           </w:tcPr>
-          <w:p>
+          <w:p ns2:paraId="691BB3CE" ns2:textId="77777777">
             <w:pPr>
               <w:jc w:val="right"/>
             </w:pPr>
@@ -2312,7 +2312,7 @@
             </w:tcMar>
             <w:vAlign w:val="center"/>
           </w:tcPr>
-          <w:p>
+          <w:p ns2:paraId="66CDE30A" ns2:textId="77777777">
             <w:pPr>
               <w:jc w:val="right"/>
             </w:pPr>
@@ -2327,7 +2327,7 @@
           </w:p>
         </w:tc>
       </w:tr>
-      <w:tr>
+      <w:tr ns2:paraId="375E1D4E" ns2:textId="77777777">
         <w:tblPrEx>
           <w:tblCellMar>
             <w:top w:w="0" w:type="dxa"/>
@@ -2352,7 +2352,7 @@
             </w:tcMar>
             <w:vAlign w:val="center"/>
           </w:tcPr>
-          <w:p>
+          <w:p ns2:paraId="28C9011A" ns2:textId="77777777">
             <w:r>
               <w:rPr>
                 <w:color w:val="595959"/>
@@ -2380,7 +2380,7 @@
             </w:tcMar>
             <w:vAlign w:val="center"/>
           </w:tcPr>
-          <w:p>
+          <w:p ns2:paraId="423C01AF" ns2:textId="77777777">
             <w:pPr>
               <w:jc w:val="right"/>
             </w:pPr>
@@ -2429,7 +2429,7 @@
             </w:tcMar>
             <w:vAlign w:val="center"/>
           </w:tcPr>
-          <w:p>
+          <w:p ns2:paraId="13197C1B" ns2:textId="77777777">
             <w:pPr>
               <w:jc w:val="right"/>
             </w:pPr>
@@ -2460,7 +2460,7 @@
             </w:tcMar>
             <w:vAlign w:val="center"/>
           </w:tcPr>
-          <w:p>
+          <w:p ns2:paraId="53BAD001" ns2:textId="77777777">
             <w:pPr>
               <w:jc w:val="right"/>
             </w:pPr>
@@ -2491,7 +2491,7 @@
             </w:tcMar>
             <w:vAlign w:val="center"/>
           </w:tcPr>
-          <w:p>
+          <w:p ns2:paraId="40CA990B" ns2:textId="77777777">
             <w:pPr>
               <w:jc w:val="right"/>
             </w:pPr>
@@ -2506,7 +2506,7 @@
           </w:p>
         </w:tc>
       </w:tr>
-      <w:tr>
+      <w:tr ns2:paraId="3447C299" ns2:textId="77777777">
         <w:tblPrEx>
           <w:tblCellMar>
             <w:top w:w="0" w:type="dxa"/>
@@ -2531,7 +2531,7 @@
             </w:tcMar>
             <w:vAlign w:val="center"/>
           </w:tcPr>
-          <w:p/>
+          <w:p ns2:paraId="3096F8CD" ns2:textId="77777777"/>
         </w:tc>
         <w:tc>
           <w:tcPr>
@@ -2550,7 +2550,7 @@
             </w:tcMar>
             <w:vAlign w:val="center"/>
           </w:tcPr>
-          <w:p>
+          <w:p ns2:paraId="2AD3A48B" ns2:textId="77777777">
             <w:pPr>
               <w:jc w:val="right"/>
             </w:pPr>
@@ -2581,7 +2581,7 @@
             </w:tcMar>
             <w:vAlign w:val="center"/>
           </w:tcPr>
-          <w:p>
+          <w:p ns2:paraId="145C3AB2" ns2:textId="77777777">
             <w:pPr>
               <w:jc w:val="right"/>
             </w:pPr>
@@ -2612,7 +2612,7 @@
             </w:tcMar>
             <w:vAlign w:val="center"/>
           </w:tcPr>
-          <w:p>
+          <w:p ns2:paraId="31447C1B" ns2:textId="77777777">
             <w:pPr>
               <w:jc w:val="right"/>
             </w:pPr>
@@ -2643,7 +2643,7 @@
             </w:tcMar>
             <w:vAlign w:val="center"/>
           </w:tcPr>
-          <w:p>
+          <w:p ns2:paraId="2B59EF8D" ns2:textId="77777777">
             <w:pPr>
               <w:jc w:val="right"/>
             </w:pPr>
@@ -2659,7 +2659,7 @@
         </w:tc>
       </w:tr>
     </w:tbl>
-    <w:p>
+    <w:p ns2:paraId="40014146" ns2:textId="77777777">
       <w:pPr>
         <w:spacing w:after="180"/>
         <w:jc w:val="center"/>
@@ -2671,7 +2671,7 @@
         <w:t>Table 2: ADF tests (AIC lag selection, max 12). From actual output.</w:t>
       </w:r>
     </w:p>
-    <w:p>
+    <w:p ns2:paraId="0B31DE2B" ns2:textId="77777777">
       <w:pPr>
         <w:spacing w:after="100"/>
         <w:jc w:val="both"/>
@@ -2712,7 +2712,7 @@
         <w:t xml:space="preserve"> levels following Sims, Stock and Watson (1990), with a first-difference robustness check in Section 5.3.</w:t>
       </w:r>
     </w:p>
-    <w:p>
+    <w:p ns2:paraId="1324D2E4" ns2:textId="77777777">
       <w:pPr>
         <w:pStyle w:val="Heading2"/>
         <w:spacing w:before="340" w:after="120"/>
@@ -2746,7 +2746,7 @@
         <w:gridCol w:w="1680"/>
         <w:gridCol w:w="1860"/>
       </w:tblGrid>
-      <w:tr>
+      <w:tr ns2:paraId="527FCD75" ns2:textId="77777777">
         <w:tblPrEx>
           <w:tblCellMar>
             <w:top w:w="0" w:type="dxa"/>
@@ -2771,7 +2771,7 @@
             </w:tcMar>
             <w:vAlign w:val="center"/>
           </w:tcPr>
-          <w:p>
+          <w:p ns2:paraId="06BB424F" ns2:textId="77777777">
             <w:r>
               <w:rPr>
                 <w:b/>
@@ -2802,7 +2802,7 @@
             </w:tcMar>
             <w:vAlign w:val="center"/>
           </w:tcPr>
-          <w:p>
+          <w:p ns2:paraId="58EB7D21" ns2:textId="77777777">
             <w:r>
               <w:rPr>
                 <w:b/>
@@ -2833,7 +2833,7 @@
             </w:tcMar>
             <w:vAlign w:val="center"/>
           </w:tcPr>
-          <w:p>
+          <w:p ns2:paraId="5D2C502D" ns2:textId="77777777">
             <w:r>
               <w:rPr>
                 <w:b/>
@@ -2864,7 +2864,7 @@
             </w:tcMar>
             <w:vAlign w:val="center"/>
           </w:tcPr>
-          <w:p>
+          <w:p ns2:paraId="080CAB7D" ns2:textId="77777777">
             <w:r>
               <w:rPr>
                 <w:b/>
@@ -2895,7 +2895,7 @@
             </w:tcMar>
             <w:vAlign w:val="center"/>
           </w:tcPr>
-          <w:p>
+          <w:p ns2:paraId="691B856B" ns2:textId="77777777">
             <w:r>
               <w:rPr>
                 <w:b/>
@@ -2926,7 +2926,7 @@
             </w:tcMar>
             <w:vAlign w:val="center"/>
           </w:tcPr>
-          <w:p>
+          <w:p ns2:paraId="5FDA3DC0" ns2:textId="77777777">
             <w:r>
               <w:rPr>
                 <w:b/>
@@ -2940,7 +2940,7 @@
           </w:p>
         </w:tc>
       </w:tr>
-      <w:tr>
+      <w:tr ns2:paraId="16CD22CC" ns2:textId="77777777">
         <w:tblPrEx>
           <w:tblCellMar>
             <w:top w:w="0" w:type="dxa"/>
@@ -2965,7 +2965,7 @@
             </w:tcMar>
             <w:vAlign w:val="center"/>
           </w:tcPr>
-          <w:p>
+          <w:p ns2:paraId="0BF9F220" ns2:textId="77777777">
             <w:r>
               <w:rPr>
                 <w:color w:val="595959"/>
@@ -2993,7 +2993,7 @@
             </w:tcMar>
             <w:vAlign w:val="center"/>
           </w:tcPr>
-          <w:p>
+          <w:p ns2:paraId="0ECA6954" ns2:textId="77777777">
             <w:pPr>
               <w:jc w:val="right"/>
             </w:pPr>
@@ -3024,7 +3024,7 @@
             </w:tcMar>
             <w:vAlign w:val="center"/>
           </w:tcPr>
-          <w:p>
+          <w:p ns2:paraId="06377BBC" ns2:textId="77777777">
             <w:pPr>
               <w:jc w:val="right"/>
             </w:pPr>
@@ -3055,7 +3055,7 @@
             </w:tcMar>
             <w:vAlign w:val="center"/>
           </w:tcPr>
-          <w:p>
+          <w:p ns2:paraId="199281F6" ns2:textId="77777777">
             <w:pPr>
               <w:jc w:val="right"/>
             </w:pPr>
@@ -3086,7 +3086,7 @@
             </w:tcMar>
             <w:vAlign w:val="center"/>
           </w:tcPr>
-          <w:p>
+          <w:p ns2:paraId="249089B8" ns2:textId="77777777">
             <w:pPr>
               <w:jc w:val="right"/>
             </w:pPr>
@@ -3117,14 +3117,14 @@
             </w:tcMar>
             <w:vAlign w:val="center"/>
           </w:tcPr>
-          <w:p>
+          <w:p ns2:paraId="58001908" ns2:textId="77777777">
             <w:pPr>
               <w:jc w:val="right"/>
             </w:pPr>
           </w:p>
         </w:tc>
       </w:tr>
-      <w:tr>
+      <w:tr ns2:paraId="05CFC1E5" ns2:textId="77777777">
         <w:tblPrEx>
           <w:tblCellMar>
             <w:top w:w="0" w:type="dxa"/>
@@ -3149,7 +3149,7 @@
             </w:tcMar>
             <w:vAlign w:val="center"/>
           </w:tcPr>
-          <w:p>
+          <w:p ns2:paraId="56BCAC3F" ns2:textId="77777777">
             <w:r>
               <w:rPr>
                 <w:color w:val="595959"/>
@@ -3177,7 +3177,7 @@
             </w:tcMar>
             <w:vAlign w:val="center"/>
           </w:tcPr>
-          <w:p>
+          <w:p ns2:paraId="1F28D94F" ns2:textId="77777777">
             <w:pPr>
               <w:jc w:val="right"/>
             </w:pPr>
@@ -3208,7 +3208,7 @@
             </w:tcMar>
             <w:vAlign w:val="center"/>
           </w:tcPr>
-          <w:p>
+          <w:p ns2:paraId="7D257F2A" ns2:textId="77777777">
             <w:pPr>
               <w:jc w:val="right"/>
             </w:pPr>
@@ -3239,7 +3239,7 @@
             </w:tcMar>
             <w:vAlign w:val="center"/>
           </w:tcPr>
-          <w:p>
+          <w:p ns2:paraId="228C7BCD" ns2:textId="77777777">
             <w:pPr>
               <w:jc w:val="right"/>
             </w:pPr>
@@ -3270,7 +3270,7 @@
             </w:tcMar>
             <w:vAlign w:val="center"/>
           </w:tcPr>
-          <w:p>
+          <w:p ns2:paraId="02761F99" ns2:textId="77777777">
             <w:pPr>
               <w:jc w:val="right"/>
             </w:pPr>
@@ -3301,7 +3301,7 @@
             </w:tcMar>
             <w:vAlign w:val="center"/>
           </w:tcPr>
-          <w:p>
+          <w:p ns2:paraId="08A6E5EF" ns2:textId="77777777">
             <w:pPr>
               <w:jc w:val="right"/>
             </w:pPr>
@@ -3316,7 +3316,7 @@
           </w:p>
         </w:tc>
       </w:tr>
-      <w:tr>
+      <w:tr ns2:paraId="560A3D1F" ns2:textId="77777777">
         <w:tblPrEx>
           <w:tblCellMar>
             <w:top w:w="0" w:type="dxa"/>
@@ -3341,7 +3341,7 @@
             </w:tcMar>
             <w:vAlign w:val="center"/>
           </w:tcPr>
-          <w:p>
+          <w:p ns2:paraId="0E4E1DEA" ns2:textId="77777777">
             <w:r>
               <w:rPr>
                 <w:color w:val="595959"/>
@@ -3369,7 +3369,7 @@
             </w:tcMar>
             <w:vAlign w:val="center"/>
           </w:tcPr>
-          <w:p>
+          <w:p ns2:paraId="65DE5946" ns2:textId="77777777">
             <w:pPr>
               <w:jc w:val="right"/>
             </w:pPr>
@@ -3400,7 +3400,7 @@
             </w:tcMar>
             <w:vAlign w:val="center"/>
           </w:tcPr>
-          <w:p>
+          <w:p ns2:paraId="1E13BF61" ns2:textId="77777777">
             <w:pPr>
               <w:jc w:val="right"/>
             </w:pPr>
@@ -3431,7 +3431,7 @@
             </w:tcMar>
             <w:vAlign w:val="center"/>
           </w:tcPr>
-          <w:p>
+          <w:p ns2:paraId="76A1A3C2" ns2:textId="77777777">
             <w:pPr>
               <w:jc w:val="right"/>
             </w:pPr>
@@ -3462,7 +3462,7 @@
             </w:tcMar>
             <w:vAlign w:val="center"/>
           </w:tcPr>
-          <w:p>
+          <w:p ns2:paraId="32143A2B" ns2:textId="77777777">
             <w:pPr>
               <w:jc w:val="right"/>
             </w:pPr>
@@ -3493,7 +3493,7 @@
             </w:tcMar>
             <w:vAlign w:val="center"/>
           </w:tcPr>
-          <w:p>
+          <w:p ns2:paraId="4D0864A7" ns2:textId="77777777">
             <w:pPr>
               <w:jc w:val="right"/>
             </w:pPr>
@@ -3508,7 +3508,7 @@
           </w:p>
         </w:tc>
       </w:tr>
-      <w:tr>
+      <w:tr ns2:paraId="5A082819" ns2:textId="77777777">
         <w:tblPrEx>
           <w:tblCellMar>
             <w:top w:w="0" w:type="dxa"/>
@@ -3533,7 +3533,7 @@
             </w:tcMar>
             <w:vAlign w:val="center"/>
           </w:tcPr>
-          <w:p>
+          <w:p ns2:paraId="61D7C206" ns2:textId="77777777">
             <w:r>
               <w:rPr>
                 <w:color w:val="595959"/>
@@ -3561,7 +3561,7 @@
             </w:tcMar>
             <w:vAlign w:val="center"/>
           </w:tcPr>
-          <w:p>
+          <w:p ns2:paraId="2D3B525F" ns2:textId="77777777">
             <w:pPr>
               <w:jc w:val="right"/>
             </w:pPr>
@@ -3592,7 +3592,7 @@
             </w:tcMar>
             <w:vAlign w:val="center"/>
           </w:tcPr>
-          <w:p>
+          <w:p ns2:paraId="57D3D975" ns2:textId="77777777">
             <w:pPr>
               <w:jc w:val="right"/>
             </w:pPr>
@@ -3623,7 +3623,7 @@
             </w:tcMar>
             <w:vAlign w:val="center"/>
           </w:tcPr>
-          <w:p>
+          <w:p ns2:paraId="754A3A43" ns2:textId="77777777">
             <w:pPr>
               <w:jc w:val="right"/>
             </w:pPr>
@@ -3654,7 +3654,7 @@
             </w:tcMar>
             <w:vAlign w:val="center"/>
           </w:tcPr>
-          <w:p>
+          <w:p ns2:paraId="3BAA1799" ns2:textId="77777777">
             <w:pPr>
               <w:jc w:val="right"/>
             </w:pPr>
@@ -3685,7 +3685,7 @@
             </w:tcMar>
             <w:vAlign w:val="center"/>
           </w:tcPr>
-          <w:p>
+          <w:p ns2:paraId="07581AC8" ns2:textId="77777777">
             <w:pPr>
               <w:jc w:val="right"/>
             </w:pPr>
@@ -3693,7 +3693,7 @@
         </w:tc>
       </w:tr>
     </w:tbl>
-    <w:p>
+    <w:p ns2:paraId="05F71ED4" ns2:textId="77777777">
       <w:pPr>
         <w:spacing w:after="180"/>
         <w:jc w:val="center"/>
@@ -3705,7 +3705,7 @@
         <w:t>Table 3: Lag order selection. From actual output.</w:t>
       </w:r>
     </w:p>
-    <w:p>
+    <w:p ns2:paraId="74665306" ns2:textId="77777777">
       <w:pPr>
         <w:spacing w:after="100"/>
         <w:jc w:val="both"/>
@@ -3717,12 +3717,12 @@
         <w:t>BIC selects p=2; AIC selects p=3. We adopt p=2 (BIC) as baseline. FPE is identical for p=2,3,4.</w:t>
       </w:r>
     </w:p>
-    <w:p>
+    <w:p ns2:paraId="148C0D3C" ns2:textId="77777777">
       <w:r>
         <w:br w:type="page"/>
       </w:r>
     </w:p>
-    <w:p>
+    <w:p ns2:paraId="5BE47A9B" ns2:textId="77777777">
       <w:pPr>
         <w:pStyle w:val="Heading1"/>
       </w:pPr>
@@ -3731,7 +3731,7 @@
         <w:t>3. Methodology</w:t>
       </w:r>
     </w:p>
-    <w:p>
+    <w:p ns2:paraId="674074E8" ns2:textId="77777777">
       <w:pPr>
         <w:pStyle w:val="Heading2"/>
         <w:spacing w:before="340" w:after="120"/>
@@ -3748,7 +3748,7 @@
         <w:t>2) Model</w:t>
       </w:r>
     </w:p>
-    <w:p>
+    <w:p ns2:paraId="2ED1D800" ns2:textId="77777777">
       <w:pPr>
         <w:spacing w:before="100" w:after="100"/>
         <w:jc w:val="center"/>
@@ -3803,7 +3803,7 @@
         <w:t>0, I_T, Σ)</w:t>
       </w:r>
     </w:p>
-    <w:p>
+    <w:p ns2:paraId="43584B2C" ns2:textId="77777777">
       <w:pPr>
         <w:spacing w:after="100"/>
         <w:jc w:val="both"/>
@@ -3857,7 +3857,7 @@
         <w:t>.</w:t>
       </w:r>
     </w:p>
-    <w:p>
+    <w:p ns2:paraId="2D48A24A" ns2:textId="77777777">
       <w:pPr>
         <w:pStyle w:val="Heading2"/>
         <w:spacing w:before="340" w:after="120"/>
@@ -3866,7 +3866,7 @@
         <w:t>3.2 Minnesota / NIW Prior</w:t>
       </w:r>
     </w:p>
-    <w:p>
+    <w:p ns2:paraId="5686B96A" ns2:textId="77777777">
       <w:pPr>
         <w:spacing w:before="80" w:after="100"/>
         <w:jc w:val="center"/>
@@ -3941,7 +3941,7 @@
         <w:t>S₀, ν₀)</w:t>
       </w:r>
     </w:p>
-    <w:p>
+    <w:p ns2:paraId="0983EAC2" ns2:textId="77777777">
       <w:pPr>
         <w:spacing w:after="100"/>
         <w:jc w:val="both"/>
@@ -4037,7 +4037,7 @@
         <w:t>[0.43622, 0.04251, 0.00365].</w:t>
       </w:r>
     </w:p>
-    <w:p>
+    <w:p ns2:paraId="24D1C063" ns2:textId="77777777">
       <w:pPr>
         <w:pStyle w:val="Heading2"/>
         <w:spacing w:before="340" w:after="120"/>
@@ -4046,7 +4046,7 @@
         <w:t>3.3 Gibbs Sampler (from scratch)</w:t>
       </w:r>
     </w:p>
-    <w:p>
+    <w:p ns2:paraId="1DCE5A60" ns2:textId="77777777">
       <w:pPr>
         <w:spacing w:after="100"/>
         <w:jc w:val="both"/>
@@ -4240,7 +4240,7 @@
         <w:t>(Σ)′.</w:t>
       </w:r>
     </w:p>
-    <w:p>
+    <w:p ns2:paraId="106DE880" ns2:textId="77777777">
       <w:pPr>
         <w:spacing w:after="100"/>
         <w:jc w:val="both"/>
@@ -4251,7 +4251,7 @@
           <w:bCs/>
           <w:color w:val="1A1A1A"/>
         </w:rPr>
-        <w:t>Block 2 — Σ|</w:t>
+        <w:t>Block 2 — Σ|B,Y: S_n = S₀ + E’E + (B−B₀)’Ω₀⁻¹(B−B₀), ν_n = ν₀ + T + k. With ν₀=5, T=181, and k=7, ν_n=193. Draw Σ ~ IW(S_n, ν_n) via Bartlett decomposition.</w:t>
       </w:r>
       <w:proofErr w:type="gramStart"/>
       <w:r>
@@ -4260,7 +4260,7 @@
           <w:bCs/>
           <w:color w:val="1A1A1A"/>
         </w:rPr>
-        <w:t>B,Y</w:t>
+        <w:t/>
       </w:r>
       <w:proofErr w:type="gramEnd"/>
       <w:r>
@@ -4269,42 +4269,42 @@
           <w:bCs/>
           <w:color w:val="1A1A1A"/>
         </w:rPr>
-        <w:t xml:space="preserve">: </w:t>
+        <w:t xml:space="preserve"/>
       </w:r>
       <w:proofErr w:type="spellStart"/>
       <w:r>
         <w:rPr>
           <w:color w:val="595959"/>
         </w:rPr>
-        <w:t>S_n</w:t>
+        <w:t/>
       </w:r>
       <w:proofErr w:type="spellEnd"/>
       <w:r>
         <w:rPr>
           <w:color w:val="595959"/>
         </w:rPr>
-        <w:t xml:space="preserve"> = S₀ + E’E + (B−B₀)’Ω₀⁻¹(B−B₀), </w:t>
+        <w:t xml:space="preserve"/>
       </w:r>
       <w:proofErr w:type="spellStart"/>
       <w:r>
         <w:rPr>
           <w:color w:val="595959"/>
         </w:rPr>
-        <w:t>ν_n</w:t>
+        <w:t/>
       </w:r>
       <w:proofErr w:type="spellEnd"/>
       <w:r>
         <w:rPr>
           <w:color w:val="595959"/>
         </w:rPr>
-        <w:t xml:space="preserve"> = ν₀ + T. Draw Σ ~ </w:t>
+        <w:t xml:space="preserve"/>
       </w:r>
       <w:proofErr w:type="gramStart"/>
       <w:r>
         <w:rPr>
           <w:color w:val="595959"/>
         </w:rPr>
-        <w:t>IW(</w:t>
+        <w:t/>
       </w:r>
       <w:proofErr w:type="spellStart"/>
       <w:proofErr w:type="gramEnd"/>
@@ -4312,31 +4312,31 @@
         <w:rPr>
           <w:color w:val="595959"/>
         </w:rPr>
-        <w:t>S_n</w:t>
+        <w:t/>
       </w:r>
       <w:proofErr w:type="spellEnd"/>
       <w:r>
         <w:rPr>
           <w:color w:val="595959"/>
         </w:rPr>
-        <w:t xml:space="preserve">, </w:t>
+        <w:t xml:space="preserve"/>
       </w:r>
       <w:proofErr w:type="spellStart"/>
       <w:r>
         <w:rPr>
           <w:color w:val="595959"/>
         </w:rPr>
-        <w:t>ν_n</w:t>
+        <w:t/>
       </w:r>
       <w:proofErr w:type="spellEnd"/>
       <w:r>
         <w:rPr>
           <w:color w:val="595959"/>
         </w:rPr>
-        <w:t>) via Bartlett decomposition.</w:t>
-      </w:r>
-    </w:p>
-    <w:p>
+        <w:t/>
+      </w:r>
+    </w:p>
+    <w:p ns2:paraId="637D1EE2" ns2:textId="77777777">
       <w:pPr>
         <w:spacing w:after="100"/>
         <w:jc w:val="both"/>
@@ -4376,7 +4376,7 @@
         <w:t>.</w:t>
       </w:r>
     </w:p>
-    <w:p>
+    <w:p ns2:paraId="5216C0A2" ns2:textId="77777777">
       <w:pPr>
         <w:pStyle w:val="Heading2"/>
         <w:spacing w:before="340" w:after="120"/>
@@ -4385,7 +4385,7 @@
         <w:t>3.4 Structural Identification</w:t>
       </w:r>
     </w:p>
-    <w:p>
+    <w:p ns2:paraId="4DE8DC58" ns2:textId="77777777">
       <w:pPr>
         <w:spacing w:after="100"/>
         <w:jc w:val="both"/>
@@ -4397,12 +4397,12 @@
         <w:t>Cholesky decomposition with baseline ordering [CPI, Rate, PLN/EUR]. CPI is predetermined (monthly price stickiness); Rate responds to CPI within month (Taylor rule); PLN/EUR reacts contemporaneously to everything (asset price).</w:t>
       </w:r>
     </w:p>
-    <w:p>
+    <w:p ns2:paraId="7959FF78" ns2:textId="77777777">
       <w:r>
         <w:br w:type="page"/>
       </w:r>
     </w:p>
-    <w:p>
+    <w:p ns2:paraId="0CAAA731" ns2:textId="77777777">
       <w:pPr>
         <w:pStyle w:val="Heading1"/>
       </w:pPr>
@@ -4411,7 +4411,7 @@
         <w:t>4. Estimation Results</w:t>
       </w:r>
     </w:p>
-    <w:p>
+    <w:p ns2:paraId="09DCBB60" ns2:textId="77777777">
       <w:pPr>
         <w:pStyle w:val="Heading2"/>
         <w:spacing w:before="340" w:after="120"/>
@@ -4446,7 +4446,7 @@
         <w:gridCol w:w="800"/>
         <w:gridCol w:w="1260"/>
       </w:tblGrid>
-      <w:tr>
+      <w:tr ns2:paraId="14679C50" ns2:textId="77777777">
         <w:tblPrEx>
           <w:tblCellMar>
             <w:top w:w="0" w:type="dxa"/>
@@ -4471,7 +4471,7 @@
             </w:tcMar>
             <w:vAlign w:val="center"/>
           </w:tcPr>
-          <w:p>
+          <w:p ns2:paraId="740D0AAB" ns2:textId="77777777">
             <w:r>
               <w:rPr>
                 <w:b/>
@@ -4502,7 +4502,7 @@
             </w:tcMar>
             <w:vAlign w:val="center"/>
           </w:tcPr>
-          <w:p>
+          <w:p ns2:paraId="335F3630" ns2:textId="77777777">
             <w:r>
               <w:rPr>
                 <w:b/>
@@ -4533,7 +4533,7 @@
             </w:tcMar>
             <w:vAlign w:val="center"/>
           </w:tcPr>
-          <w:p>
+          <w:p ns2:paraId="66AE90D9" ns2:textId="77777777">
             <w:r>
               <w:rPr>
                 <w:b/>
@@ -4564,7 +4564,7 @@
             </w:tcMar>
             <w:vAlign w:val="center"/>
           </w:tcPr>
-          <w:p>
+          <w:p ns2:paraId="51F7C4A0" ns2:textId="77777777">
             <w:r>
               <w:rPr>
                 <w:b/>
@@ -4595,7 +4595,7 @@
             </w:tcMar>
             <w:vAlign w:val="center"/>
           </w:tcPr>
-          <w:p>
+          <w:p ns2:paraId="293F0844" ns2:textId="77777777">
             <w:r>
               <w:rPr>
                 <w:b/>
@@ -4626,7 +4626,7 @@
             </w:tcMar>
             <w:vAlign w:val="center"/>
           </w:tcPr>
-          <w:p>
+          <w:p ns2:paraId="722CDFE2" ns2:textId="77777777">
             <w:r>
               <w:rPr>
                 <w:b/>
@@ -4657,7 +4657,7 @@
             </w:tcMar>
             <w:vAlign w:val="center"/>
           </w:tcPr>
-          <w:p>
+          <w:p ns2:paraId="3E95D05F" ns2:textId="77777777">
             <w:proofErr w:type="spellStart"/>
             <w:r>
               <w:rPr>
@@ -4673,7 +4673,7 @@
           </w:p>
         </w:tc>
       </w:tr>
-      <w:tr>
+      <w:tr ns2:paraId="32400A1E" ns2:textId="77777777">
         <w:tblPrEx>
           <w:tblCellMar>
             <w:top w:w="0" w:type="dxa"/>
@@ -4698,7 +4698,7 @@
             </w:tcMar>
             <w:vAlign w:val="center"/>
           </w:tcPr>
-          <w:p>
+          <w:p ns2:paraId="65E46DB2" ns2:textId="77777777">
             <w:r>
               <w:rPr>
                 <w:color w:val="595959"/>
@@ -4726,7 +4726,7 @@
             </w:tcMar>
             <w:vAlign w:val="center"/>
           </w:tcPr>
-          <w:p>
+          <w:p ns2:paraId="07512E31" ns2:textId="77777777">
             <w:pPr>
               <w:jc w:val="right"/>
             </w:pPr>
@@ -4757,7 +4757,7 @@
             </w:tcMar>
             <w:vAlign w:val="center"/>
           </w:tcPr>
-          <w:p>
+          <w:p ns2:paraId="5065D030" ns2:textId="77777777">
             <w:pPr>
               <w:jc w:val="right"/>
             </w:pPr>
@@ -4788,7 +4788,7 @@
             </w:tcMar>
             <w:vAlign w:val="center"/>
           </w:tcPr>
-          <w:p>
+          <w:p ns2:paraId="6CF098BA" ns2:textId="77777777">
             <w:pPr>
               <w:jc w:val="right"/>
             </w:pPr>
@@ -4819,7 +4819,7 @@
             </w:tcMar>
             <w:vAlign w:val="center"/>
           </w:tcPr>
-          <w:p>
+          <w:p ns2:paraId="652008DC" ns2:textId="77777777">
             <w:pPr>
               <w:jc w:val="right"/>
             </w:pPr>
@@ -4850,7 +4850,7 @@
             </w:tcMar>
             <w:vAlign w:val="center"/>
           </w:tcPr>
-          <w:p>
+          <w:p ns2:paraId="1900D257" ns2:textId="77777777">
             <w:pPr>
               <w:jc w:val="right"/>
             </w:pPr>
@@ -4881,7 +4881,7 @@
             </w:tcMar>
             <w:vAlign w:val="center"/>
           </w:tcPr>
-          <w:p>
+          <w:p ns2:paraId="4F921518" ns2:textId="77777777">
             <w:pPr>
               <w:jc w:val="right"/>
             </w:pPr>
@@ -4896,7 +4896,7 @@
           </w:p>
         </w:tc>
       </w:tr>
-      <w:tr>
+      <w:tr ns2:paraId="38D59ED5" ns2:textId="77777777">
         <w:tblPrEx>
           <w:tblCellMar>
             <w:top w:w="0" w:type="dxa"/>
@@ -4921,7 +4921,7 @@
             </w:tcMar>
             <w:vAlign w:val="center"/>
           </w:tcPr>
-          <w:p>
+          <w:p ns2:paraId="5DD0F6EA" ns2:textId="77777777">
             <w:r>
               <w:rPr>
                 <w:color w:val="595959"/>
@@ -4949,7 +4949,7 @@
             </w:tcMar>
             <w:vAlign w:val="center"/>
           </w:tcPr>
-          <w:p>
+          <w:p ns2:paraId="349D5CEE" ns2:textId="77777777">
             <w:pPr>
               <w:jc w:val="right"/>
             </w:pPr>
@@ -4980,7 +4980,7 @@
             </w:tcMar>
             <w:vAlign w:val="center"/>
           </w:tcPr>
-          <w:p>
+          <w:p ns2:paraId="1402DBD9" ns2:textId="77777777">
             <w:pPr>
               <w:jc w:val="right"/>
             </w:pPr>
@@ -5011,7 +5011,7 @@
             </w:tcMar>
             <w:vAlign w:val="center"/>
           </w:tcPr>
-          <w:p>
+          <w:p ns2:paraId="4CB8CEF3" ns2:textId="77777777">
             <w:pPr>
               <w:jc w:val="right"/>
             </w:pPr>
@@ -5042,7 +5042,7 @@
             </w:tcMar>
             <w:vAlign w:val="center"/>
           </w:tcPr>
-          <w:p>
+          <w:p ns2:paraId="68E8262D" ns2:textId="77777777">
             <w:pPr>
               <w:jc w:val="right"/>
             </w:pPr>
@@ -5073,7 +5073,7 @@
             </w:tcMar>
             <w:vAlign w:val="center"/>
           </w:tcPr>
-          <w:p>
+          <w:p ns2:paraId="2D0D8DC0" ns2:textId="77777777">
             <w:pPr>
               <w:jc w:val="right"/>
             </w:pPr>
@@ -5104,7 +5104,7 @@
             </w:tcMar>
             <w:vAlign w:val="center"/>
           </w:tcPr>
-          <w:p>
+          <w:p ns2:paraId="7C03CCD2" ns2:textId="77777777">
             <w:pPr>
               <w:jc w:val="right"/>
             </w:pPr>
@@ -5119,7 +5119,7 @@
           </w:p>
         </w:tc>
       </w:tr>
-      <w:tr>
+      <w:tr ns2:paraId="309904C4" ns2:textId="77777777">
         <w:tblPrEx>
           <w:tblCellMar>
             <w:top w:w="0" w:type="dxa"/>
@@ -5144,7 +5144,7 @@
             </w:tcMar>
             <w:vAlign w:val="center"/>
           </w:tcPr>
-          <w:p>
+          <w:p ns2:paraId="763B25AC" ns2:textId="77777777">
             <w:r>
               <w:rPr>
                 <w:color w:val="595959"/>
@@ -5172,7 +5172,7 @@
             </w:tcMar>
             <w:vAlign w:val="center"/>
           </w:tcPr>
-          <w:p>
+          <w:p ns2:paraId="56211E96" ns2:textId="77777777">
             <w:pPr>
               <w:jc w:val="right"/>
             </w:pPr>
@@ -5203,7 +5203,7 @@
             </w:tcMar>
             <w:vAlign w:val="center"/>
           </w:tcPr>
-          <w:p>
+          <w:p ns2:paraId="4F9F37EF" ns2:textId="77777777">
             <w:pPr>
               <w:jc w:val="right"/>
             </w:pPr>
@@ -5234,7 +5234,7 @@
             </w:tcMar>
             <w:vAlign w:val="center"/>
           </w:tcPr>
-          <w:p>
+          <w:p ns2:paraId="2A31A4B1" ns2:textId="77777777">
             <w:pPr>
               <w:jc w:val="right"/>
             </w:pPr>
@@ -5265,7 +5265,7 @@
             </w:tcMar>
             <w:vAlign w:val="center"/>
           </w:tcPr>
-          <w:p>
+          <w:p ns2:paraId="4D87DE1C" ns2:textId="77777777">
             <w:pPr>
               <w:jc w:val="right"/>
             </w:pPr>
@@ -5296,7 +5296,7 @@
             </w:tcMar>
             <w:vAlign w:val="center"/>
           </w:tcPr>
-          <w:p>
+          <w:p ns2:paraId="7060C0C5" ns2:textId="77777777">
             <w:pPr>
               <w:jc w:val="right"/>
             </w:pPr>
@@ -5327,7 +5327,7 @@
             </w:tcMar>
             <w:vAlign w:val="center"/>
           </w:tcPr>
-          <w:p>
+          <w:p ns2:paraId="4AD03549" ns2:textId="77777777">
             <w:pPr>
               <w:jc w:val="right"/>
             </w:pPr>
@@ -5343,7 +5343,7 @@
         </w:tc>
       </w:tr>
     </w:tbl>
-    <w:p>
+    <w:p ns2:paraId="7958A579" ns2:textId="77777777">
       <w:pPr>
         <w:spacing w:after="180"/>
         <w:jc w:val="center"/>
@@ -5369,7 +5369,7 @@
         <w:t xml:space="preserve"> Z| &lt; 1.96. Numbers from actual output.</w:t>
       </w:r>
     </w:p>
-    <w:p>
+    <w:p ns2:paraId="58D0FDBB" ns2:textId="77777777">
       <w:pPr>
         <w:spacing w:after="100"/>
         <w:jc w:val="both"/>
@@ -5409,7 +5409,7 @@
         <w:t xml:space="preserve"> 90% CI includes 1.0, consistent with near-unit-root status from ADF tests.</w:t>
       </w:r>
     </w:p>
-    <w:p>
+    <w:p ns2:paraId="64A2C2A0" ns2:textId="77777777">
       <w:pPr>
         <w:spacing w:after="100"/>
         <w:jc w:val="both"/>
@@ -5421,12 +5421,12 @@
         <w:t>Posterior mean Σ: [[0.394, 0.045, 0.003], [0.045, 0.033, −0.001], [0.003, −0.001, 0.004]]. The CPI-rate correlation is positive (0.247 from classical VAR), reflecting co-movement during the inflation surge. The rate-FX correlation is negative (−0.165), consistent with rate hikes attracting capital and strengthening PLN.</w:t>
       </w:r>
     </w:p>
-    <w:p>
+    <w:p ns2:paraId="53117035" ns2:textId="77777777">
       <w:pPr>
         <w:spacing w:after="80"/>
       </w:pPr>
     </w:p>
-    <w:p>
+    <w:p ns2:paraId="5F0A734C" ns2:textId="77777777">
       <w:pPr>
         <w:spacing w:before="140" w:after="60"/>
         <w:jc w:val="center"/>
@@ -5436,46 +5436,46 @@
           <w:noProof/>
         </w:rPr>
         <w:drawing>
-          <wp:inline distT="0" distB="0" distL="0" distR="0" wp14:anchorId="34E8FC82" wp14:editId="692BDA9F">
-            <wp:extent cx="5762625" cy="3200400"/>
-            <wp:effectExtent l="0" t="0" r="0" b="0"/>
-            <wp:docPr id="1966190455" name="Picture 1966190455"/>
-            <wp:cNvGraphicFramePr>
-              <a:graphicFrameLocks xmlns:a="http://schemas.openxmlformats.org/drawingml/2006/main" noChangeAspect="1"/>
-            </wp:cNvGraphicFramePr>
-            <a:graphic xmlns:a="http://schemas.openxmlformats.org/drawingml/2006/main">
-              <a:graphicData uri="http://schemas.openxmlformats.org/drawingml/2006/picture">
-                <pic:pic xmlns:pic="http://schemas.openxmlformats.org/drawingml/2006/picture">
-                  <pic:nvPicPr>
-                    <pic:cNvPr id="0" name=""/>
-                    <pic:cNvPicPr>
-                      <a:picLocks noChangeAspect="1" noChangeArrowheads="1"/>
-                    </pic:cNvPicPr>
-                  </pic:nvPicPr>
-                  <pic:blipFill>
-                    <a:blip r:embed="rId8"/>
-                    <a:srcRect/>
-                    <a:stretch>
-                      <a:fillRect/>
-                    </a:stretch>
-                  </pic:blipFill>
-                  <pic:spPr bwMode="auto">
-                    <a:xfrm>
-                      <a:off x="0" y="0"/>
-                      <a:ext cx="5762625" cy="3200400"/>
-                    </a:xfrm>
-                    <a:prstGeom prst="rect">
-                      <a:avLst/>
-                    </a:prstGeom>
-                  </pic:spPr>
-                </pic:pic>
-              </a:graphicData>
-            </a:graphic>
-          </wp:inline>
+          <ns3:inline distT="0" distB="0" distL="0" distR="0" ns4:anchorId="34E8FC82" ns4:editId="692BDA9F">
+            <ns3:extent cx="5762625" cy="3200400"/>
+            <ns3:effectExtent l="0" t="0" r="0" b="0"/>
+            <ns3:docPr id="1966190455" name="Picture 1966190455"/>
+            <ns3:cNvGraphicFramePr>
+              <ns5:graphicFrameLocks noChangeAspect="1"/>
+            </ns3:cNvGraphicFramePr>
+            <ns5:graphic>
+              <ns5:graphicData uri="http://schemas.openxmlformats.org/drawingml/2006/picture">
+                <ns6:pic>
+                  <ns6:nvPicPr>
+                    <ns6:cNvPr id="0" name=""/>
+                    <ns6:cNvPicPr>
+                      <ns5:picLocks noChangeAspect="1" noChangeArrowheads="1"/>
+                    </ns6:cNvPicPr>
+                  </ns6:nvPicPr>
+                  <ns6:blipFill>
+                    <ns5:blip ns7:embed="rId8"/>
+                    <ns5:srcRect/>
+                    <ns5:stretch>
+                      <ns5:fillRect/>
+                    </ns5:stretch>
+                  </ns6:blipFill>
+                  <ns6:spPr bwMode="auto">
+                    <ns5:xfrm>
+                      <ns5:off x="0" y="0"/>
+                      <ns5:ext cx="5762625" cy="3200400"/>
+                    </ns5:xfrm>
+                    <ns5:prstGeom prst="rect">
+                      <ns5:avLst/>
+                    </ns5:prstGeom>
+                  </ns6:spPr>
+                </ns6:pic>
+              </ns5:graphicData>
+            </ns5:graphic>
+          </ns3:inline>
         </w:drawing>
       </w:r>
     </w:p>
-    <w:p>
+    <w:p ns2:paraId="2EF626D8" ns2:textId="77777777">
       <w:pPr>
         <w:spacing w:after="160"/>
         <w:jc w:val="center"/>
@@ -5487,7 +5487,7 @@
         <w:t>Figure 2: In-sample fit. Solid: actual data. Dashed: posterior mean fitted values.</w:t>
       </w:r>
     </w:p>
-    <w:p>
+    <w:p ns2:paraId="343CE617" ns2:textId="77777777">
       <w:pPr>
         <w:spacing w:before="140" w:after="60"/>
         <w:jc w:val="center"/>
@@ -5498,46 +5498,46 @@
         </w:rPr>
         <w:lastRenderedPageBreak/>
         <w:drawing>
-          <wp:inline distT="0" distB="0" distL="0" distR="0" wp14:anchorId="526EE5F8" wp14:editId="03793DA1">
-            <wp:extent cx="5943600" cy="3933825"/>
-            <wp:effectExtent l="0" t="0" r="0" b="0"/>
-            <wp:docPr id="1157431679" name="Picture 1157431679"/>
-            <wp:cNvGraphicFramePr>
-              <a:graphicFrameLocks xmlns:a="http://schemas.openxmlformats.org/drawingml/2006/main" noChangeAspect="1"/>
-            </wp:cNvGraphicFramePr>
-            <a:graphic xmlns:a="http://schemas.openxmlformats.org/drawingml/2006/main">
-              <a:graphicData uri="http://schemas.openxmlformats.org/drawingml/2006/picture">
-                <pic:pic xmlns:pic="http://schemas.openxmlformats.org/drawingml/2006/picture">
-                  <pic:nvPicPr>
-                    <pic:cNvPr id="0" name=""/>
-                    <pic:cNvPicPr>
-                      <a:picLocks noChangeAspect="1" noChangeArrowheads="1"/>
-                    </pic:cNvPicPr>
-                  </pic:nvPicPr>
-                  <pic:blipFill>
-                    <a:blip r:embed="rId9"/>
-                    <a:srcRect/>
-                    <a:stretch>
-                      <a:fillRect/>
-                    </a:stretch>
-                  </pic:blipFill>
-                  <pic:spPr bwMode="auto">
-                    <a:xfrm>
-                      <a:off x="0" y="0"/>
-                      <a:ext cx="5943600" cy="3933825"/>
-                    </a:xfrm>
-                    <a:prstGeom prst="rect">
-                      <a:avLst/>
-                    </a:prstGeom>
-                  </pic:spPr>
-                </pic:pic>
-              </a:graphicData>
-            </a:graphic>
-          </wp:inline>
+          <ns3:inline distT="0" distB="0" distL="0" distR="0" ns4:anchorId="526EE5F8" ns4:editId="03793DA1">
+            <ns3:extent cx="5943600" cy="3933825"/>
+            <ns3:effectExtent l="0" t="0" r="0" b="0"/>
+            <ns3:docPr id="1157431679" name="Picture 1157431679"/>
+            <ns3:cNvGraphicFramePr>
+              <ns5:graphicFrameLocks noChangeAspect="1"/>
+            </ns3:cNvGraphicFramePr>
+            <ns5:graphic>
+              <ns5:graphicData uri="http://schemas.openxmlformats.org/drawingml/2006/picture">
+                <ns6:pic>
+                  <ns6:nvPicPr>
+                    <ns6:cNvPr id="0" name=""/>
+                    <ns6:cNvPicPr>
+                      <ns5:picLocks noChangeAspect="1" noChangeArrowheads="1"/>
+                    </ns6:cNvPicPr>
+                  </ns6:nvPicPr>
+                  <ns6:blipFill>
+                    <ns5:blip ns7:embed="rId9"/>
+                    <ns5:srcRect/>
+                    <ns5:stretch>
+                      <ns5:fillRect/>
+                    </ns5:stretch>
+                  </ns6:blipFill>
+                  <ns6:spPr bwMode="auto">
+                    <ns5:xfrm>
+                      <ns5:off x="0" y="0"/>
+                      <ns5:ext cx="5943600" cy="3933825"/>
+                    </ns5:xfrm>
+                    <ns5:prstGeom prst="rect">
+                      <ns5:avLst/>
+                    </ns5:prstGeom>
+                  </ns6:spPr>
+                </ns6:pic>
+              </ns5:graphicData>
+            </ns5:graphic>
+          </ns3:inline>
         </w:drawing>
       </w:r>
     </w:p>
-    <w:p>
+    <w:p ns2:paraId="1F53CDFC" ns2:textId="77777777">
       <w:pPr>
         <w:spacing w:after="160"/>
         <w:jc w:val="center"/>
@@ -5549,7 +5549,7 @@
         <w:t>Figure 3: Marginal posteriors. Own lag-1 (top), residual variance (middle), constants (bottom). Values from actual posterior output: CPI mean=0.394, Rate mean=0.033, FX mean=0.004.</w:t>
       </w:r>
     </w:p>
-    <w:p>
+    <w:p ns2:paraId="6D11F6EA" ns2:textId="77777777">
       <w:pPr>
         <w:pStyle w:val="Heading2"/>
         <w:spacing w:before="340" w:after="120"/>
@@ -5581,7 +5581,7 @@
         <w:gridCol w:w="1920"/>
         <w:gridCol w:w="1920"/>
       </w:tblGrid>
-      <w:tr>
+      <w:tr ns2:paraId="38A83E5C" ns2:textId="77777777">
         <w:tblPrEx>
           <w:tblCellMar>
             <w:top w:w="0" w:type="dxa"/>
@@ -5606,7 +5606,7 @@
             </w:tcMar>
             <w:vAlign w:val="center"/>
           </w:tcPr>
-          <w:p>
+          <w:p ns2:paraId="653A5BF4" ns2:textId="77777777">
             <w:r>
               <w:rPr>
                 <w:b/>
@@ -5637,7 +5637,7 @@
             </w:tcMar>
             <w:vAlign w:val="center"/>
           </w:tcPr>
-          <w:p>
+          <w:p ns2:paraId="0AE67DAE" ns2:textId="77777777">
             <w:r>
               <w:rPr>
                 <w:b/>
@@ -5668,7 +5668,7 @@
             </w:tcMar>
             <w:vAlign w:val="center"/>
           </w:tcPr>
-          <w:p>
+          <w:p ns2:paraId="47702E1D" ns2:textId="77777777">
             <w:proofErr w:type="spellStart"/>
             <w:r>
               <w:rPr>
@@ -5711,7 +5711,7 @@
             </w:tcMar>
             <w:vAlign w:val="center"/>
           </w:tcPr>
-          <w:p>
+          <w:p ns2:paraId="35A5E753" ns2:textId="77777777">
             <w:r>
               <w:rPr>
                 <w:b/>
@@ -5725,7 +5725,7 @@
           </w:p>
         </w:tc>
       </w:tr>
-      <w:tr>
+      <w:tr ns2:paraId="34923776" ns2:textId="77777777">
         <w:tblPrEx>
           <w:tblCellMar>
             <w:top w:w="0" w:type="dxa"/>
@@ -5750,7 +5750,7 @@
             </w:tcMar>
             <w:vAlign w:val="center"/>
           </w:tcPr>
-          <w:p>
+          <w:p ns2:paraId="296D15C8" ns2:textId="77777777">
             <w:r>
               <w:rPr>
                 <w:color w:val="595959"/>
@@ -5778,7 +5778,7 @@
             </w:tcMar>
             <w:vAlign w:val="center"/>
           </w:tcPr>
-          <w:p>
+          <w:p ns2:paraId="58E962A3" ns2:textId="77777777">
             <w:pPr>
               <w:jc w:val="right"/>
             </w:pPr>
@@ -5809,7 +5809,7 @@
             </w:tcMar>
             <w:vAlign w:val="center"/>
           </w:tcPr>
-          <w:p>
+          <w:p ns2:paraId="0C79DDE9" ns2:textId="77777777">
             <w:pPr>
               <w:jc w:val="right"/>
             </w:pPr>
@@ -5840,7 +5840,7 @@
             </w:tcMar>
             <w:vAlign w:val="center"/>
           </w:tcPr>
-          <w:p>
+          <w:p ns2:paraId="3A42ED31" ns2:textId="77777777">
             <w:pPr>
               <w:jc w:val="right"/>
             </w:pPr>
@@ -5855,7 +5855,7 @@
           </w:p>
         </w:tc>
       </w:tr>
-      <w:tr>
+      <w:tr ns2:paraId="70D096C8" ns2:textId="77777777">
         <w:tblPrEx>
           <w:tblCellMar>
             <w:top w:w="0" w:type="dxa"/>
@@ -5880,7 +5880,7 @@
             </w:tcMar>
             <w:vAlign w:val="center"/>
           </w:tcPr>
-          <w:p>
+          <w:p ns2:paraId="6866685B" ns2:textId="77777777">
             <w:r>
               <w:rPr>
                 <w:color w:val="595959"/>
@@ -5908,7 +5908,7 @@
             </w:tcMar>
             <w:vAlign w:val="center"/>
           </w:tcPr>
-          <w:p>
+          <w:p ns2:paraId="3BBE57A1" ns2:textId="77777777">
             <w:pPr>
               <w:jc w:val="right"/>
             </w:pPr>
@@ -5939,7 +5939,7 @@
             </w:tcMar>
             <w:vAlign w:val="center"/>
           </w:tcPr>
-          <w:p>
+          <w:p ns2:paraId="10349CE6" ns2:textId="77777777">
             <w:pPr>
               <w:jc w:val="right"/>
             </w:pPr>
@@ -5970,7 +5970,7 @@
             </w:tcMar>
             <w:vAlign w:val="center"/>
           </w:tcPr>
-          <w:p>
+          <w:p ns2:paraId="4D73DC20" ns2:textId="77777777">
             <w:pPr>
               <w:jc w:val="right"/>
             </w:pPr>
@@ -5985,7 +5985,7 @@
           </w:p>
         </w:tc>
       </w:tr>
-      <w:tr>
+      <w:tr ns2:paraId="26D0E2BC" ns2:textId="77777777">
         <w:tblPrEx>
           <w:tblCellMar>
             <w:top w:w="0" w:type="dxa"/>
@@ -6010,7 +6010,7 @@
             </w:tcMar>
             <w:vAlign w:val="center"/>
           </w:tcPr>
-          <w:p>
+          <w:p ns2:paraId="0D356AB9" ns2:textId="77777777">
             <w:r>
               <w:rPr>
                 <w:color w:val="595959"/>
@@ -6038,7 +6038,7 @@
             </w:tcMar>
             <w:vAlign w:val="center"/>
           </w:tcPr>
-          <w:p>
+          <w:p ns2:paraId="554BFC9E" ns2:textId="77777777">
             <w:pPr>
               <w:jc w:val="right"/>
             </w:pPr>
@@ -6069,7 +6069,7 @@
             </w:tcMar>
             <w:vAlign w:val="center"/>
           </w:tcPr>
-          <w:p>
+          <w:p ns2:paraId="5F272931" ns2:textId="77777777">
             <w:pPr>
               <w:jc w:val="right"/>
             </w:pPr>
@@ -6100,7 +6100,7 @@
             </w:tcMar>
             <w:vAlign w:val="center"/>
           </w:tcPr>
-          <w:p>
+          <w:p ns2:paraId="7C6416F0" ns2:textId="77777777">
             <w:pPr>
               <w:jc w:val="right"/>
             </w:pPr>
@@ -6115,7 +6115,7 @@
           </w:p>
         </w:tc>
       </w:tr>
-      <w:tr>
+      <w:tr ns2:paraId="10C72D9F" ns2:textId="77777777">
         <w:tblPrEx>
           <w:tblCellMar>
             <w:top w:w="0" w:type="dxa"/>
@@ -6140,7 +6140,7 @@
             </w:tcMar>
             <w:vAlign w:val="center"/>
           </w:tcPr>
-          <w:p>
+          <w:p ns2:paraId="36970F5A" ns2:textId="77777777">
             <w:r>
               <w:rPr>
                 <w:color w:val="595959"/>
@@ -6168,7 +6168,7 @@
             </w:tcMar>
             <w:vAlign w:val="center"/>
           </w:tcPr>
-          <w:p>
+          <w:p ns2:paraId="5C34CD5B" ns2:textId="77777777">
             <w:pPr>
               <w:jc w:val="right"/>
             </w:pPr>
@@ -6199,7 +6199,7 @@
             </w:tcMar>
             <w:vAlign w:val="center"/>
           </w:tcPr>
-          <w:p>
+          <w:p ns2:paraId="70B6F7D8" ns2:textId="77777777">
             <w:pPr>
               <w:jc w:val="right"/>
             </w:pPr>
@@ -6230,7 +6230,7 @@
             </w:tcMar>
             <w:vAlign w:val="center"/>
           </w:tcPr>
-          <w:p>
+          <w:p ns2:paraId="364F06DD" ns2:textId="77777777">
             <w:pPr>
               <w:jc w:val="right"/>
             </w:pPr>
@@ -6245,7 +6245,7 @@
           </w:p>
         </w:tc>
       </w:tr>
-      <w:tr>
+      <w:tr ns2:paraId="776BE358" ns2:textId="77777777">
         <w:tblPrEx>
           <w:tblCellMar>
             <w:top w:w="0" w:type="dxa"/>
@@ -6270,7 +6270,7 @@
             </w:tcMar>
             <w:vAlign w:val="center"/>
           </w:tcPr>
-          <w:p>
+          <w:p ns2:paraId="442DDE5D" ns2:textId="77777777">
             <w:r>
               <w:rPr>
                 <w:color w:val="595959"/>
@@ -6298,7 +6298,7 @@
             </w:tcMar>
             <w:vAlign w:val="center"/>
           </w:tcPr>
-          <w:p>
+          <w:p ns2:paraId="2EB87911" ns2:textId="77777777">
             <w:pPr>
               <w:jc w:val="right"/>
             </w:pPr>
@@ -6329,7 +6329,7 @@
             </w:tcMar>
             <w:vAlign w:val="center"/>
           </w:tcPr>
-          <w:p>
+          <w:p ns2:paraId="76094E80" ns2:textId="77777777">
             <w:pPr>
               <w:jc w:val="right"/>
             </w:pPr>
@@ -6360,7 +6360,7 @@
             </w:tcMar>
             <w:vAlign w:val="center"/>
           </w:tcPr>
-          <w:p>
+          <w:p ns2:paraId="5E156FB9" ns2:textId="77777777">
             <w:pPr>
               <w:jc w:val="right"/>
             </w:pPr>
@@ -6375,7 +6375,7 @@
           </w:p>
         </w:tc>
       </w:tr>
-      <w:tr>
+      <w:tr ns2:paraId="6B493209" ns2:textId="77777777">
         <w:tblPrEx>
           <w:tblCellMar>
             <w:top w:w="0" w:type="dxa"/>
@@ -6400,7 +6400,7 @@
             </w:tcMar>
             <w:vAlign w:val="center"/>
           </w:tcPr>
-          <w:p>
+          <w:p ns2:paraId="00FDB0B1" ns2:textId="77777777">
             <w:r>
               <w:rPr>
                 <w:color w:val="595959"/>
@@ -6428,7 +6428,7 @@
             </w:tcMar>
             <w:vAlign w:val="center"/>
           </w:tcPr>
-          <w:p>
+          <w:p ns2:paraId="1F702462" ns2:textId="77777777">
             <w:pPr>
               <w:jc w:val="right"/>
             </w:pPr>
@@ -6459,7 +6459,7 @@
             </w:tcMar>
             <w:vAlign w:val="center"/>
           </w:tcPr>
-          <w:p>
+          <w:p ns2:paraId="2C309247" ns2:textId="77777777">
             <w:pPr>
               <w:jc w:val="right"/>
             </w:pPr>
@@ -6490,7 +6490,7 @@
             </w:tcMar>
             <w:vAlign w:val="center"/>
           </w:tcPr>
-          <w:p>
+          <w:p ns2:paraId="5E68887E" ns2:textId="77777777">
             <w:pPr>
               <w:jc w:val="right"/>
             </w:pPr>
@@ -6505,7 +6505,7 @@
           </w:p>
         </w:tc>
       </w:tr>
-      <w:tr>
+      <w:tr ns2:paraId="53CA870C" ns2:textId="77777777">
         <w:tblPrEx>
           <w:tblCellMar>
             <w:top w:w="0" w:type="dxa"/>
@@ -6530,7 +6530,7 @@
             </w:tcMar>
             <w:vAlign w:val="center"/>
           </w:tcPr>
-          <w:p>
+          <w:p ns2:paraId="721166C6" ns2:textId="77777777">
             <w:proofErr w:type="gramStart"/>
             <w:r>
               <w:rPr>
@@ -6568,7 +6568,7 @@
             </w:tcMar>
             <w:vAlign w:val="center"/>
           </w:tcPr>
-          <w:p>
+          <w:p ns2:paraId="20A09C2A" ns2:textId="77777777">
             <w:pPr>
               <w:jc w:val="right"/>
             </w:pPr>
@@ -6599,7 +6599,7 @@
             </w:tcMar>
             <w:vAlign w:val="center"/>
           </w:tcPr>
-          <w:p>
+          <w:p ns2:paraId="4C93AFD4" ns2:textId="77777777">
             <w:pPr>
               <w:jc w:val="right"/>
             </w:pPr>
@@ -6630,7 +6630,7 @@
             </w:tcMar>
             <w:vAlign w:val="center"/>
           </w:tcPr>
-          <w:p>
+          <w:p ns2:paraId="58CD372C" ns2:textId="77777777">
             <w:pPr>
               <w:jc w:val="right"/>
             </w:pPr>
@@ -6645,7 +6645,7 @@
           </w:p>
         </w:tc>
       </w:tr>
-      <w:tr>
+      <w:tr ns2:paraId="1DE7219A" ns2:textId="77777777">
         <w:tblPrEx>
           <w:tblCellMar>
             <w:top w:w="0" w:type="dxa"/>
@@ -6670,7 +6670,7 @@
             </w:tcMar>
             <w:vAlign w:val="center"/>
           </w:tcPr>
-          <w:p>
+          <w:p ns2:paraId="1BABBF10" ns2:textId="77777777">
             <w:proofErr w:type="gramStart"/>
             <w:r>
               <w:rPr>
@@ -6708,7 +6708,7 @@
             </w:tcMar>
             <w:vAlign w:val="center"/>
           </w:tcPr>
-          <w:p>
+          <w:p ns2:paraId="26CD8B47" ns2:textId="77777777">
             <w:pPr>
               <w:jc w:val="right"/>
             </w:pPr>
@@ -6739,7 +6739,7 @@
             </w:tcMar>
             <w:vAlign w:val="center"/>
           </w:tcPr>
-          <w:p>
+          <w:p ns2:paraId="3664DAB1" ns2:textId="77777777">
             <w:pPr>
               <w:jc w:val="right"/>
             </w:pPr>
@@ -6770,7 +6770,7 @@
             </w:tcMar>
             <w:vAlign w:val="center"/>
           </w:tcPr>
-          <w:p>
+          <w:p ns2:paraId="56267F1B" ns2:textId="77777777">
             <w:pPr>
               <w:jc w:val="right"/>
             </w:pPr>
@@ -6785,7 +6785,7 @@
           </w:p>
         </w:tc>
       </w:tr>
-      <w:tr>
+      <w:tr ns2:paraId="6A71E687" ns2:textId="77777777">
         <w:tblPrEx>
           <w:tblCellMar>
             <w:top w:w="0" w:type="dxa"/>
@@ -6810,7 +6810,7 @@
             </w:tcMar>
             <w:vAlign w:val="center"/>
           </w:tcPr>
-          <w:p>
+          <w:p ns2:paraId="4700CEE9" ns2:textId="77777777">
             <w:proofErr w:type="gramStart"/>
             <w:r>
               <w:rPr>
@@ -6848,7 +6848,7 @@
             </w:tcMar>
             <w:vAlign w:val="center"/>
           </w:tcPr>
-          <w:p>
+          <w:p ns2:paraId="050EA2CE" ns2:textId="77777777">
             <w:pPr>
               <w:jc w:val="right"/>
             </w:pPr>
@@ -6879,7 +6879,7 @@
             </w:tcMar>
             <w:vAlign w:val="center"/>
           </w:tcPr>
-          <w:p>
+          <w:p ns2:paraId="1D886A5E" ns2:textId="77777777">
             <w:pPr>
               <w:jc w:val="right"/>
             </w:pPr>
@@ -6910,7 +6910,7 @@
             </w:tcMar>
             <w:vAlign w:val="center"/>
           </w:tcPr>
-          <w:p>
+          <w:p ns2:paraId="15654E1A" ns2:textId="77777777">
             <w:pPr>
               <w:jc w:val="right"/>
             </w:pPr>
@@ -6926,7 +6926,7 @@
         </w:tc>
       </w:tr>
     </w:tbl>
-    <w:p>
+    <w:p ns2:paraId="2EA5B3E4" ns2:textId="77777777">
       <w:pPr>
         <w:spacing w:after="180"/>
         <w:jc w:val="center"/>
@@ -6938,7 +6938,7 @@
         <w:t>Table 5: Convergence diagnostics. All values from actual output.</w:t>
       </w:r>
     </w:p>
-    <w:p>
+    <w:p ns2:paraId="25F30C6B" ns2:textId="77777777">
       <w:pPr>
         <w:spacing w:after="100"/>
         <w:jc w:val="both"/>
@@ -6964,12 +6964,12 @@
         <w:t>2,2]) reflects slightly higher posterior autocorrelation in the exchange rate variance, consistent with the near-unit-root PLN/EUR dynamics.</w:t>
       </w:r>
     </w:p>
-    <w:p>
+    <w:p ns2:paraId="78302F7F" ns2:textId="77777777">
       <w:pPr>
         <w:spacing w:after="80"/>
       </w:pPr>
     </w:p>
-    <w:p>
+    <w:p ns2:paraId="6B9B180A" ns2:textId="77777777">
       <w:pPr>
         <w:spacing w:before="140" w:after="60"/>
         <w:jc w:val="center"/>
@@ -6979,46 +6979,46 @@
           <w:noProof/>
         </w:rPr>
         <w:drawing>
-          <wp:inline distT="0" distB="0" distL="0" distR="0" wp14:anchorId="5D3DF77E" wp14:editId="2D4C8AD8">
-            <wp:extent cx="5943600" cy="4572000"/>
-            <wp:effectExtent l="0" t="0" r="0" b="0"/>
-            <wp:docPr id="261973125" name="Picture 261973125"/>
-            <wp:cNvGraphicFramePr>
-              <a:graphicFrameLocks xmlns:a="http://schemas.openxmlformats.org/drawingml/2006/main" noChangeAspect="1"/>
-            </wp:cNvGraphicFramePr>
-            <a:graphic xmlns:a="http://schemas.openxmlformats.org/drawingml/2006/main">
-              <a:graphicData uri="http://schemas.openxmlformats.org/drawingml/2006/picture">
-                <pic:pic xmlns:pic="http://schemas.openxmlformats.org/drawingml/2006/picture">
-                  <pic:nvPicPr>
-                    <pic:cNvPr id="0" name=""/>
-                    <pic:cNvPicPr>
-                      <a:picLocks noChangeAspect="1" noChangeArrowheads="1"/>
-                    </pic:cNvPicPr>
-                  </pic:nvPicPr>
-                  <pic:blipFill>
-                    <a:blip r:embed="rId10"/>
-                    <a:srcRect/>
-                    <a:stretch>
-                      <a:fillRect/>
-                    </a:stretch>
-                  </pic:blipFill>
-                  <pic:spPr bwMode="auto">
-                    <a:xfrm>
-                      <a:off x="0" y="0"/>
-                      <a:ext cx="5943600" cy="4572000"/>
-                    </a:xfrm>
-                    <a:prstGeom prst="rect">
-                      <a:avLst/>
-                    </a:prstGeom>
-                  </pic:spPr>
-                </pic:pic>
-              </a:graphicData>
-            </a:graphic>
-          </wp:inline>
+          <ns3:inline distT="0" distB="0" distL="0" distR="0" ns4:anchorId="5D3DF77E" ns4:editId="2D4C8AD8">
+            <ns3:extent cx="5943600" cy="4572000"/>
+            <ns3:effectExtent l="0" t="0" r="0" b="0"/>
+            <ns3:docPr id="261973125" name="Picture 261973125"/>
+            <ns3:cNvGraphicFramePr>
+              <ns5:graphicFrameLocks noChangeAspect="1"/>
+            </ns3:cNvGraphicFramePr>
+            <ns5:graphic>
+              <ns5:graphicData uri="http://schemas.openxmlformats.org/drawingml/2006/picture">
+                <ns6:pic>
+                  <ns6:nvPicPr>
+                    <ns6:cNvPr id="0" name=""/>
+                    <ns6:cNvPicPr>
+                      <ns5:picLocks noChangeAspect="1" noChangeArrowheads="1"/>
+                    </ns6:cNvPicPr>
+                  </ns6:nvPicPr>
+                  <ns6:blipFill>
+                    <ns5:blip ns7:embed="rId10"/>
+                    <ns5:srcRect/>
+                    <ns5:stretch>
+                      <ns5:fillRect/>
+                    </ns5:stretch>
+                  </ns6:blipFill>
+                  <ns6:spPr bwMode="auto">
+                    <ns5:xfrm>
+                      <ns5:off x="0" y="0"/>
+                      <ns5:ext cx="5943600" cy="4572000"/>
+                    </ns5:xfrm>
+                    <ns5:prstGeom prst="rect">
+                      <ns5:avLst/>
+                    </ns5:prstGeom>
+                  </ns6:spPr>
+                </ns6:pic>
+              </ns5:graphicData>
+            </ns5:graphic>
+          </ns3:inline>
         </w:drawing>
       </w:r>
     </w:p>
-    <w:p>
+    <w:p ns2:paraId="37F6300B" ns2:textId="77777777">
       <w:pPr>
         <w:spacing w:after="160"/>
         <w:jc w:val="center"/>
@@ -7030,7 +7030,7 @@
         <w:t>Figure 4: Trace plots and ACF. ACF drops to near-zero at lag 1 for all chains.</w:t>
       </w:r>
     </w:p>
-    <w:p>
+    <w:p ns2:paraId="7A9DEBF0" ns2:textId="77777777">
       <w:pPr>
         <w:spacing w:before="140" w:after="60"/>
         <w:jc w:val="center"/>
@@ -7040,46 +7040,46 @@
           <w:noProof/>
         </w:rPr>
         <w:drawing>
-          <wp:inline distT="0" distB="0" distL="0" distR="0" wp14:anchorId="6C7753C9" wp14:editId="38D645A0">
-            <wp:extent cx="5762625" cy="2009775"/>
-            <wp:effectExtent l="0" t="0" r="0" b="0"/>
-            <wp:docPr id="1161988109" name="Picture 1161988109"/>
-            <wp:cNvGraphicFramePr>
-              <a:graphicFrameLocks xmlns:a="http://schemas.openxmlformats.org/drawingml/2006/main" noChangeAspect="1"/>
-            </wp:cNvGraphicFramePr>
-            <a:graphic xmlns:a="http://schemas.openxmlformats.org/drawingml/2006/main">
-              <a:graphicData uri="http://schemas.openxmlformats.org/drawingml/2006/picture">
-                <pic:pic xmlns:pic="http://schemas.openxmlformats.org/drawingml/2006/picture">
-                  <pic:nvPicPr>
-                    <pic:cNvPr id="0" name=""/>
-                    <pic:cNvPicPr>
-                      <a:picLocks noChangeAspect="1" noChangeArrowheads="1"/>
-                    </pic:cNvPicPr>
-                  </pic:nvPicPr>
-                  <pic:blipFill>
-                    <a:blip r:embed="rId11"/>
-                    <a:srcRect/>
-                    <a:stretch>
-                      <a:fillRect/>
-                    </a:stretch>
-                  </pic:blipFill>
-                  <pic:spPr bwMode="auto">
-                    <a:xfrm>
-                      <a:off x="0" y="0"/>
-                      <a:ext cx="5762625" cy="2009775"/>
-                    </a:xfrm>
-                    <a:prstGeom prst="rect">
-                      <a:avLst/>
-                    </a:prstGeom>
-                  </pic:spPr>
-                </pic:pic>
-              </a:graphicData>
-            </a:graphic>
-          </wp:inline>
+          <ns3:inline distT="0" distB="0" distL="0" distR="0" ns4:anchorId="6C7753C9" ns4:editId="38D645A0">
+            <ns3:extent cx="5762625" cy="2009775"/>
+            <ns3:effectExtent l="0" t="0" r="0" b="0"/>
+            <ns3:docPr id="1161988109" name="Picture 1161988109"/>
+            <ns3:cNvGraphicFramePr>
+              <ns5:graphicFrameLocks noChangeAspect="1"/>
+            </ns3:cNvGraphicFramePr>
+            <ns5:graphic>
+              <ns5:graphicData uri="http://schemas.openxmlformats.org/drawingml/2006/picture">
+                <ns6:pic>
+                  <ns6:nvPicPr>
+                    <ns6:cNvPr id="0" name=""/>
+                    <ns6:cNvPicPr>
+                      <ns5:picLocks noChangeAspect="1" noChangeArrowheads="1"/>
+                    </ns6:cNvPicPr>
+                  </ns6:nvPicPr>
+                  <ns6:blipFill>
+                    <ns5:blip ns7:embed="rId11"/>
+                    <ns5:srcRect/>
+                    <ns5:stretch>
+                      <ns5:fillRect/>
+                    </ns5:stretch>
+                  </ns6:blipFill>
+                  <ns6:spPr bwMode="auto">
+                    <ns5:xfrm>
+                      <ns5:off x="0" y="0"/>
+                      <ns5:ext cx="5762625" cy="2009775"/>
+                    </ns5:xfrm>
+                    <ns5:prstGeom prst="rect">
+                      <ns5:avLst/>
+                    </ns5:prstGeom>
+                  </ns6:spPr>
+                </ns6:pic>
+              </ns5:graphicData>
+            </ns5:graphic>
+          </ns3:inline>
         </w:drawing>
       </w:r>
     </w:p>
-    <w:p>
+    <w:p ns2:paraId="17713D24" ns2:textId="77777777">
       <w:pPr>
         <w:spacing w:after="160"/>
         <w:jc w:val="center"/>
@@ -7105,12 +7105,12 @@
         <w:t xml:space="preserve"> within first ~500 draws confirms 4,000 burn-in is conservative.</w:t>
       </w:r>
     </w:p>
-    <w:p>
+    <w:p ns2:paraId="6E4357BB" ns2:textId="77777777">
       <w:r>
         <w:br w:type="page"/>
       </w:r>
     </w:p>
-    <w:p>
+    <w:p ns2:paraId="28898FFB" ns2:textId="77777777">
       <w:pPr>
         <w:pStyle w:val="Heading2"/>
         <w:spacing w:before="340" w:after="120"/>
@@ -7120,7 +7120,7 @@
         <w:t>4.3 Structural Impulse Response Functions</w:t>
       </w:r>
     </w:p>
-    <w:p>
+    <w:p ns2:paraId="40654B27" ns2:textId="77777777">
       <w:pPr>
         <w:spacing w:after="100"/>
         <w:jc w:val="both"/>
@@ -7140,12 +7140,12 @@
         <w:t>The central result. CPI shows a mild positive blip of about +0.05 pp in months 0–3, then turns clearly negative, reaching approximately −0.3 pp by month 24 and −0.45 pp by month 36. The 68% credible band excludes zero from around month 8 onward. This is the standard contractionary transmission: a rate increase eventually reduces inflation. The initial positive blip is very mild and resolves within 5 months — it does not constitute a persistent price puzzle. The policy rate rises ~0.18 pp on impact and decays over 15 months. PLN/EUR drops on impact (PLN appreciation, ~−0.005), consistent with uncovered interest parity.</w:t>
       </w:r>
     </w:p>
-    <w:p>
+    <w:p ns2:paraId="0900EF23" ns2:textId="77777777">
       <w:pPr>
         <w:spacing w:after="80"/>
       </w:pPr>
     </w:p>
-    <w:p>
+    <w:p ns2:paraId="03E2CEA3" ns2:textId="77777777">
       <w:pPr>
         <w:spacing w:before="140" w:after="60"/>
         <w:jc w:val="center"/>
@@ -7155,46 +7155,46 @@
           <w:noProof/>
         </w:rPr>
         <w:drawing>
-          <wp:inline distT="0" distB="0" distL="0" distR="0" wp14:anchorId="0F39CB7E" wp14:editId="37405560">
-            <wp:extent cx="5943600" cy="2466975"/>
-            <wp:effectExtent l="0" t="0" r="0" b="0"/>
-            <wp:docPr id="2075919551" name="Picture 2075919551"/>
-            <wp:cNvGraphicFramePr>
-              <a:graphicFrameLocks xmlns:a="http://schemas.openxmlformats.org/drawingml/2006/main" noChangeAspect="1"/>
-            </wp:cNvGraphicFramePr>
-            <a:graphic xmlns:a="http://schemas.openxmlformats.org/drawingml/2006/main">
-              <a:graphicData uri="http://schemas.openxmlformats.org/drawingml/2006/picture">
-                <pic:pic xmlns:pic="http://schemas.openxmlformats.org/drawingml/2006/picture">
-                  <pic:nvPicPr>
-                    <pic:cNvPr id="0" name=""/>
-                    <pic:cNvPicPr>
-                      <a:picLocks noChangeAspect="1" noChangeArrowheads="1"/>
-                    </pic:cNvPicPr>
-                  </pic:nvPicPr>
-                  <pic:blipFill>
-                    <a:blip r:embed="rId12"/>
-                    <a:srcRect/>
-                    <a:stretch>
-                      <a:fillRect/>
-                    </a:stretch>
-                  </pic:blipFill>
-                  <pic:spPr bwMode="auto">
-                    <a:xfrm>
-                      <a:off x="0" y="0"/>
-                      <a:ext cx="5943600" cy="2466975"/>
-                    </a:xfrm>
-                    <a:prstGeom prst="rect">
-                      <a:avLst/>
-                    </a:prstGeom>
-                  </pic:spPr>
-                </pic:pic>
-              </a:graphicData>
-            </a:graphic>
-          </wp:inline>
+          <ns3:inline distT="0" distB="0" distL="0" distR="0" ns4:anchorId="0F39CB7E" ns4:editId="37405560">
+            <ns3:extent cx="5943600" cy="2466975"/>
+            <ns3:effectExtent l="0" t="0" r="0" b="0"/>
+            <ns3:docPr id="2075919551" name="Picture 2075919551"/>
+            <ns3:cNvGraphicFramePr>
+              <ns5:graphicFrameLocks noChangeAspect="1"/>
+            </ns3:cNvGraphicFramePr>
+            <ns5:graphic>
+              <ns5:graphicData uri="http://schemas.openxmlformats.org/drawingml/2006/picture">
+                <ns6:pic>
+                  <ns6:nvPicPr>
+                    <ns6:cNvPr id="0" name=""/>
+                    <ns6:cNvPicPr>
+                      <ns5:picLocks noChangeAspect="1" noChangeArrowheads="1"/>
+                    </ns6:cNvPicPr>
+                  </ns6:nvPicPr>
+                  <ns6:blipFill>
+                    <ns5:blip ns7:embed="rId12"/>
+                    <ns5:srcRect/>
+                    <ns5:stretch>
+                      <ns5:fillRect/>
+                    </ns5:stretch>
+                  </ns6:blipFill>
+                  <ns6:spPr bwMode="auto">
+                    <ns5:xfrm>
+                      <ns5:off x="0" y="0"/>
+                      <ns5:ext cx="5943600" cy="2466975"/>
+                    </ns5:xfrm>
+                    <ns5:prstGeom prst="rect">
+                      <ns5:avLst/>
+                    </ns5:prstGeom>
+                  </ns6:spPr>
+                </ns6:pic>
+              </ns5:graphicData>
+            </ns5:graphic>
+          </ns3:inline>
         </w:drawing>
       </w:r>
     </w:p>
-    <w:p>
+    <w:p ns2:paraId="2F1DEA2E" ns2:textId="77777777">
       <w:pPr>
         <w:spacing w:after="160"/>
         <w:jc w:val="center"/>
@@ -7206,7 +7206,7 @@
         <w:t>Figure 6: Structural IRF to a one-S.D. positive rate shock. CPI turns negative after month 3 — standard contractionary transmission. Dark: 68% CI. Light: 90% CI.</w:t>
       </w:r>
     </w:p>
-    <w:p>
+    <w:p ns2:paraId="29ADAB92" ns2:textId="77777777">
       <w:pPr>
         <w:spacing w:after="100"/>
         <w:jc w:val="both"/>
@@ -7226,12 +7226,12 @@
         <w:t>A positive CPI shock has a persistent own effect (0.7 pp on impact, decaying over 36 months). The rate responds with a lag of 1–2 months, reaching +0.25 pp by month 20 — a clear Taylor rule reaction. PLN/EUR shows modest depreciation (+0.015 by month 8), consistent with higher inflation weakening the currency.</w:t>
       </w:r>
     </w:p>
-    <w:p>
+    <w:p ns2:paraId="069BD71C" ns2:textId="77777777">
       <w:pPr>
         <w:spacing w:after="80"/>
       </w:pPr>
     </w:p>
-    <w:p>
+    <w:p ns2:paraId="23980332" ns2:textId="77777777">
       <w:pPr>
         <w:spacing w:before="140" w:after="60"/>
         <w:jc w:val="center"/>
@@ -7241,46 +7241,46 @@
           <w:noProof/>
         </w:rPr>
         <w:drawing>
-          <wp:inline distT="0" distB="0" distL="0" distR="0" wp14:anchorId="3A180AFC" wp14:editId="476A277C">
-            <wp:extent cx="5943600" cy="2466975"/>
-            <wp:effectExtent l="0" t="0" r="0" b="0"/>
-            <wp:docPr id="466176833" name="Picture 466176833"/>
-            <wp:cNvGraphicFramePr>
-              <a:graphicFrameLocks xmlns:a="http://schemas.openxmlformats.org/drawingml/2006/main" noChangeAspect="1"/>
-            </wp:cNvGraphicFramePr>
-            <a:graphic xmlns:a="http://schemas.openxmlformats.org/drawingml/2006/main">
-              <a:graphicData uri="http://schemas.openxmlformats.org/drawingml/2006/picture">
-                <pic:pic xmlns:pic="http://schemas.openxmlformats.org/drawingml/2006/picture">
-                  <pic:nvPicPr>
-                    <pic:cNvPr id="0" name=""/>
-                    <pic:cNvPicPr>
-                      <a:picLocks noChangeAspect="1" noChangeArrowheads="1"/>
-                    </pic:cNvPicPr>
-                  </pic:nvPicPr>
-                  <pic:blipFill>
-                    <a:blip r:embed="rId13"/>
-                    <a:srcRect/>
-                    <a:stretch>
-                      <a:fillRect/>
-                    </a:stretch>
-                  </pic:blipFill>
-                  <pic:spPr bwMode="auto">
-                    <a:xfrm>
-                      <a:off x="0" y="0"/>
-                      <a:ext cx="5943600" cy="2466975"/>
-                    </a:xfrm>
-                    <a:prstGeom prst="rect">
-                      <a:avLst/>
-                    </a:prstGeom>
-                  </pic:spPr>
-                </pic:pic>
-              </a:graphicData>
-            </a:graphic>
-          </wp:inline>
+          <ns3:inline distT="0" distB="0" distL="0" distR="0" ns4:anchorId="3A180AFC" ns4:editId="476A277C">
+            <ns3:extent cx="5943600" cy="2466975"/>
+            <ns3:effectExtent l="0" t="0" r="0" b="0"/>
+            <ns3:docPr id="466176833" name="Picture 466176833"/>
+            <ns3:cNvGraphicFramePr>
+              <ns5:graphicFrameLocks noChangeAspect="1"/>
+            </ns3:cNvGraphicFramePr>
+            <ns5:graphic>
+              <ns5:graphicData uri="http://schemas.openxmlformats.org/drawingml/2006/picture">
+                <ns6:pic>
+                  <ns6:nvPicPr>
+                    <ns6:cNvPr id="0" name=""/>
+                    <ns6:cNvPicPr>
+                      <ns5:picLocks noChangeAspect="1" noChangeArrowheads="1"/>
+                    </ns6:cNvPicPr>
+                  </ns6:nvPicPr>
+                  <ns6:blipFill>
+                    <ns5:blip ns7:embed="rId13"/>
+                    <ns5:srcRect/>
+                    <ns5:stretch>
+                      <ns5:fillRect/>
+                    </ns5:stretch>
+                  </ns6:blipFill>
+                  <ns6:spPr bwMode="auto">
+                    <ns5:xfrm>
+                      <ns5:off x="0" y="0"/>
+                      <ns5:ext cx="5943600" cy="2466975"/>
+                    </ns5:xfrm>
+                    <ns5:prstGeom prst="rect">
+                      <ns5:avLst/>
+                    </ns5:prstGeom>
+                  </ns6:spPr>
+                </ns6:pic>
+              </ns5:graphicData>
+            </ns5:graphic>
+          </ns3:inline>
         </w:drawing>
       </w:r>
     </w:p>
-    <w:p>
+    <w:p ns2:paraId="19BF6D95" ns2:textId="77777777">
       <w:pPr>
         <w:spacing w:after="160"/>
         <w:jc w:val="center"/>
@@ -7307,7 +7307,7 @@
         <w:t xml:space="preserve"> lag (Taylor rule). PLN depreciates.</w:t>
       </w:r>
     </w:p>
-    <w:p>
+    <w:p ns2:paraId="5FDBAD7E" ns2:textId="77777777">
       <w:pPr>
         <w:spacing w:after="100"/>
         <w:jc w:val="both"/>
@@ -7327,12 +7327,12 @@
         <w:t>A PLN depreciation shock (+0.06 on impact) produces a moderate inflationary pass-through, with the median CPI response peaking at +0.10 pp around month 15. The rate response is uncertain: the 90% CI includes both positive and negative values throughout, reflecting that the NBP’s exchange rate response is ambiguous in the sample.</w:t>
       </w:r>
     </w:p>
-    <w:p>
+    <w:p ns2:paraId="099B95BD" ns2:textId="77777777">
       <w:pPr>
         <w:spacing w:after="80"/>
       </w:pPr>
     </w:p>
-    <w:p>
+    <w:p ns2:paraId="30CC3AC5" ns2:textId="77777777">
       <w:pPr>
         <w:spacing w:before="140" w:after="60"/>
         <w:jc w:val="center"/>
@@ -7342,46 +7342,46 @@
           <w:noProof/>
         </w:rPr>
         <w:drawing>
-          <wp:inline distT="0" distB="0" distL="0" distR="0" wp14:anchorId="4E7993E4" wp14:editId="292B757C">
-            <wp:extent cx="5943600" cy="2466975"/>
-            <wp:effectExtent l="0" t="0" r="0" b="0"/>
-            <wp:docPr id="176017322" name="Picture 176017322"/>
-            <wp:cNvGraphicFramePr>
-              <a:graphicFrameLocks xmlns:a="http://schemas.openxmlformats.org/drawingml/2006/main" noChangeAspect="1"/>
-            </wp:cNvGraphicFramePr>
-            <a:graphic xmlns:a="http://schemas.openxmlformats.org/drawingml/2006/main">
-              <a:graphicData uri="http://schemas.openxmlformats.org/drawingml/2006/picture">
-                <pic:pic xmlns:pic="http://schemas.openxmlformats.org/drawingml/2006/picture">
-                  <pic:nvPicPr>
-                    <pic:cNvPr id="0" name=""/>
-                    <pic:cNvPicPr>
-                      <a:picLocks noChangeAspect="1" noChangeArrowheads="1"/>
-                    </pic:cNvPicPr>
-                  </pic:nvPicPr>
-                  <pic:blipFill>
-                    <a:blip r:embed="rId14"/>
-                    <a:srcRect/>
-                    <a:stretch>
-                      <a:fillRect/>
-                    </a:stretch>
-                  </pic:blipFill>
-                  <pic:spPr bwMode="auto">
-                    <a:xfrm>
-                      <a:off x="0" y="0"/>
-                      <a:ext cx="5943600" cy="2466975"/>
-                    </a:xfrm>
-                    <a:prstGeom prst="rect">
-                      <a:avLst/>
-                    </a:prstGeom>
-                  </pic:spPr>
-                </pic:pic>
-              </a:graphicData>
-            </a:graphic>
-          </wp:inline>
+          <ns3:inline distT="0" distB="0" distL="0" distR="0" ns4:anchorId="4E7993E4" ns4:editId="292B757C">
+            <ns3:extent cx="5943600" cy="2466975"/>
+            <ns3:effectExtent l="0" t="0" r="0" b="0"/>
+            <ns3:docPr id="176017322" name="Picture 176017322"/>
+            <ns3:cNvGraphicFramePr>
+              <ns5:graphicFrameLocks noChangeAspect="1"/>
+            </ns3:cNvGraphicFramePr>
+            <ns5:graphic>
+              <ns5:graphicData uri="http://schemas.openxmlformats.org/drawingml/2006/picture">
+                <ns6:pic>
+                  <ns6:nvPicPr>
+                    <ns6:cNvPr id="0" name=""/>
+                    <ns6:cNvPicPr>
+                      <ns5:picLocks noChangeAspect="1" noChangeArrowheads="1"/>
+                    </ns6:cNvPicPr>
+                  </ns6:nvPicPr>
+                  <ns6:blipFill>
+                    <ns5:blip ns7:embed="rId14"/>
+                    <ns5:srcRect/>
+                    <ns5:stretch>
+                      <ns5:fillRect/>
+                    </ns5:stretch>
+                  </ns6:blipFill>
+                  <ns6:spPr bwMode="auto">
+                    <ns5:xfrm>
+                      <ns5:off x="0" y="0"/>
+                      <ns5:ext cx="5943600" cy="2466975"/>
+                    </ns5:xfrm>
+                    <ns5:prstGeom prst="rect">
+                      <ns5:avLst/>
+                    </ns5:prstGeom>
+                  </ns6:spPr>
+                </ns6:pic>
+              </ns5:graphicData>
+            </ns5:graphic>
+          </ns3:inline>
         </w:drawing>
       </w:r>
     </w:p>
-    <w:p>
+    <w:p ns2:paraId="25F75981" ns2:textId="77777777">
       <w:pPr>
         <w:spacing w:after="160"/>
         <w:jc w:val="center"/>
@@ -7393,7 +7393,7 @@
         <w:t>Figure 8: IRF to PLN/EUR depreciation shock. Modest inflationary pass-through; rate response uncertain.</w:t>
       </w:r>
     </w:p>
-    <w:p>
+    <w:p ns2:paraId="1D317DB6" ns2:textId="77777777">
       <w:pPr>
         <w:pStyle w:val="Heading2"/>
         <w:spacing w:before="340" w:after="120"/>
@@ -7402,7 +7402,7 @@
         <w:t>4.4 BVAR vs Classical VAR</w:t>
       </w:r>
     </w:p>
-    <w:p>
+    <w:p ns2:paraId="0EB06C69" ns2:textId="77777777">
       <w:pPr>
         <w:spacing w:before="140" w:after="60"/>
         <w:jc w:val="center"/>
@@ -7412,46 +7412,46 @@
           <w:noProof/>
         </w:rPr>
         <w:drawing>
-          <wp:inline distT="0" distB="0" distL="0" distR="0" wp14:anchorId="0346DFDB" wp14:editId="510684D0">
-            <wp:extent cx="5943600" cy="2466975"/>
-            <wp:effectExtent l="0" t="0" r="0" b="0"/>
-            <wp:docPr id="1154188748" name="Picture 1154188748"/>
-            <wp:cNvGraphicFramePr>
-              <a:graphicFrameLocks xmlns:a="http://schemas.openxmlformats.org/drawingml/2006/main" noChangeAspect="1"/>
-            </wp:cNvGraphicFramePr>
-            <a:graphic xmlns:a="http://schemas.openxmlformats.org/drawingml/2006/main">
-              <a:graphicData uri="http://schemas.openxmlformats.org/drawingml/2006/picture">
-                <pic:pic xmlns:pic="http://schemas.openxmlformats.org/drawingml/2006/picture">
-                  <pic:nvPicPr>
-                    <pic:cNvPr id="0" name=""/>
-                    <pic:cNvPicPr>
-                      <a:picLocks noChangeAspect="1" noChangeArrowheads="1"/>
-                    </pic:cNvPicPr>
-                  </pic:nvPicPr>
-                  <pic:blipFill>
-                    <a:blip r:embed="rId15"/>
-                    <a:srcRect/>
-                    <a:stretch>
-                      <a:fillRect/>
-                    </a:stretch>
-                  </pic:blipFill>
-                  <pic:spPr bwMode="auto">
-                    <a:xfrm>
-                      <a:off x="0" y="0"/>
-                      <a:ext cx="5943600" cy="2466975"/>
-                    </a:xfrm>
-                    <a:prstGeom prst="rect">
-                      <a:avLst/>
-                    </a:prstGeom>
-                  </pic:spPr>
-                </pic:pic>
-              </a:graphicData>
-            </a:graphic>
-          </wp:inline>
+          <ns3:inline distT="0" distB="0" distL="0" distR="0" ns4:anchorId="0346DFDB" ns4:editId="510684D0">
+            <ns3:extent cx="5943600" cy="2466975"/>
+            <ns3:effectExtent l="0" t="0" r="0" b="0"/>
+            <ns3:docPr id="1154188748" name="Picture 1154188748"/>
+            <ns3:cNvGraphicFramePr>
+              <ns5:graphicFrameLocks noChangeAspect="1"/>
+            </ns3:cNvGraphicFramePr>
+            <ns5:graphic>
+              <ns5:graphicData uri="http://schemas.openxmlformats.org/drawingml/2006/picture">
+                <ns6:pic>
+                  <ns6:nvPicPr>
+                    <ns6:cNvPr id="0" name=""/>
+                    <ns6:cNvPicPr>
+                      <ns5:picLocks noChangeAspect="1" noChangeArrowheads="1"/>
+                    </ns6:cNvPicPr>
+                  </ns6:nvPicPr>
+                  <ns6:blipFill>
+                    <ns5:blip ns7:embed="rId15"/>
+                    <ns5:srcRect/>
+                    <ns5:stretch>
+                      <ns5:fillRect/>
+                    </ns5:stretch>
+                  </ns6:blipFill>
+                  <ns6:spPr bwMode="auto">
+                    <ns5:xfrm>
+                      <ns5:off x="0" y="0"/>
+                      <ns5:ext cx="5943600" cy="2466975"/>
+                    </ns5:xfrm>
+                    <ns5:prstGeom prst="rect">
+                      <ns5:avLst/>
+                    </ns5:prstGeom>
+                  </ns6:spPr>
+                </ns6:pic>
+              </ns5:graphicData>
+            </ns5:graphic>
+          </ns3:inline>
         </w:drawing>
       </w:r>
     </w:p>
-    <w:p>
+    <w:p ns2:paraId="213BC1F3" ns2:textId="77777777">
       <w:pPr>
         <w:spacing w:after="160"/>
         <w:jc w:val="center"/>
@@ -7477,7 +7477,7 @@
         <w:t xml:space="preserve"> the same negative long-run response.</w:t>
       </w:r>
     </w:p>
-    <w:p>
+    <w:p ns2:paraId="0C8C5DE6" ns2:textId="77777777">
       <w:pPr>
         <w:spacing w:after="100"/>
         <w:jc w:val="both"/>
@@ -7524,7 +7524,7 @@
         <w:t>=211.35.</w:t>
       </w:r>
     </w:p>
-    <w:p>
+    <w:p ns2:paraId="7FFAF321" ns2:textId="77777777">
       <w:pPr>
         <w:pStyle w:val="Heading2"/>
         <w:spacing w:before="340" w:after="120"/>
@@ -7533,7 +7533,7 @@
         <w:t>4.5 Forecast</w:t>
       </w:r>
     </w:p>
-    <w:p>
+    <w:p ns2:paraId="594E2A21" ns2:textId="77777777">
       <w:pPr>
         <w:spacing w:before="140" w:after="60"/>
         <w:jc w:val="center"/>
@@ -7543,46 +7543,46 @@
           <w:noProof/>
         </w:rPr>
         <w:drawing>
-          <wp:inline distT="0" distB="0" distL="0" distR="0" wp14:anchorId="0221F882" wp14:editId="6C474EA4">
-            <wp:extent cx="5762625" cy="3476625"/>
-            <wp:effectExtent l="0" t="0" r="0" b="0"/>
-            <wp:docPr id="1862835444" name="Picture 1862835444"/>
-            <wp:cNvGraphicFramePr>
-              <a:graphicFrameLocks xmlns:a="http://schemas.openxmlformats.org/drawingml/2006/main" noChangeAspect="1"/>
-            </wp:cNvGraphicFramePr>
-            <a:graphic xmlns:a="http://schemas.openxmlformats.org/drawingml/2006/main">
-              <a:graphicData uri="http://schemas.openxmlformats.org/drawingml/2006/picture">
-                <pic:pic xmlns:pic="http://schemas.openxmlformats.org/drawingml/2006/picture">
-                  <pic:nvPicPr>
-                    <pic:cNvPr id="0" name=""/>
-                    <pic:cNvPicPr>
-                      <a:picLocks noChangeAspect="1" noChangeArrowheads="1"/>
-                    </pic:cNvPicPr>
-                  </pic:nvPicPr>
-                  <pic:blipFill>
-                    <a:blip r:embed="rId16"/>
-                    <a:srcRect/>
-                    <a:stretch>
-                      <a:fillRect/>
-                    </a:stretch>
-                  </pic:blipFill>
-                  <pic:spPr bwMode="auto">
-                    <a:xfrm>
-                      <a:off x="0" y="0"/>
-                      <a:ext cx="5762625" cy="3476625"/>
-                    </a:xfrm>
-                    <a:prstGeom prst="rect">
-                      <a:avLst/>
-                    </a:prstGeom>
-                  </pic:spPr>
-                </pic:pic>
-              </a:graphicData>
-            </a:graphic>
-          </wp:inline>
+          <ns3:inline distT="0" distB="0" distL="0" distR="0" ns4:anchorId="0221F882" ns4:editId="6C474EA4">
+            <ns3:extent cx="5762625" cy="3476625"/>
+            <ns3:effectExtent l="0" t="0" r="0" b="0"/>
+            <ns3:docPr id="1862835444" name="Picture 1862835444"/>
+            <ns3:cNvGraphicFramePr>
+              <ns5:graphicFrameLocks noChangeAspect="1"/>
+            </ns3:cNvGraphicFramePr>
+            <ns5:graphic>
+              <ns5:graphicData uri="http://schemas.openxmlformats.org/drawingml/2006/picture">
+                <ns6:pic>
+                  <ns6:nvPicPr>
+                    <ns6:cNvPr id="0" name=""/>
+                    <ns6:cNvPicPr>
+                      <ns5:picLocks noChangeAspect="1" noChangeArrowheads="1"/>
+                    </ns6:cNvPicPr>
+                  </ns6:nvPicPr>
+                  <ns6:blipFill>
+                    <ns5:blip ns7:embed="rId16"/>
+                    <ns5:srcRect/>
+                    <ns5:stretch>
+                      <ns5:fillRect/>
+                    </ns5:stretch>
+                  </ns6:blipFill>
+                  <ns6:spPr bwMode="auto">
+                    <ns5:xfrm>
+                      <ns5:off x="0" y="0"/>
+                      <ns5:ext cx="5762625" cy="3476625"/>
+                    </ns5:xfrm>
+                    <ns5:prstGeom prst="rect">
+                      <ns5:avLst/>
+                    </ns5:prstGeom>
+                  </ns6:spPr>
+                </ns6:pic>
+              </ns5:graphicData>
+            </ns5:graphic>
+          </ns3:inline>
         </w:drawing>
       </w:r>
     </w:p>
-    <w:p>
+    <w:p ns2:paraId="26B3189E" ns2:textId="77777777">
       <w:pPr>
         <w:spacing w:after="160"/>
         <w:jc w:val="center"/>
@@ -7594,7 +7594,7 @@
         <w:t>Figure 10: 12-month posterior predictive forecast from April 2025. Predictive bands widen correctly over the horizon.</w:t>
       </w:r>
     </w:p>
-    <w:p>
+    <w:p ns2:paraId="3FC43D11" ns2:textId="77777777">
       <w:pPr>
         <w:spacing w:after="100"/>
         <w:jc w:val="both"/>
@@ -7606,12 +7606,12 @@
         <w:t>CPI is forecast to decline from ~5.3% toward 3–4% by early 2026. The rate edges down from ~5.7%. PLN/EUR remains stable around 4.15–4.20. The 90% bands correctly widen as near-unit-root dynamics compound forecast uncertainty.</w:t>
       </w:r>
     </w:p>
-    <w:p>
+    <w:p ns2:paraId="66677C95" ns2:textId="77777777">
       <w:r>
         <w:br w:type="page"/>
       </w:r>
     </w:p>
-    <w:p>
+    <w:p ns2:paraId="2B233DF1" ns2:textId="77777777">
       <w:pPr>
         <w:pStyle w:val="Heading1"/>
       </w:pPr>
@@ -7620,7 +7620,7 @@
         <w:t>5. Robustness Analysis</w:t>
       </w:r>
     </w:p>
-    <w:p>
+    <w:p ns2:paraId="020C09EA" ns2:textId="77777777">
       <w:pPr>
         <w:pStyle w:val="Heading2"/>
         <w:spacing w:before="340" w:after="120"/>
@@ -7629,7 +7629,7 @@
         <w:t>5.1 Identification Sensitivity</w:t>
       </w:r>
     </w:p>
-    <w:p>
+    <w:p ns2:paraId="22E514CD" ns2:textId="77777777">
       <w:pPr>
         <w:spacing w:after="100"/>
         <w:jc w:val="both"/>
@@ -7641,7 +7641,7 @@
         <w:t>Three Cholesky orderings are tested. This is the most informative robustness check because the CPI response to a rate shock is qualitatively different across orderings:</w:t>
       </w:r>
     </w:p>
-    <w:p>
+    <w:p ns2:paraId="495BB831" ns2:textId="77777777">
       <w:pPr>
         <w:pStyle w:val="ListParagraph"/>
         <w:numPr>
@@ -7657,7 +7657,7 @@
         <w:t>[CPI, Rate, FX] (baseline): CPI turns negative after month 3. Standard contractionary transmission.</w:t>
       </w:r>
     </w:p>
-    <w:p>
+    <w:p ns2:paraId="5EB617BA" ns2:textId="77777777">
       <w:pPr>
         <w:pStyle w:val="ListParagraph"/>
         <w:numPr>
@@ -7687,7 +7687,7 @@
         <w:t xml:space="preserve"> before turning negative. This ordering attributes more of the 2021–2022 inflation-rate co-movement to the rate shock, producing a genuine price puzzle.</w:t>
       </w:r>
     </w:p>
-    <w:p>
+    <w:p ns2:paraId="0AB911F1" ns2:textId="77777777">
       <w:pPr>
         <w:pStyle w:val="ListParagraph"/>
         <w:numPr>
@@ -7717,12 +7717,12 @@
         <w:t xml:space="preserve"> above. CPI starts positive (~+0.25 pp), declines gradually.</w:t>
       </w:r>
     </w:p>
-    <w:p>
+    <w:p ns2:paraId="78F1F615" ns2:textId="77777777">
       <w:pPr>
         <w:spacing w:after="80"/>
       </w:pPr>
     </w:p>
-    <w:p>
+    <w:p ns2:paraId="757A71EC" ns2:textId="77777777">
       <w:pPr>
         <w:spacing w:after="100"/>
         <w:jc w:val="both"/>
@@ -7734,12 +7734,12 @@
         <w:t>The takeaway: the baseline ordering [CPI, Rate, FX] produces the most theoretically coherent result because it correctly treats inflation as the slow-moving variable that cannot respond to rate decisions within the same month. When the rate is ordered first, the model cannot distinguish the NBP’s reactive rate hikes from autonomous policy shocks, so the co-movement during 2021–2022 appears as a price puzzle.</w:t>
       </w:r>
     </w:p>
-    <w:p>
+    <w:p ns2:paraId="757152F5" ns2:textId="77777777">
       <w:pPr>
         <w:spacing w:after="80"/>
       </w:pPr>
     </w:p>
-    <w:p>
+    <w:p ns2:paraId="17887452" ns2:textId="77777777">
       <w:pPr>
         <w:spacing w:before="140" w:after="60"/>
         <w:jc w:val="center"/>
@@ -7749,46 +7749,46 @@
           <w:noProof/>
         </w:rPr>
         <w:drawing>
-          <wp:inline distT="0" distB="0" distL="0" distR="0" wp14:anchorId="06A0EB5C" wp14:editId="6671E3B0">
-            <wp:extent cx="5943600" cy="2286000"/>
-            <wp:effectExtent l="0" t="0" r="0" b="0"/>
-            <wp:docPr id="700786046" name="Picture 700786046"/>
-            <wp:cNvGraphicFramePr>
-              <a:graphicFrameLocks xmlns:a="http://schemas.openxmlformats.org/drawingml/2006/main" noChangeAspect="1"/>
-            </wp:cNvGraphicFramePr>
-            <a:graphic xmlns:a="http://schemas.openxmlformats.org/drawingml/2006/main">
-              <a:graphicData uri="http://schemas.openxmlformats.org/drawingml/2006/picture">
-                <pic:pic xmlns:pic="http://schemas.openxmlformats.org/drawingml/2006/picture">
-                  <pic:nvPicPr>
-                    <pic:cNvPr id="0" name=""/>
-                    <pic:cNvPicPr>
-                      <a:picLocks noChangeAspect="1" noChangeArrowheads="1"/>
-                    </pic:cNvPicPr>
-                  </pic:nvPicPr>
-                  <pic:blipFill>
-                    <a:blip r:embed="rId17"/>
-                    <a:srcRect/>
-                    <a:stretch>
-                      <a:fillRect/>
-                    </a:stretch>
-                  </pic:blipFill>
-                  <pic:spPr bwMode="auto">
-                    <a:xfrm>
-                      <a:off x="0" y="0"/>
-                      <a:ext cx="5943600" cy="2286000"/>
-                    </a:xfrm>
-                    <a:prstGeom prst="rect">
-                      <a:avLst/>
-                    </a:prstGeom>
-                  </pic:spPr>
-                </pic:pic>
-              </a:graphicData>
-            </a:graphic>
-          </wp:inline>
+          <ns3:inline distT="0" distB="0" distL="0" distR="0" ns4:anchorId="06A0EB5C" ns4:editId="6671E3B0">
+            <ns3:extent cx="5943600" cy="2286000"/>
+            <ns3:effectExtent l="0" t="0" r="0" b="0"/>
+            <ns3:docPr id="700786046" name="Picture 700786046"/>
+            <ns3:cNvGraphicFramePr>
+              <ns5:graphicFrameLocks noChangeAspect="1"/>
+            </ns3:cNvGraphicFramePr>
+            <ns5:graphic>
+              <ns5:graphicData uri="http://schemas.openxmlformats.org/drawingml/2006/picture">
+                <ns6:pic>
+                  <ns6:nvPicPr>
+                    <ns6:cNvPr id="0" name=""/>
+                    <ns6:cNvPicPr>
+                      <ns5:picLocks noChangeAspect="1" noChangeArrowheads="1"/>
+                    </ns6:cNvPicPr>
+                  </ns6:nvPicPr>
+                  <ns6:blipFill>
+                    <ns5:blip ns7:embed="rId17"/>
+                    <ns5:srcRect/>
+                    <ns5:stretch>
+                      <ns5:fillRect/>
+                    </ns5:stretch>
+                  </ns6:blipFill>
+                  <ns6:spPr bwMode="auto">
+                    <ns5:xfrm>
+                      <ns5:off x="0" y="0"/>
+                      <ns5:ext cx="5943600" cy="2286000"/>
+                    </ns5:xfrm>
+                    <ns5:prstGeom prst="rect">
+                      <ns5:avLst/>
+                    </ns5:prstGeom>
+                  </ns6:spPr>
+                </ns6:pic>
+              </ns5:graphicData>
+            </ns5:graphic>
+          </ns3:inline>
         </w:drawing>
       </w:r>
     </w:p>
-    <w:p>
+    <w:p ns2:paraId="68E3363E" ns2:textId="77777777">
       <w:pPr>
         <w:spacing w:after="160"/>
         <w:jc w:val="center"/>
@@ -7800,7 +7800,7 @@
         <w:t>Figure 11: CPI response to rate shock under three Cholesky orderings. The baseline [CPI, Rate, FX] produces a negative response; alternative orderings show a positive response that reverses at longer horizons.</w:t>
       </w:r>
     </w:p>
-    <w:p>
+    <w:p ns2:paraId="6FA4DB29" ns2:textId="77777777">
       <w:pPr>
         <w:pStyle w:val="Heading2"/>
         <w:spacing w:before="340" w:after="120"/>
@@ -7809,7 +7809,7 @@
         <w:t>5.2 Prior Sensitivity</w:t>
       </w:r>
     </w:p>
-    <w:p>
+    <w:p ns2:paraId="2278B0A7" ns2:textId="77777777">
       <w:pPr>
         <w:spacing w:after="100"/>
         <w:jc w:val="both"/>
@@ -7835,7 +7835,7 @@
         <w:t>0.10, 0.20, 0.50}:</w:t>
       </w:r>
     </w:p>
-    <w:p>
+    <w:p ns2:paraId="0B1DBAC8" ns2:textId="77777777">
       <w:pPr>
         <w:pStyle w:val="ListParagraph"/>
         <w:numPr>
@@ -7851,7 +7851,7 @@
         <w:t>λ₁=0.10 (tight): CPI goes negative immediately — no positive blip at all. The shrinkage fully suppresses the initial co-movement.</w:t>
       </w:r>
     </w:p>
-    <w:p>
+    <w:p ns2:paraId="0E934268" ns2:textId="77777777">
       <w:pPr>
         <w:pStyle w:val="ListParagraph"/>
         <w:numPr>
@@ -7881,7 +7881,7 @@
         <w:t xml:space="preserve"> without dominating the data.</w:t>
       </w:r>
     </w:p>
-    <w:p>
+    <w:p ns2:paraId="426748A7" ns2:textId="77777777">
       <w:pPr>
         <w:pStyle w:val="ListParagraph"/>
         <w:numPr>
@@ -7911,7 +7911,7 @@
         <w:t>, where the cross-variable dynamics are less constrained.</w:t>
       </w:r>
     </w:p>
-    <w:p>
+    <w:p ns2:paraId="0F5B0357" ns2:textId="77777777">
       <w:pPr>
         <w:spacing w:after="100"/>
         <w:jc w:val="both"/>
@@ -7923,12 +7923,12 @@
         <w:t>All three calibrations converge to the same contractionary long-run response, confirming this is a robust data feature, not a prior artefact.</w:t>
       </w:r>
     </w:p>
-    <w:p>
+    <w:p ns2:paraId="319BDDD3" ns2:textId="77777777">
       <w:pPr>
         <w:spacing w:after="80"/>
       </w:pPr>
     </w:p>
-    <w:p>
+    <w:p ns2:paraId="4399AA7D" ns2:textId="77777777">
       <w:pPr>
         <w:spacing w:before="140" w:after="60"/>
         <w:jc w:val="center"/>
@@ -7938,46 +7938,46 @@
           <w:noProof/>
         </w:rPr>
         <w:drawing>
-          <wp:inline distT="0" distB="0" distL="0" distR="0" wp14:anchorId="3A38CAC7" wp14:editId="2FC80717">
-            <wp:extent cx="5667375" cy="2743200"/>
-            <wp:effectExtent l="0" t="0" r="0" b="0"/>
-            <wp:docPr id="1890068702" name="Picture 1890068702"/>
-            <wp:cNvGraphicFramePr>
-              <a:graphicFrameLocks xmlns:a="http://schemas.openxmlformats.org/drawingml/2006/main" noChangeAspect="1"/>
-            </wp:cNvGraphicFramePr>
-            <a:graphic xmlns:a="http://schemas.openxmlformats.org/drawingml/2006/main">
-              <a:graphicData uri="http://schemas.openxmlformats.org/drawingml/2006/picture">
-                <pic:pic xmlns:pic="http://schemas.openxmlformats.org/drawingml/2006/picture">
-                  <pic:nvPicPr>
-                    <pic:cNvPr id="0" name=""/>
-                    <pic:cNvPicPr>
-                      <a:picLocks noChangeAspect="1" noChangeArrowheads="1"/>
-                    </pic:cNvPicPr>
-                  </pic:nvPicPr>
-                  <pic:blipFill>
-                    <a:blip r:embed="rId18"/>
-                    <a:srcRect/>
-                    <a:stretch>
-                      <a:fillRect/>
-                    </a:stretch>
-                  </pic:blipFill>
-                  <pic:spPr bwMode="auto">
-                    <a:xfrm>
-                      <a:off x="0" y="0"/>
-                      <a:ext cx="5667375" cy="2743200"/>
-                    </a:xfrm>
-                    <a:prstGeom prst="rect">
-                      <a:avLst/>
-                    </a:prstGeom>
-                  </pic:spPr>
-                </pic:pic>
-              </a:graphicData>
-            </a:graphic>
-          </wp:inline>
+          <ns3:inline distT="0" distB="0" distL="0" distR="0" ns4:anchorId="3A38CAC7" ns4:editId="2FC80717">
+            <ns3:extent cx="5667375" cy="2743200"/>
+            <ns3:effectExtent l="0" t="0" r="0" b="0"/>
+            <ns3:docPr id="1890068702" name="Picture 1890068702"/>
+            <ns3:cNvGraphicFramePr>
+              <ns5:graphicFrameLocks noChangeAspect="1"/>
+            </ns3:cNvGraphicFramePr>
+            <ns5:graphic>
+              <ns5:graphicData uri="http://schemas.openxmlformats.org/drawingml/2006/picture">
+                <ns6:pic>
+                  <ns6:nvPicPr>
+                    <ns6:cNvPr id="0" name=""/>
+                    <ns6:cNvPicPr>
+                      <ns5:picLocks noChangeAspect="1" noChangeArrowheads="1"/>
+                    </ns6:cNvPicPr>
+                  </ns6:nvPicPr>
+                  <ns6:blipFill>
+                    <ns5:blip ns7:embed="rId18"/>
+                    <ns5:srcRect/>
+                    <ns5:stretch>
+                      <ns5:fillRect/>
+                    </ns5:stretch>
+                  </ns6:blipFill>
+                  <ns6:spPr bwMode="auto">
+                    <ns5:xfrm>
+                      <ns5:off x="0" y="0"/>
+                      <ns5:ext cx="5667375" cy="2743200"/>
+                    </ns5:xfrm>
+                    <ns5:prstGeom prst="rect">
+                      <ns5:avLst/>
+                    </ns5:prstGeom>
+                  </ns6:spPr>
+                </ns6:pic>
+              </ns5:graphicData>
+            </ns5:graphic>
+          </ns3:inline>
         </w:drawing>
       </w:r>
     </w:p>
-    <w:p>
+    <w:p ns2:paraId="792E5825" ns2:textId="77777777">
       <w:pPr>
         <w:spacing w:after="160"/>
         <w:jc w:val="center"/>
@@ -7989,7 +7989,7 @@
         <w:t>Figure 12: CPI response to rate shock under three prior tightness values. Tighter prior (λ₁=0.10, grey) eliminates initial positive blip; looser (λ₁=0.50, dark) amplifies it. All converge to negative response.</w:t>
       </w:r>
     </w:p>
-    <w:p>
+    <w:p ns2:paraId="01F88260" ns2:textId="77777777">
       <w:pPr>
         <w:pStyle w:val="Heading2"/>
         <w:spacing w:before="340" w:after="120"/>
@@ -7998,7 +7998,7 @@
         <w:t>5.3 First-Difference Robustness</w:t>
       </w:r>
     </w:p>
-    <w:p>
+    <w:p ns2:paraId="35AE44F6" ns2:textId="77777777">
       <w:pPr>
         <w:spacing w:after="100"/>
         <w:jc w:val="both"/>
@@ -8038,7 +8038,7 @@
         <w:t>1) evidence:</w:t>
       </w:r>
     </w:p>
-    <w:p>
+    <w:p ns2:paraId="79987206" ns2:textId="77777777">
       <w:pPr>
         <w:pStyle w:val="ListParagraph"/>
         <w:numPr>
@@ -8054,7 +8054,7 @@
         <w:t>The levels-based IRF (baseline) shows a clear negative CPI response with wide 80% credible bands.</w:t>
       </w:r>
     </w:p>
-    <w:p>
+    <w:p ns2:paraId="685B4D28" ns2:textId="77777777">
       <w:pPr>
         <w:pStyle w:val="ListParagraph"/>
         <w:numPr>
@@ -8070,7 +8070,7 @@
         <w:t>The first-difference IRF shows a very small positive blip that essentially returns to zero — a much weaker but directionally consistent effect with narrow bands.</w:t>
       </w:r>
     </w:p>
-    <w:p>
+    <w:p ns2:paraId="11ABF6D6" ns2:textId="77777777">
       <w:pPr>
         <w:spacing w:after="100"/>
         <w:jc w:val="both"/>
@@ -8082,12 +8082,12 @@
         <w:t>The weaker response in differences is expected: differencing removes the level information that drives the cumulative contractionary effect. The sign patterns are preserved.</w:t>
       </w:r>
     </w:p>
-    <w:p>
+    <w:p ns2:paraId="0D293A86" ns2:textId="77777777">
       <w:pPr>
         <w:spacing w:after="80"/>
       </w:pPr>
     </w:p>
-    <w:p>
+    <w:p ns2:paraId="01B6E4CD" ns2:textId="77777777">
       <w:pPr>
         <w:spacing w:before="140" w:after="60"/>
         <w:jc w:val="center"/>
@@ -8097,46 +8097,46 @@
           <w:noProof/>
         </w:rPr>
         <w:drawing>
-          <wp:inline distT="0" distB="0" distL="0" distR="0" wp14:anchorId="27C4CC2F" wp14:editId="43D9DDD9">
-            <wp:extent cx="5667375" cy="2743200"/>
-            <wp:effectExtent l="0" t="0" r="0" b="0"/>
-            <wp:docPr id="1001781087" name="Picture 1001781087"/>
-            <wp:cNvGraphicFramePr>
-              <a:graphicFrameLocks xmlns:a="http://schemas.openxmlformats.org/drawingml/2006/main" noChangeAspect="1"/>
-            </wp:cNvGraphicFramePr>
-            <a:graphic xmlns:a="http://schemas.openxmlformats.org/drawingml/2006/main">
-              <a:graphicData uri="http://schemas.openxmlformats.org/drawingml/2006/picture">
-                <pic:pic xmlns:pic="http://schemas.openxmlformats.org/drawingml/2006/picture">
-                  <pic:nvPicPr>
-                    <pic:cNvPr id="0" name=""/>
-                    <pic:cNvPicPr>
-                      <a:picLocks noChangeAspect="1" noChangeArrowheads="1"/>
-                    </pic:cNvPicPr>
-                  </pic:nvPicPr>
-                  <pic:blipFill>
-                    <a:blip r:embed="rId19"/>
-                    <a:srcRect/>
-                    <a:stretch>
-                      <a:fillRect/>
-                    </a:stretch>
-                  </pic:blipFill>
-                  <pic:spPr bwMode="auto">
-                    <a:xfrm>
-                      <a:off x="0" y="0"/>
-                      <a:ext cx="5667375" cy="2743200"/>
-                    </a:xfrm>
-                    <a:prstGeom prst="rect">
-                      <a:avLst/>
-                    </a:prstGeom>
-                  </pic:spPr>
-                </pic:pic>
-              </a:graphicData>
-            </a:graphic>
-          </wp:inline>
+          <ns3:inline distT="0" distB="0" distL="0" distR="0" ns4:anchorId="27C4CC2F" ns4:editId="43D9DDD9">
+            <ns3:extent cx="5667375" cy="2743200"/>
+            <ns3:effectExtent l="0" t="0" r="0" b="0"/>
+            <ns3:docPr id="1001781087" name="Picture 1001781087"/>
+            <ns3:cNvGraphicFramePr>
+              <ns5:graphicFrameLocks noChangeAspect="1"/>
+            </ns3:cNvGraphicFramePr>
+            <ns5:graphic>
+              <ns5:graphicData uri="http://schemas.openxmlformats.org/drawingml/2006/picture">
+                <ns6:pic>
+                  <ns6:nvPicPr>
+                    <ns6:cNvPr id="0" name=""/>
+                    <ns6:cNvPicPr>
+                      <ns5:picLocks noChangeAspect="1" noChangeArrowheads="1"/>
+                    </ns6:cNvPicPr>
+                  </ns6:nvPicPr>
+                  <ns6:blipFill>
+                    <ns5:blip ns7:embed="rId19"/>
+                    <ns5:srcRect/>
+                    <ns5:stretch>
+                      <ns5:fillRect/>
+                    </ns5:stretch>
+                  </ns6:blipFill>
+                  <ns6:spPr bwMode="auto">
+                    <ns5:xfrm>
+                      <ns5:off x="0" y="0"/>
+                      <ns5:ext cx="5667375" cy="2743200"/>
+                    </ns5:xfrm>
+                    <ns5:prstGeom prst="rect">
+                      <ns5:avLst/>
+                    </ns5:prstGeom>
+                  </ns6:spPr>
+                </ns6:pic>
+              </ns5:graphicData>
+            </ns5:graphic>
+          </ns3:inline>
         </w:drawing>
       </w:r>
     </w:p>
-    <w:p>
+    <w:p ns2:paraId="60742FD6" ns2:textId="77777777">
       <w:pPr>
         <w:spacing w:after="160"/>
         <w:jc w:val="center"/>
@@ -8177,12 +8177,12 @@
         <w:t>.</w:t>
       </w:r>
     </w:p>
-    <w:p>
+    <w:p ns2:paraId="645C1AC1" ns2:textId="77777777">
       <w:r>
         <w:br w:type="page"/>
       </w:r>
     </w:p>
-    <w:p>
+    <w:p ns2:paraId="3C7B522E" ns2:textId="77777777">
       <w:pPr>
         <w:pStyle w:val="Heading1"/>
       </w:pPr>
@@ -8191,7 +8191,7 @@
         <w:t>6. Conclusion</w:t>
       </w:r>
     </w:p>
-    <w:p>
+    <w:p ns2:paraId="620C700C" ns2:textId="77777777">
       <w:pPr>
         <w:spacing w:after="100"/>
         <w:jc w:val="both"/>
@@ -8231,7 +8231,7 @@
         <w:t xml:space="preserve"> Z| &lt; 1.96). The main empirical findings:</w:t>
       </w:r>
     </w:p>
-    <w:p>
+    <w:p ns2:paraId="12336530" ns2:textId="77777777">
       <w:pPr>
         <w:pStyle w:val="ListParagraph"/>
         <w:numPr>
@@ -8261,7 +8261,7 @@
         <w:t xml:space="preserve"> impact.</w:t>
       </w:r>
     </w:p>
-    <w:p>
+    <w:p ns2:paraId="58BD9A55" ns2:textId="77777777">
       <w:pPr>
         <w:pStyle w:val="ListParagraph"/>
         <w:numPr>
@@ -8291,7 +8291,7 @@
         <w:t xml:space="preserve"> coherent result; alternative orderings show a genuine price puzzle that persists for 15 months before reversing.</w:t>
       </w:r>
     </w:p>
-    <w:p>
+    <w:p ns2:paraId="7CD69C0C" ns2:textId="77777777">
       <w:pPr>
         <w:pStyle w:val="ListParagraph"/>
         <w:numPr>
@@ -8307,7 +8307,7 @@
         <w:t>Minnesota shrinkage actively shapes results: tighter priors (λ₁=0.10) eliminate the initial positive CPI blip entirely; looser priors (λ₁=0.50) amplify it. All calibrations agree on the long-run contractionary direction.</w:t>
       </w:r>
     </w:p>
-    <w:p>
+    <w:p ns2:paraId="502D6B26" ns2:textId="77777777">
       <w:pPr>
         <w:pStyle w:val="ListParagraph"/>
         <w:numPr>
@@ -8337,12 +8337,12 @@
         <w:t xml:space="preserve"> at work.</w:t>
       </w:r>
     </w:p>
-    <w:p>
+    <w:p ns2:paraId="79747521" ns2:textId="77777777">
       <w:r>
         <w:br w:type="page"/>
       </w:r>
     </w:p>
-    <w:p>
+    <w:p ns2:paraId="03BE7B83" ns2:textId="77777777">
       <w:pPr>
         <w:pStyle w:val="Heading1"/>
       </w:pPr>
@@ -8351,7 +8351,7 @@
         <w:t>References</w:t>
       </w:r>
     </w:p>
-    <w:p>
+    <w:p ns2:paraId="3D950245" ns2:textId="77777777">
       <w:pPr>
         <w:spacing w:after="100"/>
         <w:jc w:val="both"/>
@@ -8377,7 +8377,7 @@
         <w:t>, R., &amp; Sims, C. (1984). Forecasting and conditional projection using realistic prior distributions. Econometric Reviews, 3(1), 1–100.</w:t>
       </w:r>
     </w:p>
-    <w:p>
+    <w:p ns2:paraId="1884D4F4" ns2:textId="77777777">
       <w:pPr>
         <w:spacing w:after="100"/>
         <w:jc w:val="both"/>
@@ -8403,7 +8403,7 @@
         <w:t>]. ECB Data Portal.</w:t>
       </w:r>
     </w:p>
-    <w:p>
+    <w:p ns2:paraId="3AEA5DD9" ns2:textId="77777777">
       <w:pPr>
         <w:spacing w:after="100"/>
         <w:jc w:val="both"/>
@@ -8415,7 +8415,7 @@
         <w:t>Geweke, J. (1992). Evaluating the accuracy of sampling-based approaches. Bayesian Statistics 4. Oxford.</w:t>
       </w:r>
     </w:p>
-    <w:p>
+    <w:p ns2:paraId="4C1F1311" ns2:textId="77777777">
       <w:pPr>
         <w:spacing w:after="100"/>
         <w:jc w:val="both"/>
@@ -8427,7 +8427,7 @@
         <w:t>Hamilton, J. D. (1994). Time Series Analysis. Princeton University Press.</w:t>
       </w:r>
     </w:p>
-    <w:p>
+    <w:p ns2:paraId="5F2B46B8" ns2:textId="77777777">
       <w:pPr>
         <w:spacing w:after="100"/>
         <w:jc w:val="both"/>
@@ -8446,7 +8446,7 @@
         <w:t>State-Space Models with Regime Switching. MIT Press.</w:t>
       </w:r>
     </w:p>
-    <w:p>
+    <w:p ns2:paraId="1A44EEFE" ns2:textId="77777777">
       <w:pPr>
         <w:spacing w:after="100"/>
         <w:jc w:val="both"/>
@@ -8458,7 +8458,7 @@
         <w:t>Koop, G. (2003). Bayesian Econometrics. Wiley.</w:t>
       </w:r>
     </w:p>
-    <w:p>
+    <w:p ns2:paraId="61913A32" ns2:textId="77777777">
       <w:pPr>
         <w:spacing w:after="100"/>
         <w:jc w:val="both"/>
@@ -8484,7 +8484,7 @@
         <w:t>, D. (2010). Bayesian multivariate time series methods. Foundations and Trends in Econometrics, 3(4), 267–358.</w:t>
       </w:r>
     </w:p>
-    <w:p>
+    <w:p ns2:paraId="1B728BA6" ns2:textId="77777777">
       <w:pPr>
         <w:spacing w:after="100"/>
         <w:jc w:val="both"/>
@@ -8504,7 +8504,7 @@
         <w:t>, R. B. (1986). Forecasting with Bayesian vector autoregressions. Journal of Business &amp; Economic Statistics, 4(1), 25–38.</w:t>
       </w:r>
     </w:p>
-    <w:p>
+    <w:p ns2:paraId="14641FF9" ns2:textId="77777777">
       <w:pPr>
         <w:spacing w:after="100"/>
         <w:jc w:val="both"/>
@@ -8516,7 +8516,7 @@
         <w:t>OECD (2025). CPI: Total for Poland [POLCPIALLMINMEI]. FRED.</w:t>
       </w:r>
     </w:p>
-    <w:p>
+    <w:p ns2:paraId="602B3D91" ns2:textId="77777777">
       <w:pPr>
         <w:spacing w:after="100"/>
         <w:jc w:val="both"/>
@@ -8528,7 +8528,7 @@
         <w:t>OECD (2025). Short-Term Interest Rate for Poland [IRSTCI01PLM156N]. FRED.</w:t>
       </w:r>
     </w:p>
-    <w:p>
+    <w:p ns2:paraId="75E5C0A9" ns2:textId="77777777">
       <w:pPr>
         <w:spacing w:after="100"/>
         <w:jc w:val="both"/>
@@ -8554,7 +8554,7 @@
         <w:t>, 48(1), 1–48.</w:t>
       </w:r>
     </w:p>
-    <w:p>
+    <w:p ns2:paraId="0A1CFD32" ns2:textId="77777777">
       <w:pPr>
         <w:spacing w:after="100"/>
         <w:jc w:val="both"/>
@@ -8566,7 +8566,7 @@
         <w:t>Sims, C. A. (1992). Interpreting the macroeconomic time series facts. European Economic Review, 36(5), 975–1000.</w:t>
       </w:r>
     </w:p>
-    <w:p>
+    <w:p ns2:paraId="152A2CED" ns2:textId="77777777">
       <w:pPr>
         <w:spacing w:after="100"/>
         <w:jc w:val="both"/>
@@ -8592,7 +8592,7 @@
         <w:t>, 58(1), 113–144.</w:t>
       </w:r>
     </w:p>
-    <w:p>
+    <w:p ns2:paraId="0E0A37B3" ns2:textId="77777777">
       <w:pPr>
         <w:spacing w:after="100"/>
         <w:jc w:val="both"/>
@@ -8604,12 +8604,12 @@
         <w:t>Zellner, A. (1971). An Introduction to Bayesian Inference in Econometrics. Wiley.</w:t>
       </w:r>
     </w:p>
-    <w:p>
+    <w:p ns2:paraId="390778F6" ns2:textId="77777777">
       <w:r>
         <w:br w:type="page"/>
       </w:r>
     </w:p>
-    <w:p>
+    <w:p ns2:paraId="6EB85247" ns2:textId="77777777">
       <w:pPr>
         <w:pStyle w:val="Heading1"/>
       </w:pPr>
@@ -8618,7 +8618,7 @@
         <w:t>Appendix: Additional IRF Comparisons</w:t>
       </w:r>
     </w:p>
-    <w:p>
+    <w:p ns2:paraId="303950A0" ns2:textId="77777777">
       <w:pPr>
         <w:spacing w:before="140" w:after="60"/>
         <w:jc w:val="center"/>
@@ -8628,46 +8628,46 @@
           <w:noProof/>
         </w:rPr>
         <w:drawing>
-          <wp:inline distT="0" distB="0" distL="0" distR="0" wp14:anchorId="18209F35" wp14:editId="368871C5">
-            <wp:extent cx="5943600" cy="2466975"/>
-            <wp:effectExtent l="0" t="0" r="0" b="0"/>
-            <wp:docPr id="1571440424" name="Picture 1571440424"/>
-            <wp:cNvGraphicFramePr>
-              <a:graphicFrameLocks xmlns:a="http://schemas.openxmlformats.org/drawingml/2006/main" noChangeAspect="1"/>
-            </wp:cNvGraphicFramePr>
-            <a:graphic xmlns:a="http://schemas.openxmlformats.org/drawingml/2006/main">
-              <a:graphicData uri="http://schemas.openxmlformats.org/drawingml/2006/picture">
-                <pic:pic xmlns:pic="http://schemas.openxmlformats.org/drawingml/2006/picture">
-                  <pic:nvPicPr>
-                    <pic:cNvPr id="0" name=""/>
-                    <pic:cNvPicPr>
-                      <a:picLocks noChangeAspect="1" noChangeArrowheads="1"/>
-                    </pic:cNvPicPr>
-                  </pic:nvPicPr>
-                  <pic:blipFill>
-                    <a:blip r:embed="rId20"/>
-                    <a:srcRect/>
-                    <a:stretch>
-                      <a:fillRect/>
-                    </a:stretch>
-                  </pic:blipFill>
-                  <pic:spPr bwMode="auto">
-                    <a:xfrm>
-                      <a:off x="0" y="0"/>
-                      <a:ext cx="5943600" cy="2466975"/>
-                    </a:xfrm>
-                    <a:prstGeom prst="rect">
-                      <a:avLst/>
-                    </a:prstGeom>
-                  </pic:spPr>
-                </pic:pic>
-              </a:graphicData>
-            </a:graphic>
-          </wp:inline>
+          <ns3:inline distT="0" distB="0" distL="0" distR="0" ns4:anchorId="18209F35" ns4:editId="368871C5">
+            <ns3:extent cx="5943600" cy="2466975"/>
+            <ns3:effectExtent l="0" t="0" r="0" b="0"/>
+            <ns3:docPr id="1571440424" name="Picture 1571440424"/>
+            <ns3:cNvGraphicFramePr>
+              <ns5:graphicFrameLocks noChangeAspect="1"/>
+            </ns3:cNvGraphicFramePr>
+            <ns5:graphic>
+              <ns5:graphicData uri="http://schemas.openxmlformats.org/drawingml/2006/picture">
+                <ns6:pic>
+                  <ns6:nvPicPr>
+                    <ns6:cNvPr id="0" name=""/>
+                    <ns6:cNvPicPr>
+                      <ns5:picLocks noChangeAspect="1" noChangeArrowheads="1"/>
+                    </ns6:cNvPicPr>
+                  </ns6:nvPicPr>
+                  <ns6:blipFill>
+                    <ns5:blip ns7:embed="rId20"/>
+                    <ns5:srcRect/>
+                    <ns5:stretch>
+                      <ns5:fillRect/>
+                    </ns5:stretch>
+                  </ns6:blipFill>
+                  <ns6:spPr bwMode="auto">
+                    <ns5:xfrm>
+                      <ns5:off x="0" y="0"/>
+                      <ns5:ext cx="5943600" cy="2466975"/>
+                    </ns5:xfrm>
+                    <ns5:prstGeom prst="rect">
+                      <ns5:avLst/>
+                    </ns5:prstGeom>
+                  </ns6:spPr>
+                </ns6:pic>
+              </ns5:graphicData>
+            </ns5:graphic>
+          </ns3:inline>
         </w:drawing>
       </w:r>
     </w:p>
-    <w:p>
+    <w:p ns2:paraId="21D6D415" ns2:textId="77777777">
       <w:pPr>
         <w:spacing w:after="160"/>
         <w:jc w:val="center"/>
@@ -8679,7 +8679,7 @@
         <w:t>Figure A.1: BVAR vs Classical VAR — CPI shock.</w:t>
       </w:r>
     </w:p>
-    <w:p>
+    <w:p ns2:paraId="4992E7D2" ns2:textId="77777777">
       <w:pPr>
         <w:spacing w:before="140" w:after="60"/>
         <w:jc w:val="center"/>
@@ -8689,46 +8689,46 @@
           <w:noProof/>
         </w:rPr>
         <w:drawing>
-          <wp:inline distT="0" distB="0" distL="0" distR="0" wp14:anchorId="2B817147" wp14:editId="1FE37B0D">
-            <wp:extent cx="5943600" cy="2466975"/>
-            <wp:effectExtent l="0" t="0" r="0" b="0"/>
-            <wp:docPr id="1555165682" name="Picture 1555165682"/>
-            <wp:cNvGraphicFramePr>
-              <a:graphicFrameLocks xmlns:a="http://schemas.openxmlformats.org/drawingml/2006/main" noChangeAspect="1"/>
-            </wp:cNvGraphicFramePr>
-            <a:graphic xmlns:a="http://schemas.openxmlformats.org/drawingml/2006/main">
-              <a:graphicData uri="http://schemas.openxmlformats.org/drawingml/2006/picture">
-                <pic:pic xmlns:pic="http://schemas.openxmlformats.org/drawingml/2006/picture">
-                  <pic:nvPicPr>
-                    <pic:cNvPr id="0" name=""/>
-                    <pic:cNvPicPr>
-                      <a:picLocks noChangeAspect="1" noChangeArrowheads="1"/>
-                    </pic:cNvPicPr>
-                  </pic:nvPicPr>
-                  <pic:blipFill>
-                    <a:blip r:embed="rId21"/>
-                    <a:srcRect/>
-                    <a:stretch>
-                      <a:fillRect/>
-                    </a:stretch>
-                  </pic:blipFill>
-                  <pic:spPr bwMode="auto">
-                    <a:xfrm>
-                      <a:off x="0" y="0"/>
-                      <a:ext cx="5943600" cy="2466975"/>
-                    </a:xfrm>
-                    <a:prstGeom prst="rect">
-                      <a:avLst/>
-                    </a:prstGeom>
-                  </pic:spPr>
-                </pic:pic>
-              </a:graphicData>
-            </a:graphic>
-          </wp:inline>
+          <ns3:inline distT="0" distB="0" distL="0" distR="0" ns4:anchorId="2B817147" ns4:editId="1FE37B0D">
+            <ns3:extent cx="5943600" cy="2466975"/>
+            <ns3:effectExtent l="0" t="0" r="0" b="0"/>
+            <ns3:docPr id="1555165682" name="Picture 1555165682"/>
+            <ns3:cNvGraphicFramePr>
+              <ns5:graphicFrameLocks noChangeAspect="1"/>
+            </ns3:cNvGraphicFramePr>
+            <ns5:graphic>
+              <ns5:graphicData uri="http://schemas.openxmlformats.org/drawingml/2006/picture">
+                <ns6:pic>
+                  <ns6:nvPicPr>
+                    <ns6:cNvPr id="0" name=""/>
+                    <ns6:cNvPicPr>
+                      <ns5:picLocks noChangeAspect="1" noChangeArrowheads="1"/>
+                    </ns6:cNvPicPr>
+                  </ns6:nvPicPr>
+                  <ns6:blipFill>
+                    <ns5:blip ns7:embed="rId21"/>
+                    <ns5:srcRect/>
+                    <ns5:stretch>
+                      <ns5:fillRect/>
+                    </ns5:stretch>
+                  </ns6:blipFill>
+                  <ns6:spPr bwMode="auto">
+                    <ns5:xfrm>
+                      <ns5:off x="0" y="0"/>
+                      <ns5:ext cx="5943600" cy="2466975"/>
+                    </ns5:xfrm>
+                    <ns5:prstGeom prst="rect">
+                      <ns5:avLst/>
+                    </ns5:prstGeom>
+                  </ns6:spPr>
+                </ns6:pic>
+              </ns5:graphicData>
+            </ns5:graphic>
+          </ns3:inline>
         </w:drawing>
       </w:r>
     </w:p>
-    <w:p>
+    <w:p ns2:paraId="23D433FD" ns2:textId="77777777">
       <w:pPr>
         <w:spacing w:after="160"/>
         <w:jc w:val="center"/>
@@ -8741,8 +8741,8 @@
       </w:r>
     </w:p>
     <w:sectPr>
-      <w:headerReference w:type="default" r:id="rId22"/>
-      <w:footerReference w:type="default" r:id="rId23"/>
+      <w:headerReference w:type="default" ns7:id="rId22"/>
+      <w:footerReference w:type="default" ns7:id="rId23"/>
       <w:pgSz w:w="12240" w:h="15840"/>
       <w:pgMar w:top="1440" w:right="1260" w:bottom="1440" w:left="1260" w:header="708" w:footer="708" w:gutter="0"/>
       <w:cols w:space="720"/>

--- a/bvar_final_report.docx
+++ b/bvar_final_report.docx
@@ -302,7 +302,7 @@
         <w:rPr>
           <w:color w:val="595959"/>
         </w:rPr>
-        <w:t>0.10, 0.20, 0.50} shows that tighter priors eliminate the initial positive CPI blip entirely; (2) identification sensitivity across three Cholesky orderings reveals that the ordering choice substantially affects the CPI response direction; (3) first-difference estimation preserves the sign patterns. All MCMC chains converge well (ESS 6,876–8,000; all |</w:t>
+        <w:t>0.10, 0.20, 0.50} shows that tighter priors eliminate the initial positive CPI blip entirely; (2) identification sensitivity across three Cholesky orderings reveals that the ordering choice substantially affects the CPI response direction; (3) first-difference estimation preserves the sign patterns. All MCMC chains converge well (ESS 6,893–8,000; all |</w:t>
       </w:r>
       <w:proofErr w:type="spellStart"/>
       <w:r>
@@ -4767,7 +4767,7 @@
                 <w:sz w:val="20"/>
                 <w:szCs w:val="20"/>
               </w:rPr>
-              <w:t>0.0423</w:t>
+              <w:t>0.0415</w:t>
             </w:r>
           </w:p>
         </w:tc>
@@ -4798,7 +4798,7 @@
                 <w:sz w:val="20"/>
                 <w:szCs w:val="20"/>
               </w:rPr>
-              <w:t>1.013</w:t>
+              <w:t>1.014</w:t>
             </w:r>
           </w:p>
         </w:tc>
@@ -4829,7 +4829,7 @@
                 <w:sz w:val="20"/>
                 <w:szCs w:val="20"/>
               </w:rPr>
-              <w:t>1.152</w:t>
+              <w:t>1.151</w:t>
             </w:r>
           </w:p>
         </w:tc>
@@ -4891,7 +4891,7 @@
                 <w:sz w:val="20"/>
                 <w:szCs w:val="20"/>
               </w:rPr>
-              <w:t>−0.359</w:t>
+              <w:t>−0.358</w:t>
             </w:r>
           </w:p>
         </w:tc>
@@ -4990,7 +4990,7 @@
                 <w:sz w:val="20"/>
                 <w:szCs w:val="20"/>
               </w:rPr>
-              <w:t>0.0389</w:t>
+              <w:t>0.0382</w:t>
             </w:r>
           </w:p>
         </w:tc>
@@ -5021,7 +5021,7 @@
                 <w:sz w:val="20"/>
                 <w:szCs w:val="20"/>
               </w:rPr>
-              <w:t>1.071</w:t>
+              <w:t>1.073</w:t>
             </w:r>
           </w:p>
         </w:tc>
@@ -5052,7 +5052,7 @@
                 <w:sz w:val="20"/>
                 <w:szCs w:val="20"/>
               </w:rPr>
-              <w:t>1.199</w:t>
+              <w:t>1.198</w:t>
             </w:r>
           </w:p>
         </w:tc>
@@ -5114,7 +5114,7 @@
                 <w:sz w:val="20"/>
                 <w:szCs w:val="20"/>
               </w:rPr>
-              <w:t>1.221</w:t>
+              <w:t>1.220</w:t>
             </w:r>
           </w:p>
         </w:tc>
@@ -5213,7 +5213,7 @@
                 <w:sz w:val="20"/>
                 <w:szCs w:val="20"/>
               </w:rPr>
-              <w:t>0.0495</w:t>
+              <w:t>0.0485</w:t>
             </w:r>
           </w:p>
         </w:tc>
@@ -5244,7 +5244,7 @@
                 <w:sz w:val="20"/>
                 <w:szCs w:val="20"/>
               </w:rPr>
-              <w:t>0.844</w:t>
+              <w:t>0.846</w:t>
             </w:r>
           </w:p>
         </w:tc>
@@ -5275,7 +5275,7 @@
                 <w:sz w:val="20"/>
                 <w:szCs w:val="20"/>
               </w:rPr>
-              <w:t>1.007</w:t>
+              <w:t>1.005</w:t>
             </w:r>
           </w:p>
         </w:tc>
@@ -5306,7 +5306,7 @@
                 <w:sz w:val="20"/>
                 <w:szCs w:val="20"/>
               </w:rPr>
-              <w:t>7419</w:t>
+              <w:t>7417</w:t>
             </w:r>
           </w:p>
         </w:tc>
@@ -5337,7 +5337,7 @@
                 <w:sz w:val="20"/>
                 <w:szCs w:val="20"/>
               </w:rPr>
-              <w:t>1.493</w:t>
+              <w:t>1.496</w:t>
             </w:r>
           </w:p>
         </w:tc>
@@ -5392,7 +5392,7 @@
         <w:rPr>
           <w:color w:val="595959"/>
         </w:rPr>
-        <w:t xml:space="preserve"> statistically significant inflation-reactive monetary policy. Rate-to-CPI: 0.2491 ([0.026, 0.465]), positive reflecting the inflation-rate co-movement of 2021–2022. PLN/EUR own-lag: 0.9259 ([0.844, 1.007</w:t>
+        <w:t xml:space="preserve"> statistically significant inflation-reactive monetary policy. Rate-to-CPI: 0.2491 ([0.030, 0.461]), positive reflecting the inflation-rate co-movement of 2021–2022. PLN/EUR own-lag: 0.9259 ([0.846, 1.005</w:t>
       </w:r>
       <w:proofErr w:type="gramStart"/>
       <w:r>
@@ -5418,7 +5418,7 @@
         <w:rPr>
           <w:color w:val="595959"/>
         </w:rPr>
-        <w:t>Posterior mean Σ: [[0.394, 0.045, 0.003], [0.045, 0.033, −0.001], [0.003, −0.001, 0.004]]. The CPI-rate correlation is positive (0.247 from classical VAR), reflecting co-movement during the inflation surge. The rate-FX correlation is negative (−0.165), consistent with rate hikes attracting capital and strengthening PLN.</w:t>
+        <w:t>Posterior mean Σ: [[0.379, 0.043, 0.003], [0.043, 0.032, −0.001], [0.003, −0.001, 0.003]]. The CPI-rate correlation is positive (0.247 from classical VAR), reflecting co-movement during the inflation surge. The rate-FX correlation is negative (−0.165), consistent with rate hikes attracting capital and strengthening PLN.</w:t>
       </w:r>
     </w:p>
     <w:p ns2:paraId="53117035" ns2:textId="77777777">
@@ -5819,7 +5819,7 @@
                 <w:sz w:val="20"/>
                 <w:szCs w:val="20"/>
               </w:rPr>
-              <w:t>0.741</w:t>
+              <w:t>0.743</w:t>
             </w:r>
           </w:p>
         </w:tc>
@@ -5949,7 +5949,7 @@
                 <w:sz w:val="20"/>
                 <w:szCs w:val="20"/>
               </w:rPr>
-              <w:t>−0.359</w:t>
+              <w:t>−0.358</w:t>
             </w:r>
           </w:p>
         </w:tc>
@@ -6079,7 +6079,7 @@
                 <w:sz w:val="20"/>
                 <w:szCs w:val="20"/>
               </w:rPr>
-              <w:t>−1.763</w:t>
+              <w:t>−1.765</w:t>
             </w:r>
           </w:p>
         </w:tc>
@@ -6209,7 +6209,7 @@
                 <w:sz w:val="20"/>
                 <w:szCs w:val="20"/>
               </w:rPr>
-              <w:t>1.221</w:t>
+              <w:t>1.220</w:t>
             </w:r>
           </w:p>
         </w:tc>
@@ -6339,7 +6339,7 @@
                 <w:sz w:val="20"/>
                 <w:szCs w:val="20"/>
               </w:rPr>
-              <w:t>−0.923</w:t>
+              <w:t>−0.925</w:t>
             </w:r>
           </w:p>
         </w:tc>
@@ -6438,7 +6438,7 @@
                 <w:sz w:val="20"/>
                 <w:szCs w:val="20"/>
               </w:rPr>
-              <w:t>7419</w:t>
+              <w:t>7417</w:t>
             </w:r>
           </w:p>
         </w:tc>
@@ -6469,7 +6469,7 @@
                 <w:sz w:val="20"/>
                 <w:szCs w:val="20"/>
               </w:rPr>
-              <w:t>1.493</w:t>
+              <w:t>1.496</w:t>
             </w:r>
           </w:p>
         </w:tc>
@@ -6578,7 +6578,7 @@
                 <w:sz w:val="20"/>
                 <w:szCs w:val="20"/>
               </w:rPr>
-              <w:t>7373</w:t>
+              <w:t>7392</w:t>
             </w:r>
           </w:p>
         </w:tc>
@@ -6609,7 +6609,7 @@
                 <w:sz w:val="20"/>
                 <w:szCs w:val="20"/>
               </w:rPr>
-              <w:t>−0.129</w:t>
+              <w:t>−0.136</w:t>
             </w:r>
           </w:p>
         </w:tc>
@@ -6718,7 +6718,7 @@
                 <w:sz w:val="20"/>
                 <w:szCs w:val="20"/>
               </w:rPr>
-              <w:t>7599</w:t>
+              <w:t>7620</w:t>
             </w:r>
           </w:p>
         </w:tc>
@@ -6749,7 +6749,7 @@
                 <w:sz w:val="20"/>
                 <w:szCs w:val="20"/>
               </w:rPr>
-              <w:t>−0.088</w:t>
+              <w:t>−0.087</w:t>
             </w:r>
           </w:p>
         </w:tc>
@@ -6858,7 +6858,7 @@
                 <w:sz w:val="20"/>
                 <w:szCs w:val="20"/>
               </w:rPr>
-              <w:t>6876</w:t>
+              <w:t>6893</w:t>
             </w:r>
           </w:p>
         </w:tc>
@@ -6889,7 +6889,7 @@
                 <w:sz w:val="20"/>
                 <w:szCs w:val="20"/>
               </w:rPr>
-              <w:t>−0.627</w:t>
+              <w:t>−0.628</w:t>
             </w:r>
           </w:p>
         </w:tc>
@@ -6947,7 +6947,7 @@
         <w:rPr>
           <w:color w:val="595959"/>
         </w:rPr>
-        <w:t xml:space="preserve">ESS ranges from 6,876 to 8,000. The lowest ESS (6,876 for </w:t>
+        <w:t xml:space="preserve">ESS ranges from 6,893 to 8,000. The lowest ESS (6,893 for </w:t>
       </w:r>
       <w:proofErr w:type="gramStart"/>
       <w:r>
@@ -8214,7 +8214,7 @@
         <w:rPr>
           <w:color w:val="595959"/>
         </w:rPr>
-        <w:t>2) for Poland using real official data. The Gibbs sampler, coded from scratch using Matrix-Normal and Inverse-Wishart full conditionals, converges well (ESS: 6,876–8,000; all |</w:t>
+        <w:t>2) for Poland using real official data. The Gibbs sampler, coded from scratch using Matrix-Normal and Inverse-Wishart full conditionals, converges well (ESS: 6,893–8,000; all |</w:t>
       </w:r>
       <w:proofErr w:type="spellStart"/>
       <w:r>

--- a/bvar_final_report.docx
+++ b/bvar_final_report.docx
@@ -302,7 +302,7 @@
         <w:rPr>
           <w:color w:val="595959"/>
         </w:rPr>
-        <w:t>0.10, 0.20, 0.50} shows that tighter priors eliminate the initial positive CPI blip entirely; (2) identification sensitivity across three Cholesky orderings reveals that the ordering choice substantially affects the CPI response direction; (3) first-difference estimation preserves the sign patterns. All MCMC chains converge well (ESS 6,876–8,000; all |</w:t>
+        <w:t>0.10, 0.20, 0.50} shows that tighter priors eliminate the initial positive CPI blip entirely; (2) identification sensitivity across three Cholesky orderings reveals that the ordering choice substantially affects the CPI response direction; (3) first-difference estimation preserves the sign patterns. All MCMC chains converge well (ESS 6,893–8,000; all |</w:t>
       </w:r>
       <w:proofErr w:type="spellStart"/>
       <w:r>
@@ -4767,7 +4767,7 @@
                 <w:sz w:val="20"/>
                 <w:szCs w:val="20"/>
               </w:rPr>
-              <w:t>0.0423</w:t>
+              <w:t>0.0415</w:t>
             </w:r>
           </w:p>
         </w:tc>
@@ -4798,7 +4798,7 @@
                 <w:sz w:val="20"/>
                 <w:szCs w:val="20"/>
               </w:rPr>
-              <w:t>1.013</w:t>
+              <w:t>1.014</w:t>
             </w:r>
           </w:p>
         </w:tc>
@@ -4829,7 +4829,7 @@
                 <w:sz w:val="20"/>
                 <w:szCs w:val="20"/>
               </w:rPr>
-              <w:t>1.152</w:t>
+              <w:t>1.151</w:t>
             </w:r>
           </w:p>
         </w:tc>
@@ -4891,7 +4891,7 @@
                 <w:sz w:val="20"/>
                 <w:szCs w:val="20"/>
               </w:rPr>
-              <w:t>−0.359</w:t>
+              <w:t>−0.358</w:t>
             </w:r>
           </w:p>
         </w:tc>
@@ -4990,7 +4990,7 @@
                 <w:sz w:val="20"/>
                 <w:szCs w:val="20"/>
               </w:rPr>
-              <w:t>0.0389</w:t>
+              <w:t>0.0382</w:t>
             </w:r>
           </w:p>
         </w:tc>
@@ -5021,7 +5021,7 @@
                 <w:sz w:val="20"/>
                 <w:szCs w:val="20"/>
               </w:rPr>
-              <w:t>1.071</w:t>
+              <w:t>1.073</w:t>
             </w:r>
           </w:p>
         </w:tc>
@@ -5052,7 +5052,7 @@
                 <w:sz w:val="20"/>
                 <w:szCs w:val="20"/>
               </w:rPr>
-              <w:t>1.199</w:t>
+              <w:t>1.198</w:t>
             </w:r>
           </w:p>
         </w:tc>
@@ -5114,7 +5114,7 @@
                 <w:sz w:val="20"/>
                 <w:szCs w:val="20"/>
               </w:rPr>
-              <w:t>1.221</w:t>
+              <w:t>1.220</w:t>
             </w:r>
           </w:p>
         </w:tc>
@@ -5213,7 +5213,7 @@
                 <w:sz w:val="20"/>
                 <w:szCs w:val="20"/>
               </w:rPr>
-              <w:t>0.0495</w:t>
+              <w:t>0.0485</w:t>
             </w:r>
           </w:p>
         </w:tc>
@@ -5244,7 +5244,7 @@
                 <w:sz w:val="20"/>
                 <w:szCs w:val="20"/>
               </w:rPr>
-              <w:t>0.844</w:t>
+              <w:t>0.846</w:t>
             </w:r>
           </w:p>
         </w:tc>
@@ -5275,7 +5275,7 @@
                 <w:sz w:val="20"/>
                 <w:szCs w:val="20"/>
               </w:rPr>
-              <w:t>1.007</w:t>
+              <w:t>1.005</w:t>
             </w:r>
           </w:p>
         </w:tc>
@@ -5306,7 +5306,7 @@
                 <w:sz w:val="20"/>
                 <w:szCs w:val="20"/>
               </w:rPr>
-              <w:t>7419</w:t>
+              <w:t>7417</w:t>
             </w:r>
           </w:p>
         </w:tc>
@@ -5337,7 +5337,7 @@
                 <w:sz w:val="20"/>
                 <w:szCs w:val="20"/>
               </w:rPr>
-              <w:t>1.493</w:t>
+              <w:t>1.496</w:t>
             </w:r>
           </w:p>
         </w:tc>
@@ -5392,7 +5392,7 @@
         <w:rPr>
           <w:color w:val="595959"/>
         </w:rPr>
-        <w:t xml:space="preserve"> statistically significant inflation-reactive monetary policy. Rate-to-CPI: 0.2491 ([0.026, 0.465]), positive reflecting the inflation-rate co-movement of 2021–2022. PLN/EUR own-lag: 0.9259 ([0.844, 1.007</w:t>
+        <w:t xml:space="preserve"> statistically significant inflation-reactive monetary policy. Rate-to-CPI: 0.2491 ([0.030, 0.461]), positive reflecting the inflation-rate co-movement of 2021–2022. PLN/EUR own-lag: 0.9259 ([0.846, 1.005</w:t>
       </w:r>
       <w:proofErr w:type="gramStart"/>
       <w:r>
@@ -5418,7 +5418,7 @@
         <w:rPr>
           <w:color w:val="595959"/>
         </w:rPr>
-        <w:t>Posterior mean Σ: [[0.394, 0.045, 0.003], [0.045, 0.033, −0.001], [0.003, −0.001, 0.004]]. The CPI-rate correlation is positive (0.247 from classical VAR), reflecting co-movement during the inflation surge. The rate-FX correlation is negative (−0.165), consistent with rate hikes attracting capital and strengthening PLN.</w:t>
+        <w:t>Posterior mean Σ: [[0.379, 0.043, 0.003], [0.043, 0.032, −0.001], [0.003, −0.001, 0.003]]. The CPI-rate correlation is positive (0.247 from classical VAR), reflecting co-movement during the inflation surge. The rate-FX correlation is negative (−0.165), consistent with rate hikes attracting capital and strengthening PLN.</w:t>
       </w:r>
     </w:p>
     <w:p ns2:paraId="53117035" ns2:textId="77777777">
@@ -5546,7 +5546,7 @@
         <w:rPr>
           <w:color w:val="595959"/>
         </w:rPr>
-        <w:t>Figure 3: Marginal posteriors. Own lag-1 (top), residual variance (middle), constants (bottom). Values from actual posterior output: CPI mean=0.394, Rate mean=0.033, FX mean=0.004.</w:t>
+        <w:t>Figure 3: Marginal posteriors. Own lag-1 (top), residual variance (middle), constants (bottom). Values from actual posterior output: CPI mean=0.379, Rate mean=0.032, FX mean=0.003.</w:t>
       </w:r>
     </w:p>
     <w:p ns2:paraId="6D11F6EA" ns2:textId="77777777">
@@ -5819,7 +5819,7 @@
                 <w:sz w:val="20"/>
                 <w:szCs w:val="20"/>
               </w:rPr>
-              <w:t>0.741</w:t>
+              <w:t>0.743</w:t>
             </w:r>
           </w:p>
         </w:tc>
@@ -5949,7 +5949,7 @@
                 <w:sz w:val="20"/>
                 <w:szCs w:val="20"/>
               </w:rPr>
-              <w:t>−0.359</w:t>
+              <w:t>−0.358</w:t>
             </w:r>
           </w:p>
         </w:tc>
@@ -6079,7 +6079,7 @@
                 <w:sz w:val="20"/>
                 <w:szCs w:val="20"/>
               </w:rPr>
-              <w:t>−1.763</w:t>
+              <w:t>−1.765</w:t>
             </w:r>
           </w:p>
         </w:tc>
@@ -6209,7 +6209,7 @@
                 <w:sz w:val="20"/>
                 <w:szCs w:val="20"/>
               </w:rPr>
-              <w:t>1.221</w:t>
+              <w:t>1.220</w:t>
             </w:r>
           </w:p>
         </w:tc>
@@ -6339,7 +6339,7 @@
                 <w:sz w:val="20"/>
                 <w:szCs w:val="20"/>
               </w:rPr>
-              <w:t>−0.923</w:t>
+              <w:t>−0.925</w:t>
             </w:r>
           </w:p>
         </w:tc>
@@ -6438,7 +6438,7 @@
                 <w:sz w:val="20"/>
                 <w:szCs w:val="20"/>
               </w:rPr>
-              <w:t>7419</w:t>
+              <w:t>7417</w:t>
             </w:r>
           </w:p>
         </w:tc>
@@ -6469,7 +6469,7 @@
                 <w:sz w:val="20"/>
                 <w:szCs w:val="20"/>
               </w:rPr>
-              <w:t>1.493</w:t>
+              <w:t>1.496</w:t>
             </w:r>
           </w:p>
         </w:tc>
@@ -6578,7 +6578,7 @@
                 <w:sz w:val="20"/>
                 <w:szCs w:val="20"/>
               </w:rPr>
-              <w:t>7373</w:t>
+              <w:t>7392</w:t>
             </w:r>
           </w:p>
         </w:tc>
@@ -6609,7 +6609,7 @@
                 <w:sz w:val="20"/>
                 <w:szCs w:val="20"/>
               </w:rPr>
-              <w:t>−0.129</w:t>
+              <w:t>−0.136</w:t>
             </w:r>
           </w:p>
         </w:tc>
@@ -6718,7 +6718,7 @@
                 <w:sz w:val="20"/>
                 <w:szCs w:val="20"/>
               </w:rPr>
-              <w:t>7599</w:t>
+              <w:t>7620</w:t>
             </w:r>
           </w:p>
         </w:tc>
@@ -6749,7 +6749,7 @@
                 <w:sz w:val="20"/>
                 <w:szCs w:val="20"/>
               </w:rPr>
-              <w:t>−0.088</w:t>
+              <w:t>−0.087</w:t>
             </w:r>
           </w:p>
         </w:tc>
@@ -6858,7 +6858,7 @@
                 <w:sz w:val="20"/>
                 <w:szCs w:val="20"/>
               </w:rPr>
-              <w:t>6876</w:t>
+              <w:t>6893</w:t>
             </w:r>
           </w:p>
         </w:tc>
@@ -6889,7 +6889,7 @@
                 <w:sz w:val="20"/>
                 <w:szCs w:val="20"/>
               </w:rPr>
-              <w:t>−0.627</w:t>
+              <w:t>−0.628</w:t>
             </w:r>
           </w:p>
         </w:tc>
@@ -6947,7 +6947,7 @@
         <w:rPr>
           <w:color w:val="595959"/>
         </w:rPr>
-        <w:t xml:space="preserve">ESS ranges from 6,876 to 8,000. The lowest ESS (6,876 for </w:t>
+        <w:t xml:space="preserve">ESS ranges from 6,893 to 8,000. The lowest ESS (6,893 for </w:t>
       </w:r>
       <w:proofErr w:type="gramStart"/>
       <w:r>
@@ -8214,7 +8214,7 @@
         <w:rPr>
           <w:color w:val="595959"/>
         </w:rPr>
-        <w:t>2) for Poland using real official data. The Gibbs sampler, coded from scratch using Matrix-Normal and Inverse-Wishart full conditionals, converges well (ESS: 6,876–8,000; all |</w:t>
+        <w:t>2) for Poland using real official data. The Gibbs sampler, coded from scratch using Matrix-Normal and Inverse-Wishart full conditionals, converges well (ESS: 6,893–8,000; all |</w:t>
       </w:r>
       <w:proofErr w:type="spellStart"/>
       <w:r>
